--- a/Документация.docx
+++ b/Документация.docx
@@ -273,12 +273,52 @@
         <w:t>СОДЕРЖАНИЕ</w:t>
       </w:r>
     </w:p>
+    <w:p>
+      <w:pPr>
+        <w:pStyle w:val="11"/>
+        <w:tabs>
+          <w:tab w:val="right" w:leader="dot" w:pos="9345"/>
+        </w:tabs>
+      </w:pPr>
+    </w:p>
     <w:sdt>
       <w:sdtPr>
-        <w:alias w:val="Содержание"/>
-        <w:id w:val="-1238396994"/>
+        <w:rPr>
+          <w:rFonts w:ascii="Times New Roman" w:hAnsi="Times New Roman" w:cs="Times New Roman"/>
+          <w:lang w:val="ru-RU"/>
+        </w:rPr>
+        <w:id w:val="-344247175"/>
+        <w:docPartObj>
+          <w:docPartGallery w:val="Table of Contents"/>
+          <w:docPartUnique/>
+        </w:docPartObj>
       </w:sdtPr>
+      <w:sdtEndPr>
+        <w:rPr>
+          <w:rFonts w:eastAsia="Times New Roman"/>
+          <w:noProof/>
+          <w:color w:val="auto"/>
+          <w:lang w:val="ru-KZ"/>
+        </w:rPr>
+      </w:sdtEndPr>
       <w:sdtContent>
+        <w:p>
+          <w:pPr>
+            <w:pStyle w:val="ac"/>
+            <w:rPr>
+              <w:rFonts w:ascii="Times New Roman" w:hAnsi="Times New Roman" w:cs="Times New Roman"/>
+              <w:color w:val="000000" w:themeColor="text1"/>
+            </w:rPr>
+          </w:pPr>
+          <w:r>
+            <w:rPr>
+              <w:rFonts w:ascii="Times New Roman" w:hAnsi="Times New Roman" w:cs="Times New Roman"/>
+              <w:color w:val="000000" w:themeColor="text1"/>
+              <w:lang w:val="ru-RU"/>
+            </w:rPr>
+            <w:t>Оглавление</w:t>
+          </w:r>
+        </w:p>
         <w:p>
           <w:pPr>
             <w:pStyle w:val="11"/>
@@ -286,69 +326,127 @@
               <w:tab w:val="right" w:leader="dot" w:pos="9345"/>
             </w:tabs>
             <w:rPr>
-              <w:rFonts w:asciiTheme="minorHAnsi" w:eastAsiaTheme="minorEastAsia" w:hAnsiTheme="minorHAnsi" w:cstheme="minorBidi"/>
+              <w:rFonts w:ascii="Times New Roman" w:eastAsiaTheme="minorEastAsia" w:hAnsi="Times New Roman"/>
+              <w:i w:val="0"/>
+              <w:iCs w:val="0"/>
               <w:noProof/>
+              <w:color w:val="000000" w:themeColor="text1"/>
               <w:kern w:val="2"/>
-              <w:sz w:val="24"/>
-              <w:szCs w:val="24"/>
               <w14:ligatures w14:val="standardContextual"/>
             </w:rPr>
           </w:pPr>
           <w:r>
+            <w:rPr>
+              <w:rFonts w:ascii="Times New Roman" w:hAnsi="Times New Roman"/>
+              <w:i w:val="0"/>
+              <w:iCs w:val="0"/>
+              <w:color w:val="000000" w:themeColor="text1"/>
+            </w:rPr>
             <w:fldChar w:fldCharType="begin"/>
           </w:r>
           <w:r>
-            <w:instrText>TOC \h \o "1-3"</w:instrText>
+            <w:rPr>
+              <w:rFonts w:ascii="Times New Roman" w:hAnsi="Times New Roman"/>
+              <w:i w:val="0"/>
+              <w:iCs w:val="0"/>
+              <w:color w:val="000000" w:themeColor="text1"/>
+            </w:rPr>
+            <w:instrText>TOC \o "1-3" \h \z \u</w:instrText>
           </w:r>
           <w:r>
+            <w:rPr>
+              <w:rFonts w:ascii="Times New Roman" w:hAnsi="Times New Roman"/>
+              <w:i w:val="0"/>
+              <w:iCs w:val="0"/>
+              <w:color w:val="000000" w:themeColor="text1"/>
+            </w:rPr>
             <w:fldChar w:fldCharType="separate"/>
           </w:r>
-          <w:hyperlink w:anchor="_Toc241698874" w:history="1">
+          <w:hyperlink w:anchor="_Toc242992512" w:history="1">
             <w:r>
               <w:rPr>
                 <w:rStyle w:val="a5"/>
-                <w:noProof/>
+                <w:rFonts w:ascii="Times New Roman" w:hAnsi="Times New Roman"/>
+                <w:i w:val="0"/>
+                <w:iCs w:val="0"/>
+                <w:noProof/>
+                <w:color w:val="000000" w:themeColor="text1"/>
               </w:rPr>
               <w:t>1. Общие сведения</w:t>
             </w:r>
             <w:r>
               <w:rPr>
-                <w:noProof/>
+                <w:rFonts w:ascii="Times New Roman" w:hAnsi="Times New Roman"/>
+                <w:i w:val="0"/>
+                <w:iCs w:val="0"/>
+                <w:noProof/>
+                <w:webHidden/>
+                <w:color w:val="000000" w:themeColor="text1"/>
               </w:rPr>
               <w:tab/>
             </w:r>
             <w:r>
               <w:rPr>
-                <w:noProof/>
+                <w:rFonts w:ascii="Times New Roman" w:hAnsi="Times New Roman"/>
+                <w:i w:val="0"/>
+                <w:iCs w:val="0"/>
+                <w:noProof/>
+                <w:webHidden/>
+                <w:color w:val="000000" w:themeColor="text1"/>
               </w:rPr>
               <w:fldChar w:fldCharType="begin"/>
             </w:r>
             <w:r>
               <w:rPr>
-                <w:noProof/>
-              </w:rPr>
-              <w:instrText xml:space="preserve"> PAGEREF _Toc241698874 \h </w:instrText>
-            </w:r>
-            <w:r>
-              <w:rPr>
-                <w:noProof/>
-              </w:rPr>
-            </w:r>
-            <w:r>
-              <w:rPr>
-                <w:noProof/>
+                <w:rFonts w:ascii="Times New Roman" w:hAnsi="Times New Roman"/>
+                <w:i w:val="0"/>
+                <w:iCs w:val="0"/>
+                <w:noProof/>
+                <w:webHidden/>
+                <w:color w:val="000000" w:themeColor="text1"/>
+              </w:rPr>
+              <w:instrText xml:space="preserve"> PAGEREF _Toc242992512 \h </w:instrText>
+            </w:r>
+            <w:r>
+              <w:rPr>
+                <w:rFonts w:ascii="Times New Roman" w:hAnsi="Times New Roman"/>
+                <w:i w:val="0"/>
+                <w:iCs w:val="0"/>
+                <w:noProof/>
+                <w:webHidden/>
+                <w:color w:val="000000" w:themeColor="text1"/>
+              </w:rPr>
+            </w:r>
+            <w:r>
+              <w:rPr>
+                <w:rFonts w:ascii="Times New Roman" w:hAnsi="Times New Roman"/>
+                <w:i w:val="0"/>
+                <w:iCs w:val="0"/>
+                <w:noProof/>
+                <w:webHidden/>
+                <w:color w:val="000000" w:themeColor="text1"/>
               </w:rPr>
               <w:fldChar w:fldCharType="separate"/>
             </w:r>
             <w:r>
               <w:rPr>
-                <w:noProof/>
+                <w:rFonts w:ascii="Times New Roman" w:hAnsi="Times New Roman"/>
+                <w:i w:val="0"/>
+                <w:iCs w:val="0"/>
+                <w:noProof/>
+                <w:webHidden/>
+                <w:color w:val="000000" w:themeColor="text1"/>
               </w:rPr>
               <w:t>3</w:t>
             </w:r>
             <w:r>
               <w:rPr>
-                <w:noProof/>
+                <w:rFonts w:ascii="Times New Roman" w:hAnsi="Times New Roman"/>
+                <w:i w:val="0"/>
+                <w:iCs w:val="0"/>
+                <w:noProof/>
+                <w:webHidden/>
+                <w:color w:val="000000" w:themeColor="text1"/>
               </w:rPr>
               <w:fldChar w:fldCharType="end"/>
             </w:r>
@@ -361,60 +459,84 @@
               <w:tab w:val="right" w:leader="dot" w:pos="9345"/>
             </w:tabs>
             <w:rPr>
-              <w:rFonts w:asciiTheme="minorHAnsi" w:eastAsiaTheme="minorEastAsia" w:hAnsiTheme="minorHAnsi" w:cstheme="minorBidi"/>
+              <w:rFonts w:ascii="Times New Roman" w:eastAsiaTheme="minorEastAsia" w:hAnsi="Times New Roman"/>
               <w:noProof/>
+              <w:color w:val="000000" w:themeColor="text1"/>
               <w:kern w:val="2"/>
               <w:sz w:val="24"/>
               <w:szCs w:val="24"/>
               <w14:ligatures w14:val="standardContextual"/>
             </w:rPr>
           </w:pPr>
-          <w:hyperlink w:anchor="_Toc241698875" w:history="1">
+          <w:hyperlink w:anchor="_Toc242992513" w:history="1">
             <w:r>
               <w:rPr>
                 <w:rStyle w:val="a5"/>
-                <w:noProof/>
+                <w:rFonts w:ascii="Times New Roman" w:hAnsi="Times New Roman"/>
+                <w:noProof/>
+                <w:color w:val="000000" w:themeColor="text1"/>
               </w:rPr>
               <w:t>1.1. Возможности</w:t>
             </w:r>
             <w:r>
               <w:rPr>
-                <w:noProof/>
+                <w:rFonts w:ascii="Times New Roman" w:hAnsi="Times New Roman"/>
+                <w:noProof/>
+                <w:webHidden/>
+                <w:color w:val="000000" w:themeColor="text1"/>
               </w:rPr>
               <w:tab/>
             </w:r>
             <w:r>
               <w:rPr>
-                <w:noProof/>
+                <w:rFonts w:ascii="Times New Roman" w:hAnsi="Times New Roman"/>
+                <w:noProof/>
+                <w:webHidden/>
+                <w:color w:val="000000" w:themeColor="text1"/>
               </w:rPr>
               <w:fldChar w:fldCharType="begin"/>
             </w:r>
             <w:r>
               <w:rPr>
-                <w:noProof/>
-              </w:rPr>
-              <w:instrText xml:space="preserve"> PAGEREF _Toc241698875 \h </w:instrText>
-            </w:r>
-            <w:r>
-              <w:rPr>
-                <w:noProof/>
-              </w:rPr>
-            </w:r>
-            <w:r>
-              <w:rPr>
-                <w:noProof/>
+                <w:rFonts w:ascii="Times New Roman" w:hAnsi="Times New Roman"/>
+                <w:noProof/>
+                <w:webHidden/>
+                <w:color w:val="000000" w:themeColor="text1"/>
+              </w:rPr>
+              <w:instrText xml:space="preserve"> PAGEREF _Toc242992513 \h </w:instrText>
+            </w:r>
+            <w:r>
+              <w:rPr>
+                <w:rFonts w:ascii="Times New Roman" w:hAnsi="Times New Roman"/>
+                <w:noProof/>
+                <w:webHidden/>
+                <w:color w:val="000000" w:themeColor="text1"/>
+              </w:rPr>
+            </w:r>
+            <w:r>
+              <w:rPr>
+                <w:rFonts w:ascii="Times New Roman" w:hAnsi="Times New Roman"/>
+                <w:noProof/>
+                <w:webHidden/>
+                <w:color w:val="000000" w:themeColor="text1"/>
               </w:rPr>
               <w:fldChar w:fldCharType="separate"/>
             </w:r>
             <w:r>
               <w:rPr>
-                <w:noProof/>
+                <w:rFonts w:ascii="Times New Roman" w:hAnsi="Times New Roman"/>
+                <w:noProof/>
+                <w:webHidden/>
+                <w:color w:val="000000" w:themeColor="text1"/>
               </w:rPr>
               <w:t>3</w:t>
             </w:r>
             <w:r>
               <w:rPr>
-                <w:noProof/>
+                <w:rFonts w:ascii="Times New Roman" w:hAnsi="Times New Roman"/>
+                <w:noProof/>
+                <w:webHidden/>
+                <w:color w:val="000000" w:themeColor="text1"/>
               </w:rPr>
               <w:fldChar w:fldCharType="end"/>
             </w:r>
@@ -427,60 +549,84 @@
               <w:tab w:val="right" w:leader="dot" w:pos="9345"/>
             </w:tabs>
             <w:rPr>
-              <w:rFonts w:asciiTheme="minorHAnsi" w:eastAsiaTheme="minorEastAsia" w:hAnsiTheme="minorHAnsi" w:cstheme="minorBidi"/>
+              <w:rFonts w:ascii="Times New Roman" w:eastAsiaTheme="minorEastAsia" w:hAnsi="Times New Roman"/>
               <w:noProof/>
+              <w:color w:val="000000" w:themeColor="text1"/>
               <w:kern w:val="2"/>
               <w:sz w:val="24"/>
               <w:szCs w:val="24"/>
               <w14:ligatures w14:val="standardContextual"/>
             </w:rPr>
           </w:pPr>
-          <w:hyperlink w:anchor="_Toc241698876" w:history="1">
+          <w:hyperlink w:anchor="_Toc242992514" w:history="1">
             <w:r>
               <w:rPr>
                 <w:rStyle w:val="a5"/>
-                <w:noProof/>
+                <w:rFonts w:ascii="Times New Roman" w:hAnsi="Times New Roman"/>
+                <w:noProof/>
+                <w:color w:val="000000" w:themeColor="text1"/>
               </w:rPr>
               <w:t>1.2. Стек</w:t>
             </w:r>
             <w:r>
               <w:rPr>
-                <w:noProof/>
+                <w:rFonts w:ascii="Times New Roman" w:hAnsi="Times New Roman"/>
+                <w:noProof/>
+                <w:webHidden/>
+                <w:color w:val="000000" w:themeColor="text1"/>
               </w:rPr>
               <w:tab/>
             </w:r>
             <w:r>
               <w:rPr>
-                <w:noProof/>
+                <w:rFonts w:ascii="Times New Roman" w:hAnsi="Times New Roman"/>
+                <w:noProof/>
+                <w:webHidden/>
+                <w:color w:val="000000" w:themeColor="text1"/>
               </w:rPr>
               <w:fldChar w:fldCharType="begin"/>
             </w:r>
             <w:r>
               <w:rPr>
-                <w:noProof/>
-              </w:rPr>
-              <w:instrText xml:space="preserve"> PAGEREF _Toc241698876 \h </w:instrText>
-            </w:r>
-            <w:r>
-              <w:rPr>
-                <w:noProof/>
-              </w:rPr>
-            </w:r>
-            <w:r>
-              <w:rPr>
-                <w:noProof/>
+                <w:rFonts w:ascii="Times New Roman" w:hAnsi="Times New Roman"/>
+                <w:noProof/>
+                <w:webHidden/>
+                <w:color w:val="000000" w:themeColor="text1"/>
+              </w:rPr>
+              <w:instrText xml:space="preserve"> PAGEREF _Toc242992514 \h </w:instrText>
+            </w:r>
+            <w:r>
+              <w:rPr>
+                <w:rFonts w:ascii="Times New Roman" w:hAnsi="Times New Roman"/>
+                <w:noProof/>
+                <w:webHidden/>
+                <w:color w:val="000000" w:themeColor="text1"/>
+              </w:rPr>
+            </w:r>
+            <w:r>
+              <w:rPr>
+                <w:rFonts w:ascii="Times New Roman" w:hAnsi="Times New Roman"/>
+                <w:noProof/>
+                <w:webHidden/>
+                <w:color w:val="000000" w:themeColor="text1"/>
               </w:rPr>
               <w:fldChar w:fldCharType="separate"/>
             </w:r>
             <w:r>
               <w:rPr>
-                <w:noProof/>
+                <w:rFonts w:ascii="Times New Roman" w:hAnsi="Times New Roman"/>
+                <w:noProof/>
+                <w:webHidden/>
+                <w:color w:val="000000" w:themeColor="text1"/>
               </w:rPr>
               <w:t>3</w:t>
             </w:r>
             <w:r>
               <w:rPr>
-                <w:noProof/>
+                <w:rFonts w:ascii="Times New Roman" w:hAnsi="Times New Roman"/>
+                <w:noProof/>
+                <w:webHidden/>
+                <w:color w:val="000000" w:themeColor="text1"/>
               </w:rPr>
               <w:fldChar w:fldCharType="end"/>
             </w:r>
@@ -493,60 +639,84 @@
               <w:tab w:val="right" w:leader="dot" w:pos="9345"/>
             </w:tabs>
             <w:rPr>
-              <w:rFonts w:asciiTheme="minorHAnsi" w:eastAsiaTheme="minorEastAsia" w:hAnsiTheme="minorHAnsi" w:cstheme="minorBidi"/>
+              <w:rFonts w:ascii="Times New Roman" w:eastAsiaTheme="minorEastAsia" w:hAnsi="Times New Roman"/>
               <w:noProof/>
+              <w:color w:val="000000" w:themeColor="text1"/>
               <w:kern w:val="2"/>
               <w:sz w:val="24"/>
               <w:szCs w:val="24"/>
               <w14:ligatures w14:val="standardContextual"/>
             </w:rPr>
           </w:pPr>
-          <w:hyperlink w:anchor="_Toc241698877" w:history="1">
+          <w:hyperlink w:anchor="_Toc242992515" w:history="1">
             <w:r>
               <w:rPr>
                 <w:rStyle w:val="a5"/>
-                <w:noProof/>
+                <w:rFonts w:ascii="Times New Roman" w:hAnsi="Times New Roman"/>
+                <w:noProof/>
+                <w:color w:val="000000" w:themeColor="text1"/>
               </w:rPr>
               <w:t>1.3. План реализации</w:t>
             </w:r>
             <w:r>
               <w:rPr>
-                <w:noProof/>
+                <w:rFonts w:ascii="Times New Roman" w:hAnsi="Times New Roman"/>
+                <w:noProof/>
+                <w:webHidden/>
+                <w:color w:val="000000" w:themeColor="text1"/>
               </w:rPr>
               <w:tab/>
             </w:r>
             <w:r>
               <w:rPr>
-                <w:noProof/>
+                <w:rFonts w:ascii="Times New Roman" w:hAnsi="Times New Roman"/>
+                <w:noProof/>
+                <w:webHidden/>
+                <w:color w:val="000000" w:themeColor="text1"/>
               </w:rPr>
               <w:fldChar w:fldCharType="begin"/>
             </w:r>
             <w:r>
               <w:rPr>
-                <w:noProof/>
-              </w:rPr>
-              <w:instrText xml:space="preserve"> PAGEREF _Toc241698877 \h </w:instrText>
-            </w:r>
-            <w:r>
-              <w:rPr>
-                <w:noProof/>
-              </w:rPr>
-            </w:r>
-            <w:r>
-              <w:rPr>
-                <w:noProof/>
+                <w:rFonts w:ascii="Times New Roman" w:hAnsi="Times New Roman"/>
+                <w:noProof/>
+                <w:webHidden/>
+                <w:color w:val="000000" w:themeColor="text1"/>
+              </w:rPr>
+              <w:instrText xml:space="preserve"> PAGEREF _Toc242992515 \h </w:instrText>
+            </w:r>
+            <w:r>
+              <w:rPr>
+                <w:rFonts w:ascii="Times New Roman" w:hAnsi="Times New Roman"/>
+                <w:noProof/>
+                <w:webHidden/>
+                <w:color w:val="000000" w:themeColor="text1"/>
+              </w:rPr>
+            </w:r>
+            <w:r>
+              <w:rPr>
+                <w:rFonts w:ascii="Times New Roman" w:hAnsi="Times New Roman"/>
+                <w:noProof/>
+                <w:webHidden/>
+                <w:color w:val="000000" w:themeColor="text1"/>
               </w:rPr>
               <w:fldChar w:fldCharType="separate"/>
             </w:r>
             <w:r>
               <w:rPr>
-                <w:noProof/>
+                <w:rFonts w:ascii="Times New Roman" w:hAnsi="Times New Roman"/>
+                <w:noProof/>
+                <w:webHidden/>
+                <w:color w:val="000000" w:themeColor="text1"/>
               </w:rPr>
               <w:t>3</w:t>
             </w:r>
             <w:r>
               <w:rPr>
-                <w:noProof/>
+                <w:rFonts w:ascii="Times New Roman" w:hAnsi="Times New Roman"/>
+                <w:noProof/>
+                <w:webHidden/>
+                <w:color w:val="000000" w:themeColor="text1"/>
               </w:rPr>
               <w:fldChar w:fldCharType="end"/>
             </w:r>
@@ -559,60 +729,100 @@
               <w:tab w:val="right" w:leader="dot" w:pos="9345"/>
             </w:tabs>
             <w:rPr>
-              <w:rFonts w:asciiTheme="minorHAnsi" w:eastAsiaTheme="minorEastAsia" w:hAnsiTheme="minorHAnsi" w:cstheme="minorBidi"/>
+              <w:rFonts w:ascii="Times New Roman" w:eastAsiaTheme="minorEastAsia" w:hAnsi="Times New Roman"/>
+              <w:i w:val="0"/>
+              <w:iCs w:val="0"/>
               <w:noProof/>
+              <w:color w:val="000000" w:themeColor="text1"/>
               <w:kern w:val="2"/>
-              <w:sz w:val="24"/>
-              <w:szCs w:val="24"/>
               <w14:ligatures w14:val="standardContextual"/>
             </w:rPr>
           </w:pPr>
-          <w:hyperlink w:anchor="_Toc241698878" w:history="1">
+          <w:hyperlink w:anchor="_Toc242992516" w:history="1">
             <w:r>
               <w:rPr>
                 <w:rStyle w:val="a5"/>
-                <w:noProof/>
+                <w:rFonts w:ascii="Times New Roman" w:hAnsi="Times New Roman"/>
+                <w:i w:val="0"/>
+                <w:iCs w:val="0"/>
+                <w:noProof/>
+                <w:color w:val="000000" w:themeColor="text1"/>
               </w:rPr>
               <w:t>2. Концепция</w:t>
             </w:r>
             <w:r>
               <w:rPr>
-                <w:noProof/>
+                <w:rFonts w:ascii="Times New Roman" w:hAnsi="Times New Roman"/>
+                <w:i w:val="0"/>
+                <w:iCs w:val="0"/>
+                <w:noProof/>
+                <w:webHidden/>
+                <w:color w:val="000000" w:themeColor="text1"/>
               </w:rPr>
               <w:tab/>
             </w:r>
             <w:r>
               <w:rPr>
-                <w:noProof/>
+                <w:rFonts w:ascii="Times New Roman" w:hAnsi="Times New Roman"/>
+                <w:i w:val="0"/>
+                <w:iCs w:val="0"/>
+                <w:noProof/>
+                <w:webHidden/>
+                <w:color w:val="000000" w:themeColor="text1"/>
               </w:rPr>
               <w:fldChar w:fldCharType="begin"/>
             </w:r>
             <w:r>
               <w:rPr>
-                <w:noProof/>
-              </w:rPr>
-              <w:instrText xml:space="preserve"> PAGEREF _Toc241698878 \h </w:instrText>
-            </w:r>
-            <w:r>
-              <w:rPr>
-                <w:noProof/>
-              </w:rPr>
-            </w:r>
-            <w:r>
-              <w:rPr>
-                <w:noProof/>
+                <w:rFonts w:ascii="Times New Roman" w:hAnsi="Times New Roman"/>
+                <w:i w:val="0"/>
+                <w:iCs w:val="0"/>
+                <w:noProof/>
+                <w:webHidden/>
+                <w:color w:val="000000" w:themeColor="text1"/>
+              </w:rPr>
+              <w:instrText xml:space="preserve"> PAGEREF _Toc242992516 \h </w:instrText>
+            </w:r>
+            <w:r>
+              <w:rPr>
+                <w:rFonts w:ascii="Times New Roman" w:hAnsi="Times New Roman"/>
+                <w:i w:val="0"/>
+                <w:iCs w:val="0"/>
+                <w:noProof/>
+                <w:webHidden/>
+                <w:color w:val="000000" w:themeColor="text1"/>
+              </w:rPr>
+            </w:r>
+            <w:r>
+              <w:rPr>
+                <w:rFonts w:ascii="Times New Roman" w:hAnsi="Times New Roman"/>
+                <w:i w:val="0"/>
+                <w:iCs w:val="0"/>
+                <w:noProof/>
+                <w:webHidden/>
+                <w:color w:val="000000" w:themeColor="text1"/>
               </w:rPr>
               <w:fldChar w:fldCharType="separate"/>
             </w:r>
             <w:r>
               <w:rPr>
-                <w:noProof/>
+                <w:rFonts w:ascii="Times New Roman" w:hAnsi="Times New Roman"/>
+                <w:i w:val="0"/>
+                <w:iCs w:val="0"/>
+                <w:noProof/>
+                <w:webHidden/>
+                <w:color w:val="000000" w:themeColor="text1"/>
               </w:rPr>
               <w:t>5</w:t>
             </w:r>
             <w:r>
               <w:rPr>
-                <w:noProof/>
+                <w:rFonts w:ascii="Times New Roman" w:hAnsi="Times New Roman"/>
+                <w:i w:val="0"/>
+                <w:iCs w:val="0"/>
+                <w:noProof/>
+                <w:webHidden/>
+                <w:color w:val="000000" w:themeColor="text1"/>
               </w:rPr>
               <w:fldChar w:fldCharType="end"/>
             </w:r>
@@ -625,60 +835,84 @@
               <w:tab w:val="right" w:leader="dot" w:pos="9345"/>
             </w:tabs>
             <w:rPr>
-              <w:rFonts w:asciiTheme="minorHAnsi" w:eastAsiaTheme="minorEastAsia" w:hAnsiTheme="minorHAnsi" w:cstheme="minorBidi"/>
+              <w:rFonts w:ascii="Times New Roman" w:eastAsiaTheme="minorEastAsia" w:hAnsi="Times New Roman"/>
               <w:noProof/>
+              <w:color w:val="000000" w:themeColor="text1"/>
               <w:kern w:val="2"/>
               <w:sz w:val="24"/>
               <w:szCs w:val="24"/>
               <w14:ligatures w14:val="standardContextual"/>
             </w:rPr>
           </w:pPr>
-          <w:hyperlink w:anchor="_Toc241698879" w:history="1">
+          <w:hyperlink w:anchor="_Toc242992517" w:history="1">
             <w:r>
               <w:rPr>
                 <w:rStyle w:val="a5"/>
-                <w:noProof/>
+                <w:rFonts w:ascii="Times New Roman" w:hAnsi="Times New Roman"/>
+                <w:noProof/>
+                <w:color w:val="000000" w:themeColor="text1"/>
               </w:rPr>
               <w:t>2.1. Проблема</w:t>
             </w:r>
             <w:r>
               <w:rPr>
-                <w:noProof/>
+                <w:rFonts w:ascii="Times New Roman" w:hAnsi="Times New Roman"/>
+                <w:noProof/>
+                <w:webHidden/>
+                <w:color w:val="000000" w:themeColor="text1"/>
               </w:rPr>
               <w:tab/>
             </w:r>
             <w:r>
               <w:rPr>
-                <w:noProof/>
+                <w:rFonts w:ascii="Times New Roman" w:hAnsi="Times New Roman"/>
+                <w:noProof/>
+                <w:webHidden/>
+                <w:color w:val="000000" w:themeColor="text1"/>
               </w:rPr>
               <w:fldChar w:fldCharType="begin"/>
             </w:r>
             <w:r>
               <w:rPr>
-                <w:noProof/>
-              </w:rPr>
-              <w:instrText xml:space="preserve"> PAGEREF _Toc241698879 \h </w:instrText>
-            </w:r>
-            <w:r>
-              <w:rPr>
-                <w:noProof/>
-              </w:rPr>
-            </w:r>
-            <w:r>
-              <w:rPr>
-                <w:noProof/>
+                <w:rFonts w:ascii="Times New Roman" w:hAnsi="Times New Roman"/>
+                <w:noProof/>
+                <w:webHidden/>
+                <w:color w:val="000000" w:themeColor="text1"/>
+              </w:rPr>
+              <w:instrText xml:space="preserve"> PAGEREF _Toc242992517 \h </w:instrText>
+            </w:r>
+            <w:r>
+              <w:rPr>
+                <w:rFonts w:ascii="Times New Roman" w:hAnsi="Times New Roman"/>
+                <w:noProof/>
+                <w:webHidden/>
+                <w:color w:val="000000" w:themeColor="text1"/>
+              </w:rPr>
+            </w:r>
+            <w:r>
+              <w:rPr>
+                <w:rFonts w:ascii="Times New Roman" w:hAnsi="Times New Roman"/>
+                <w:noProof/>
+                <w:webHidden/>
+                <w:color w:val="000000" w:themeColor="text1"/>
               </w:rPr>
               <w:fldChar w:fldCharType="separate"/>
             </w:r>
             <w:r>
               <w:rPr>
-                <w:noProof/>
+                <w:rFonts w:ascii="Times New Roman" w:hAnsi="Times New Roman"/>
+                <w:noProof/>
+                <w:webHidden/>
+                <w:color w:val="000000" w:themeColor="text1"/>
               </w:rPr>
               <w:t>5</w:t>
             </w:r>
             <w:r>
               <w:rPr>
-                <w:noProof/>
+                <w:rFonts w:ascii="Times New Roman" w:hAnsi="Times New Roman"/>
+                <w:noProof/>
+                <w:webHidden/>
+                <w:color w:val="000000" w:themeColor="text1"/>
               </w:rPr>
               <w:fldChar w:fldCharType="end"/>
             </w:r>
@@ -691,60 +925,84 @@
               <w:tab w:val="right" w:leader="dot" w:pos="9345"/>
             </w:tabs>
             <w:rPr>
-              <w:rFonts w:asciiTheme="minorHAnsi" w:eastAsiaTheme="minorEastAsia" w:hAnsiTheme="minorHAnsi" w:cstheme="minorBidi"/>
+              <w:rFonts w:ascii="Times New Roman" w:eastAsiaTheme="minorEastAsia" w:hAnsi="Times New Roman"/>
               <w:noProof/>
+              <w:color w:val="000000" w:themeColor="text1"/>
               <w:kern w:val="2"/>
               <w:sz w:val="24"/>
               <w:szCs w:val="24"/>
               <w14:ligatures w14:val="standardContextual"/>
             </w:rPr>
           </w:pPr>
-          <w:hyperlink w:anchor="_Toc241698880" w:history="1">
+          <w:hyperlink w:anchor="_Toc242992518" w:history="1">
             <w:r>
               <w:rPr>
                 <w:rStyle w:val="a5"/>
-                <w:noProof/>
+                <w:rFonts w:ascii="Times New Roman" w:hAnsi="Times New Roman"/>
+                <w:noProof/>
+                <w:color w:val="000000" w:themeColor="text1"/>
               </w:rPr>
               <w:t>2.2. Идея</w:t>
             </w:r>
             <w:r>
               <w:rPr>
-                <w:noProof/>
+                <w:rFonts w:ascii="Times New Roman" w:hAnsi="Times New Roman"/>
+                <w:noProof/>
+                <w:webHidden/>
+                <w:color w:val="000000" w:themeColor="text1"/>
               </w:rPr>
               <w:tab/>
             </w:r>
             <w:r>
               <w:rPr>
-                <w:noProof/>
+                <w:rFonts w:ascii="Times New Roman" w:hAnsi="Times New Roman"/>
+                <w:noProof/>
+                <w:webHidden/>
+                <w:color w:val="000000" w:themeColor="text1"/>
               </w:rPr>
               <w:fldChar w:fldCharType="begin"/>
             </w:r>
             <w:r>
               <w:rPr>
-                <w:noProof/>
-              </w:rPr>
-              <w:instrText xml:space="preserve"> PAGEREF _Toc241698880 \h </w:instrText>
-            </w:r>
-            <w:r>
-              <w:rPr>
-                <w:noProof/>
-              </w:rPr>
-            </w:r>
-            <w:r>
-              <w:rPr>
-                <w:noProof/>
+                <w:rFonts w:ascii="Times New Roman" w:hAnsi="Times New Roman"/>
+                <w:noProof/>
+                <w:webHidden/>
+                <w:color w:val="000000" w:themeColor="text1"/>
+              </w:rPr>
+              <w:instrText xml:space="preserve"> PAGEREF _Toc242992518 \h </w:instrText>
+            </w:r>
+            <w:r>
+              <w:rPr>
+                <w:rFonts w:ascii="Times New Roman" w:hAnsi="Times New Roman"/>
+                <w:noProof/>
+                <w:webHidden/>
+                <w:color w:val="000000" w:themeColor="text1"/>
+              </w:rPr>
+            </w:r>
+            <w:r>
+              <w:rPr>
+                <w:rFonts w:ascii="Times New Roman" w:hAnsi="Times New Roman"/>
+                <w:noProof/>
+                <w:webHidden/>
+                <w:color w:val="000000" w:themeColor="text1"/>
               </w:rPr>
               <w:fldChar w:fldCharType="separate"/>
             </w:r>
             <w:r>
               <w:rPr>
-                <w:noProof/>
+                <w:rFonts w:ascii="Times New Roman" w:hAnsi="Times New Roman"/>
+                <w:noProof/>
+                <w:webHidden/>
+                <w:color w:val="000000" w:themeColor="text1"/>
               </w:rPr>
               <w:t>5</w:t>
             </w:r>
             <w:r>
               <w:rPr>
-                <w:noProof/>
+                <w:rFonts w:ascii="Times New Roman" w:hAnsi="Times New Roman"/>
+                <w:noProof/>
+                <w:webHidden/>
+                <w:color w:val="000000" w:themeColor="text1"/>
               </w:rPr>
               <w:fldChar w:fldCharType="end"/>
             </w:r>
@@ -757,60 +1015,102 @@
               <w:tab w:val="right" w:leader="dot" w:pos="9345"/>
             </w:tabs>
             <w:rPr>
-              <w:rFonts w:asciiTheme="minorHAnsi" w:eastAsiaTheme="minorEastAsia" w:hAnsiTheme="minorHAnsi" w:cstheme="minorBidi"/>
+              <w:rFonts w:ascii="Times New Roman" w:eastAsiaTheme="minorEastAsia" w:hAnsi="Times New Roman"/>
+              <w:b/>
+              <w:bCs/>
               <w:noProof/>
+              <w:color w:val="000000" w:themeColor="text1"/>
               <w:kern w:val="2"/>
               <w:sz w:val="24"/>
               <w:szCs w:val="24"/>
               <w14:ligatures w14:val="standardContextual"/>
             </w:rPr>
           </w:pPr>
-          <w:hyperlink w:anchor="_Toc241698881" w:history="1">
+          <w:hyperlink w:anchor="_Toc242992519" w:history="1">
             <w:r>
               <w:rPr>
                 <w:rStyle w:val="a5"/>
-                <w:noProof/>
+                <w:rFonts w:ascii="Times New Roman" w:hAnsi="Times New Roman"/>
+                <w:b/>
+                <w:bCs/>
+                <w:noProof/>
+                <w:color w:val="000000" w:themeColor="text1"/>
               </w:rPr>
               <w:t>2.2.1. Пример</w:t>
             </w:r>
             <w:r>
               <w:rPr>
-                <w:noProof/>
+                <w:rFonts w:ascii="Times New Roman" w:hAnsi="Times New Roman"/>
+                <w:b/>
+                <w:bCs/>
+                <w:noProof/>
+                <w:webHidden/>
+                <w:color w:val="000000" w:themeColor="text1"/>
               </w:rPr>
               <w:tab/>
             </w:r>
             <w:r>
               <w:rPr>
-                <w:noProof/>
+                <w:rFonts w:ascii="Times New Roman" w:hAnsi="Times New Roman"/>
+                <w:b/>
+                <w:bCs/>
+                <w:noProof/>
+                <w:webHidden/>
+                <w:color w:val="000000" w:themeColor="text1"/>
               </w:rPr>
               <w:fldChar w:fldCharType="begin"/>
             </w:r>
             <w:r>
               <w:rPr>
-                <w:noProof/>
-              </w:rPr>
-              <w:instrText xml:space="preserve"> PAGEREF _Toc241698881 \h </w:instrText>
-            </w:r>
-            <w:r>
-              <w:rPr>
-                <w:noProof/>
-              </w:rPr>
-            </w:r>
-            <w:r>
-              <w:rPr>
-                <w:noProof/>
+                <w:rFonts w:ascii="Times New Roman" w:hAnsi="Times New Roman"/>
+                <w:b/>
+                <w:bCs/>
+                <w:noProof/>
+                <w:webHidden/>
+                <w:color w:val="000000" w:themeColor="text1"/>
+              </w:rPr>
+              <w:instrText xml:space="preserve"> PAGEREF _Toc242992519 \h </w:instrText>
+            </w:r>
+            <w:r>
+              <w:rPr>
+                <w:rFonts w:ascii="Times New Roman" w:hAnsi="Times New Roman"/>
+                <w:b/>
+                <w:bCs/>
+                <w:noProof/>
+                <w:webHidden/>
+                <w:color w:val="000000" w:themeColor="text1"/>
+              </w:rPr>
+            </w:r>
+            <w:r>
+              <w:rPr>
+                <w:rFonts w:ascii="Times New Roman" w:hAnsi="Times New Roman"/>
+                <w:b/>
+                <w:bCs/>
+                <w:noProof/>
+                <w:webHidden/>
+                <w:color w:val="000000" w:themeColor="text1"/>
               </w:rPr>
               <w:fldChar w:fldCharType="separate"/>
             </w:r>
             <w:r>
               <w:rPr>
-                <w:noProof/>
+                <w:rFonts w:ascii="Times New Roman" w:hAnsi="Times New Roman"/>
+                <w:b/>
+                <w:bCs/>
+                <w:noProof/>
+                <w:webHidden/>
+                <w:color w:val="000000" w:themeColor="text1"/>
               </w:rPr>
               <w:t>5</w:t>
             </w:r>
             <w:r>
               <w:rPr>
-                <w:noProof/>
+                <w:rFonts w:ascii="Times New Roman" w:hAnsi="Times New Roman"/>
+                <w:b/>
+                <w:bCs/>
+                <w:noProof/>
+                <w:webHidden/>
+                <w:color w:val="000000" w:themeColor="text1"/>
               </w:rPr>
               <w:fldChar w:fldCharType="end"/>
             </w:r>
@@ -823,60 +1123,84 @@
               <w:tab w:val="right" w:leader="dot" w:pos="9345"/>
             </w:tabs>
             <w:rPr>
-              <w:rFonts w:asciiTheme="minorHAnsi" w:eastAsiaTheme="minorEastAsia" w:hAnsiTheme="minorHAnsi" w:cstheme="minorBidi"/>
+              <w:rFonts w:ascii="Times New Roman" w:eastAsiaTheme="minorEastAsia" w:hAnsi="Times New Roman"/>
               <w:noProof/>
+              <w:color w:val="000000" w:themeColor="text1"/>
               <w:kern w:val="2"/>
               <w:sz w:val="24"/>
               <w:szCs w:val="24"/>
               <w14:ligatures w14:val="standardContextual"/>
             </w:rPr>
           </w:pPr>
-          <w:hyperlink w:anchor="_Toc241698882" w:history="1">
+          <w:hyperlink w:anchor="_Toc242992520" w:history="1">
             <w:r>
               <w:rPr>
                 <w:rStyle w:val="a5"/>
-                <w:noProof/>
+                <w:rFonts w:ascii="Times New Roman" w:hAnsi="Times New Roman"/>
+                <w:noProof/>
+                <w:color w:val="000000" w:themeColor="text1"/>
               </w:rPr>
               <w:t>2.3. Целевые пользователи</w:t>
             </w:r>
             <w:r>
               <w:rPr>
-                <w:noProof/>
+                <w:rFonts w:ascii="Times New Roman" w:hAnsi="Times New Roman"/>
+                <w:noProof/>
+                <w:webHidden/>
+                <w:color w:val="000000" w:themeColor="text1"/>
               </w:rPr>
               <w:tab/>
             </w:r>
             <w:r>
               <w:rPr>
-                <w:noProof/>
+                <w:rFonts w:ascii="Times New Roman" w:hAnsi="Times New Roman"/>
+                <w:noProof/>
+                <w:webHidden/>
+                <w:color w:val="000000" w:themeColor="text1"/>
               </w:rPr>
               <w:fldChar w:fldCharType="begin"/>
             </w:r>
             <w:r>
               <w:rPr>
-                <w:noProof/>
-              </w:rPr>
-              <w:instrText xml:space="preserve"> PAGEREF _Toc241698882 \h </w:instrText>
-            </w:r>
-            <w:r>
-              <w:rPr>
-                <w:noProof/>
-              </w:rPr>
-            </w:r>
-            <w:r>
-              <w:rPr>
-                <w:noProof/>
+                <w:rFonts w:ascii="Times New Roman" w:hAnsi="Times New Roman"/>
+                <w:noProof/>
+                <w:webHidden/>
+                <w:color w:val="000000" w:themeColor="text1"/>
+              </w:rPr>
+              <w:instrText xml:space="preserve"> PAGEREF _Toc242992520 \h </w:instrText>
+            </w:r>
+            <w:r>
+              <w:rPr>
+                <w:rFonts w:ascii="Times New Roman" w:hAnsi="Times New Roman"/>
+                <w:noProof/>
+                <w:webHidden/>
+                <w:color w:val="000000" w:themeColor="text1"/>
+              </w:rPr>
+            </w:r>
+            <w:r>
+              <w:rPr>
+                <w:rFonts w:ascii="Times New Roman" w:hAnsi="Times New Roman"/>
+                <w:noProof/>
+                <w:webHidden/>
+                <w:color w:val="000000" w:themeColor="text1"/>
               </w:rPr>
               <w:fldChar w:fldCharType="separate"/>
             </w:r>
             <w:r>
               <w:rPr>
-                <w:noProof/>
+                <w:rFonts w:ascii="Times New Roman" w:hAnsi="Times New Roman"/>
+                <w:noProof/>
+                <w:webHidden/>
+                <w:color w:val="000000" w:themeColor="text1"/>
               </w:rPr>
               <w:t>6</w:t>
             </w:r>
             <w:r>
               <w:rPr>
-                <w:noProof/>
+                <w:rFonts w:ascii="Times New Roman" w:hAnsi="Times New Roman"/>
+                <w:noProof/>
+                <w:webHidden/>
+                <w:color w:val="000000" w:themeColor="text1"/>
               </w:rPr>
               <w:fldChar w:fldCharType="end"/>
             </w:r>
@@ -889,60 +1213,84 @@
               <w:tab w:val="right" w:leader="dot" w:pos="9345"/>
             </w:tabs>
             <w:rPr>
-              <w:rFonts w:asciiTheme="minorHAnsi" w:eastAsiaTheme="minorEastAsia" w:hAnsiTheme="minorHAnsi" w:cstheme="minorBidi"/>
+              <w:rFonts w:ascii="Times New Roman" w:eastAsiaTheme="minorEastAsia" w:hAnsi="Times New Roman"/>
               <w:noProof/>
+              <w:color w:val="000000" w:themeColor="text1"/>
               <w:kern w:val="2"/>
               <w:sz w:val="24"/>
               <w:szCs w:val="24"/>
               <w14:ligatures w14:val="standardContextual"/>
             </w:rPr>
           </w:pPr>
-          <w:hyperlink w:anchor="_Toc241698883" w:history="1">
+          <w:hyperlink w:anchor="_Toc242992521" w:history="1">
             <w:r>
               <w:rPr>
                 <w:rStyle w:val="a5"/>
-                <w:noProof/>
+                <w:rFonts w:ascii="Times New Roman" w:hAnsi="Times New Roman"/>
+                <w:noProof/>
+                <w:color w:val="000000" w:themeColor="text1"/>
               </w:rPr>
               <w:t>2.4. Аналоги</w:t>
             </w:r>
             <w:r>
               <w:rPr>
-                <w:noProof/>
+                <w:rFonts w:ascii="Times New Roman" w:hAnsi="Times New Roman"/>
+                <w:noProof/>
+                <w:webHidden/>
+                <w:color w:val="000000" w:themeColor="text1"/>
               </w:rPr>
               <w:tab/>
             </w:r>
             <w:r>
               <w:rPr>
-                <w:noProof/>
+                <w:rFonts w:ascii="Times New Roman" w:hAnsi="Times New Roman"/>
+                <w:noProof/>
+                <w:webHidden/>
+                <w:color w:val="000000" w:themeColor="text1"/>
               </w:rPr>
               <w:fldChar w:fldCharType="begin"/>
             </w:r>
             <w:r>
               <w:rPr>
-                <w:noProof/>
-              </w:rPr>
-              <w:instrText xml:space="preserve"> PAGEREF _Toc241698883 \h </w:instrText>
-            </w:r>
-            <w:r>
-              <w:rPr>
-                <w:noProof/>
-              </w:rPr>
-            </w:r>
-            <w:r>
-              <w:rPr>
-                <w:noProof/>
+                <w:rFonts w:ascii="Times New Roman" w:hAnsi="Times New Roman"/>
+                <w:noProof/>
+                <w:webHidden/>
+                <w:color w:val="000000" w:themeColor="text1"/>
+              </w:rPr>
+              <w:instrText xml:space="preserve"> PAGEREF _Toc242992521 \h </w:instrText>
+            </w:r>
+            <w:r>
+              <w:rPr>
+                <w:rFonts w:ascii="Times New Roman" w:hAnsi="Times New Roman"/>
+                <w:noProof/>
+                <w:webHidden/>
+                <w:color w:val="000000" w:themeColor="text1"/>
+              </w:rPr>
+            </w:r>
+            <w:r>
+              <w:rPr>
+                <w:rFonts w:ascii="Times New Roman" w:hAnsi="Times New Roman"/>
+                <w:noProof/>
+                <w:webHidden/>
+                <w:color w:val="000000" w:themeColor="text1"/>
               </w:rPr>
               <w:fldChar w:fldCharType="separate"/>
             </w:r>
             <w:r>
               <w:rPr>
-                <w:noProof/>
+                <w:rFonts w:ascii="Times New Roman" w:hAnsi="Times New Roman"/>
+                <w:noProof/>
+                <w:webHidden/>
+                <w:color w:val="000000" w:themeColor="text1"/>
               </w:rPr>
               <w:t>6</w:t>
             </w:r>
             <w:r>
               <w:rPr>
-                <w:noProof/>
+                <w:rFonts w:ascii="Times New Roman" w:hAnsi="Times New Roman"/>
+                <w:noProof/>
+                <w:webHidden/>
+                <w:color w:val="000000" w:themeColor="text1"/>
               </w:rPr>
               <w:fldChar w:fldCharType="end"/>
             </w:r>
@@ -955,60 +1303,84 @@
               <w:tab w:val="right" w:leader="dot" w:pos="9345"/>
             </w:tabs>
             <w:rPr>
-              <w:rFonts w:asciiTheme="minorHAnsi" w:eastAsiaTheme="minorEastAsia" w:hAnsiTheme="minorHAnsi" w:cstheme="minorBidi"/>
+              <w:rFonts w:ascii="Times New Roman" w:eastAsiaTheme="minorEastAsia" w:hAnsi="Times New Roman"/>
               <w:noProof/>
+              <w:color w:val="000000" w:themeColor="text1"/>
               <w:kern w:val="2"/>
               <w:sz w:val="24"/>
               <w:szCs w:val="24"/>
               <w14:ligatures w14:val="standardContextual"/>
             </w:rPr>
           </w:pPr>
-          <w:hyperlink w:anchor="_Toc241698884" w:history="1">
+          <w:hyperlink w:anchor="_Toc242992522" w:history="1">
             <w:r>
               <w:rPr>
                 <w:rStyle w:val="a5"/>
-                <w:noProof/>
+                <w:rFonts w:ascii="Times New Roman" w:hAnsi="Times New Roman"/>
+                <w:noProof/>
+                <w:color w:val="000000" w:themeColor="text1"/>
               </w:rPr>
               <w:t>2.5. Границы проекта в первом семестре</w:t>
             </w:r>
             <w:r>
               <w:rPr>
-                <w:noProof/>
+                <w:rFonts w:ascii="Times New Roman" w:hAnsi="Times New Roman"/>
+                <w:noProof/>
+                <w:webHidden/>
+                <w:color w:val="000000" w:themeColor="text1"/>
               </w:rPr>
               <w:tab/>
             </w:r>
             <w:r>
               <w:rPr>
-                <w:noProof/>
+                <w:rFonts w:ascii="Times New Roman" w:hAnsi="Times New Roman"/>
+                <w:noProof/>
+                <w:webHidden/>
+                <w:color w:val="000000" w:themeColor="text1"/>
               </w:rPr>
               <w:fldChar w:fldCharType="begin"/>
             </w:r>
             <w:r>
               <w:rPr>
-                <w:noProof/>
-              </w:rPr>
-              <w:instrText xml:space="preserve"> PAGEREF _Toc241698884 \h </w:instrText>
-            </w:r>
-            <w:r>
-              <w:rPr>
-                <w:noProof/>
-              </w:rPr>
-            </w:r>
-            <w:r>
-              <w:rPr>
-                <w:noProof/>
+                <w:rFonts w:ascii="Times New Roman" w:hAnsi="Times New Roman"/>
+                <w:noProof/>
+                <w:webHidden/>
+                <w:color w:val="000000" w:themeColor="text1"/>
+              </w:rPr>
+              <w:instrText xml:space="preserve"> PAGEREF _Toc242992522 \h </w:instrText>
+            </w:r>
+            <w:r>
+              <w:rPr>
+                <w:rFonts w:ascii="Times New Roman" w:hAnsi="Times New Roman"/>
+                <w:noProof/>
+                <w:webHidden/>
+                <w:color w:val="000000" w:themeColor="text1"/>
+              </w:rPr>
+            </w:r>
+            <w:r>
+              <w:rPr>
+                <w:rFonts w:ascii="Times New Roman" w:hAnsi="Times New Roman"/>
+                <w:noProof/>
+                <w:webHidden/>
+                <w:color w:val="000000" w:themeColor="text1"/>
               </w:rPr>
               <w:fldChar w:fldCharType="separate"/>
             </w:r>
             <w:r>
               <w:rPr>
-                <w:noProof/>
+                <w:rFonts w:ascii="Times New Roman" w:hAnsi="Times New Roman"/>
+                <w:noProof/>
+                <w:webHidden/>
+                <w:color w:val="000000" w:themeColor="text1"/>
               </w:rPr>
               <w:t>6</w:t>
             </w:r>
             <w:r>
               <w:rPr>
-                <w:noProof/>
+                <w:rFonts w:ascii="Times New Roman" w:hAnsi="Times New Roman"/>
+                <w:noProof/>
+                <w:webHidden/>
+                <w:color w:val="000000" w:themeColor="text1"/>
               </w:rPr>
               <w:fldChar w:fldCharType="end"/>
             </w:r>
@@ -1021,60 +1393,84 @@
               <w:tab w:val="right" w:leader="dot" w:pos="9345"/>
             </w:tabs>
             <w:rPr>
-              <w:rFonts w:asciiTheme="minorHAnsi" w:eastAsiaTheme="minorEastAsia" w:hAnsiTheme="minorHAnsi" w:cstheme="minorBidi"/>
+              <w:rFonts w:ascii="Times New Roman" w:eastAsiaTheme="minorEastAsia" w:hAnsi="Times New Roman"/>
               <w:noProof/>
+              <w:color w:val="000000" w:themeColor="text1"/>
               <w:kern w:val="2"/>
               <w:sz w:val="24"/>
               <w:szCs w:val="24"/>
               <w14:ligatures w14:val="standardContextual"/>
             </w:rPr>
           </w:pPr>
-          <w:hyperlink w:anchor="_Toc241698885" w:history="1">
+          <w:hyperlink w:anchor="_Toc242992523" w:history="1">
             <w:r>
               <w:rPr>
                 <w:rStyle w:val="a5"/>
-                <w:noProof/>
+                <w:rFonts w:ascii="Times New Roman" w:hAnsi="Times New Roman"/>
+                <w:noProof/>
+                <w:color w:val="000000" w:themeColor="text1"/>
               </w:rPr>
               <w:t>2.6. Глоссарий</w:t>
             </w:r>
             <w:r>
               <w:rPr>
-                <w:noProof/>
+                <w:rFonts w:ascii="Times New Roman" w:hAnsi="Times New Roman"/>
+                <w:noProof/>
+                <w:webHidden/>
+                <w:color w:val="000000" w:themeColor="text1"/>
               </w:rPr>
               <w:tab/>
             </w:r>
             <w:r>
               <w:rPr>
-                <w:noProof/>
+                <w:rFonts w:ascii="Times New Roman" w:hAnsi="Times New Roman"/>
+                <w:noProof/>
+                <w:webHidden/>
+                <w:color w:val="000000" w:themeColor="text1"/>
               </w:rPr>
               <w:fldChar w:fldCharType="begin"/>
             </w:r>
             <w:r>
               <w:rPr>
-                <w:noProof/>
-              </w:rPr>
-              <w:instrText xml:space="preserve"> PAGEREF _Toc241698885 \h </w:instrText>
-            </w:r>
-            <w:r>
-              <w:rPr>
-                <w:noProof/>
-              </w:rPr>
-            </w:r>
-            <w:r>
-              <w:rPr>
-                <w:noProof/>
+                <w:rFonts w:ascii="Times New Roman" w:hAnsi="Times New Roman"/>
+                <w:noProof/>
+                <w:webHidden/>
+                <w:color w:val="000000" w:themeColor="text1"/>
+              </w:rPr>
+              <w:instrText xml:space="preserve"> PAGEREF _Toc242992523 \h </w:instrText>
+            </w:r>
+            <w:r>
+              <w:rPr>
+                <w:rFonts w:ascii="Times New Roman" w:hAnsi="Times New Roman"/>
+                <w:noProof/>
+                <w:webHidden/>
+                <w:color w:val="000000" w:themeColor="text1"/>
+              </w:rPr>
+            </w:r>
+            <w:r>
+              <w:rPr>
+                <w:rFonts w:ascii="Times New Roman" w:hAnsi="Times New Roman"/>
+                <w:noProof/>
+                <w:webHidden/>
+                <w:color w:val="000000" w:themeColor="text1"/>
               </w:rPr>
               <w:fldChar w:fldCharType="separate"/>
             </w:r>
             <w:r>
               <w:rPr>
-                <w:noProof/>
+                <w:rFonts w:ascii="Times New Roman" w:hAnsi="Times New Roman"/>
+                <w:noProof/>
+                <w:webHidden/>
+                <w:color w:val="000000" w:themeColor="text1"/>
               </w:rPr>
               <w:t>7</w:t>
             </w:r>
             <w:r>
               <w:rPr>
-                <w:noProof/>
+                <w:rFonts w:ascii="Times New Roman" w:hAnsi="Times New Roman"/>
+                <w:noProof/>
+                <w:webHidden/>
+                <w:color w:val="000000" w:themeColor="text1"/>
               </w:rPr>
               <w:fldChar w:fldCharType="end"/>
             </w:r>
@@ -1087,60 +1483,100 @@
               <w:tab w:val="right" w:leader="dot" w:pos="9345"/>
             </w:tabs>
             <w:rPr>
-              <w:rFonts w:asciiTheme="minorHAnsi" w:eastAsiaTheme="minorEastAsia" w:hAnsiTheme="minorHAnsi" w:cstheme="minorBidi"/>
+              <w:rFonts w:ascii="Times New Roman" w:eastAsiaTheme="minorEastAsia" w:hAnsi="Times New Roman"/>
+              <w:i w:val="0"/>
+              <w:iCs w:val="0"/>
               <w:noProof/>
+              <w:color w:val="000000" w:themeColor="text1"/>
               <w:kern w:val="2"/>
-              <w:sz w:val="24"/>
-              <w:szCs w:val="24"/>
               <w14:ligatures w14:val="standardContextual"/>
             </w:rPr>
           </w:pPr>
-          <w:hyperlink w:anchor="_Toc241698886" w:history="1">
+          <w:hyperlink w:anchor="_Toc242992524" w:history="1">
             <w:r>
               <w:rPr>
                 <w:rStyle w:val="a5"/>
-                <w:noProof/>
+                <w:rFonts w:ascii="Times New Roman" w:hAnsi="Times New Roman"/>
+                <w:i w:val="0"/>
+                <w:iCs w:val="0"/>
+                <w:noProof/>
+                <w:color w:val="000000" w:themeColor="text1"/>
               </w:rPr>
               <w:t>3. Требования</w:t>
             </w:r>
             <w:r>
               <w:rPr>
-                <w:noProof/>
+                <w:rFonts w:ascii="Times New Roman" w:hAnsi="Times New Roman"/>
+                <w:i w:val="0"/>
+                <w:iCs w:val="0"/>
+                <w:noProof/>
+                <w:webHidden/>
+                <w:color w:val="000000" w:themeColor="text1"/>
               </w:rPr>
               <w:tab/>
             </w:r>
             <w:r>
               <w:rPr>
-                <w:noProof/>
+                <w:rFonts w:ascii="Times New Roman" w:hAnsi="Times New Roman"/>
+                <w:i w:val="0"/>
+                <w:iCs w:val="0"/>
+                <w:noProof/>
+                <w:webHidden/>
+                <w:color w:val="000000" w:themeColor="text1"/>
               </w:rPr>
               <w:fldChar w:fldCharType="begin"/>
             </w:r>
             <w:r>
               <w:rPr>
-                <w:noProof/>
-              </w:rPr>
-              <w:instrText xml:space="preserve"> PAGEREF _Toc241698886 \h </w:instrText>
-            </w:r>
-            <w:r>
-              <w:rPr>
-                <w:noProof/>
-              </w:rPr>
-            </w:r>
-            <w:r>
-              <w:rPr>
-                <w:noProof/>
+                <w:rFonts w:ascii="Times New Roman" w:hAnsi="Times New Roman"/>
+                <w:i w:val="0"/>
+                <w:iCs w:val="0"/>
+                <w:noProof/>
+                <w:webHidden/>
+                <w:color w:val="000000" w:themeColor="text1"/>
+              </w:rPr>
+              <w:instrText xml:space="preserve"> PAGEREF _Toc242992524 \h </w:instrText>
+            </w:r>
+            <w:r>
+              <w:rPr>
+                <w:rFonts w:ascii="Times New Roman" w:hAnsi="Times New Roman"/>
+                <w:i w:val="0"/>
+                <w:iCs w:val="0"/>
+                <w:noProof/>
+                <w:webHidden/>
+                <w:color w:val="000000" w:themeColor="text1"/>
+              </w:rPr>
+            </w:r>
+            <w:r>
+              <w:rPr>
+                <w:rFonts w:ascii="Times New Roman" w:hAnsi="Times New Roman"/>
+                <w:i w:val="0"/>
+                <w:iCs w:val="0"/>
+                <w:noProof/>
+                <w:webHidden/>
+                <w:color w:val="000000" w:themeColor="text1"/>
               </w:rPr>
               <w:fldChar w:fldCharType="separate"/>
             </w:r>
             <w:r>
               <w:rPr>
-                <w:noProof/>
+                <w:rFonts w:ascii="Times New Roman" w:hAnsi="Times New Roman"/>
+                <w:i w:val="0"/>
+                <w:iCs w:val="0"/>
+                <w:noProof/>
+                <w:webHidden/>
+                <w:color w:val="000000" w:themeColor="text1"/>
               </w:rPr>
               <w:t>8</w:t>
             </w:r>
             <w:r>
               <w:rPr>
-                <w:noProof/>
+                <w:rFonts w:ascii="Times New Roman" w:hAnsi="Times New Roman"/>
+                <w:i w:val="0"/>
+                <w:iCs w:val="0"/>
+                <w:noProof/>
+                <w:webHidden/>
+                <w:color w:val="000000" w:themeColor="text1"/>
               </w:rPr>
               <w:fldChar w:fldCharType="end"/>
             </w:r>
@@ -1153,60 +1589,84 @@
               <w:tab w:val="right" w:leader="dot" w:pos="9345"/>
             </w:tabs>
             <w:rPr>
-              <w:rFonts w:asciiTheme="minorHAnsi" w:eastAsiaTheme="minorEastAsia" w:hAnsiTheme="minorHAnsi" w:cstheme="minorBidi"/>
+              <w:rFonts w:ascii="Times New Roman" w:eastAsiaTheme="minorEastAsia" w:hAnsi="Times New Roman"/>
               <w:noProof/>
+              <w:color w:val="000000" w:themeColor="text1"/>
               <w:kern w:val="2"/>
               <w:sz w:val="24"/>
               <w:szCs w:val="24"/>
               <w14:ligatures w14:val="standardContextual"/>
             </w:rPr>
           </w:pPr>
-          <w:hyperlink w:anchor="_Toc241698887" w:history="1">
+          <w:hyperlink w:anchor="_Toc242992525" w:history="1">
             <w:r>
               <w:rPr>
                 <w:rStyle w:val="a5"/>
-                <w:noProof/>
+                <w:rFonts w:ascii="Times New Roman" w:hAnsi="Times New Roman"/>
+                <w:noProof/>
+                <w:color w:val="000000" w:themeColor="text1"/>
               </w:rPr>
               <w:t>3.1. Как читать требования</w:t>
             </w:r>
             <w:r>
               <w:rPr>
-                <w:noProof/>
+                <w:rFonts w:ascii="Times New Roman" w:hAnsi="Times New Roman"/>
+                <w:noProof/>
+                <w:webHidden/>
+                <w:color w:val="000000" w:themeColor="text1"/>
               </w:rPr>
               <w:tab/>
             </w:r>
             <w:r>
               <w:rPr>
-                <w:noProof/>
+                <w:rFonts w:ascii="Times New Roman" w:hAnsi="Times New Roman"/>
+                <w:noProof/>
+                <w:webHidden/>
+                <w:color w:val="000000" w:themeColor="text1"/>
               </w:rPr>
               <w:fldChar w:fldCharType="begin"/>
             </w:r>
             <w:r>
               <w:rPr>
-                <w:noProof/>
-              </w:rPr>
-              <w:instrText xml:space="preserve"> PAGEREF _Toc241698887 \h </w:instrText>
-            </w:r>
-            <w:r>
-              <w:rPr>
-                <w:noProof/>
-              </w:rPr>
-            </w:r>
-            <w:r>
-              <w:rPr>
-                <w:noProof/>
+                <w:rFonts w:ascii="Times New Roman" w:hAnsi="Times New Roman"/>
+                <w:noProof/>
+                <w:webHidden/>
+                <w:color w:val="000000" w:themeColor="text1"/>
+              </w:rPr>
+              <w:instrText xml:space="preserve"> PAGEREF _Toc242992525 \h </w:instrText>
+            </w:r>
+            <w:r>
+              <w:rPr>
+                <w:rFonts w:ascii="Times New Roman" w:hAnsi="Times New Roman"/>
+                <w:noProof/>
+                <w:webHidden/>
+                <w:color w:val="000000" w:themeColor="text1"/>
+              </w:rPr>
+            </w:r>
+            <w:r>
+              <w:rPr>
+                <w:rFonts w:ascii="Times New Roman" w:hAnsi="Times New Roman"/>
+                <w:noProof/>
+                <w:webHidden/>
+                <w:color w:val="000000" w:themeColor="text1"/>
               </w:rPr>
               <w:fldChar w:fldCharType="separate"/>
             </w:r>
             <w:r>
               <w:rPr>
-                <w:noProof/>
+                <w:rFonts w:ascii="Times New Roman" w:hAnsi="Times New Roman"/>
+                <w:noProof/>
+                <w:webHidden/>
+                <w:color w:val="000000" w:themeColor="text1"/>
               </w:rPr>
               <w:t>8</w:t>
             </w:r>
             <w:r>
               <w:rPr>
-                <w:noProof/>
+                <w:rFonts w:ascii="Times New Roman" w:hAnsi="Times New Roman"/>
+                <w:noProof/>
+                <w:webHidden/>
+                <w:color w:val="000000" w:themeColor="text1"/>
               </w:rPr>
               <w:fldChar w:fldCharType="end"/>
             </w:r>
@@ -1219,60 +1679,84 @@
               <w:tab w:val="right" w:leader="dot" w:pos="9345"/>
             </w:tabs>
             <w:rPr>
-              <w:rFonts w:asciiTheme="minorHAnsi" w:eastAsiaTheme="minorEastAsia" w:hAnsiTheme="minorHAnsi" w:cstheme="minorBidi"/>
+              <w:rFonts w:ascii="Times New Roman" w:eastAsiaTheme="minorEastAsia" w:hAnsi="Times New Roman"/>
               <w:noProof/>
+              <w:color w:val="000000" w:themeColor="text1"/>
               <w:kern w:val="2"/>
               <w:sz w:val="24"/>
               <w:szCs w:val="24"/>
               <w14:ligatures w14:val="standardContextual"/>
             </w:rPr>
           </w:pPr>
-          <w:hyperlink w:anchor="_Toc241698888" w:history="1">
+          <w:hyperlink w:anchor="_Toc242992526" w:history="1">
             <w:r>
               <w:rPr>
                 <w:rStyle w:val="a5"/>
-                <w:noProof/>
+                <w:rFonts w:ascii="Times New Roman" w:hAnsi="Times New Roman"/>
+                <w:noProof/>
+                <w:color w:val="000000" w:themeColor="text1"/>
               </w:rPr>
               <w:t>3.2. Роли</w:t>
             </w:r>
             <w:r>
               <w:rPr>
-                <w:noProof/>
+                <w:rFonts w:ascii="Times New Roman" w:hAnsi="Times New Roman"/>
+                <w:noProof/>
+                <w:webHidden/>
+                <w:color w:val="000000" w:themeColor="text1"/>
               </w:rPr>
               <w:tab/>
             </w:r>
             <w:r>
               <w:rPr>
-                <w:noProof/>
+                <w:rFonts w:ascii="Times New Roman" w:hAnsi="Times New Roman"/>
+                <w:noProof/>
+                <w:webHidden/>
+                <w:color w:val="000000" w:themeColor="text1"/>
               </w:rPr>
               <w:fldChar w:fldCharType="begin"/>
             </w:r>
             <w:r>
               <w:rPr>
-                <w:noProof/>
-              </w:rPr>
-              <w:instrText xml:space="preserve"> PAGEREF _Toc241698888 \h </w:instrText>
-            </w:r>
-            <w:r>
-              <w:rPr>
-                <w:noProof/>
-              </w:rPr>
-            </w:r>
-            <w:r>
-              <w:rPr>
-                <w:noProof/>
+                <w:rFonts w:ascii="Times New Roman" w:hAnsi="Times New Roman"/>
+                <w:noProof/>
+                <w:webHidden/>
+                <w:color w:val="000000" w:themeColor="text1"/>
+              </w:rPr>
+              <w:instrText xml:space="preserve"> PAGEREF _Toc242992526 \h </w:instrText>
+            </w:r>
+            <w:r>
+              <w:rPr>
+                <w:rFonts w:ascii="Times New Roman" w:hAnsi="Times New Roman"/>
+                <w:noProof/>
+                <w:webHidden/>
+                <w:color w:val="000000" w:themeColor="text1"/>
+              </w:rPr>
+            </w:r>
+            <w:r>
+              <w:rPr>
+                <w:rFonts w:ascii="Times New Roman" w:hAnsi="Times New Roman"/>
+                <w:noProof/>
+                <w:webHidden/>
+                <w:color w:val="000000" w:themeColor="text1"/>
               </w:rPr>
               <w:fldChar w:fldCharType="separate"/>
             </w:r>
             <w:r>
               <w:rPr>
-                <w:noProof/>
+                <w:rFonts w:ascii="Times New Roman" w:hAnsi="Times New Roman"/>
+                <w:noProof/>
+                <w:webHidden/>
+                <w:color w:val="000000" w:themeColor="text1"/>
               </w:rPr>
               <w:t>8</w:t>
             </w:r>
             <w:r>
               <w:rPr>
-                <w:noProof/>
+                <w:rFonts w:ascii="Times New Roman" w:hAnsi="Times New Roman"/>
+                <w:noProof/>
+                <w:webHidden/>
+                <w:color w:val="000000" w:themeColor="text1"/>
               </w:rPr>
               <w:fldChar w:fldCharType="end"/>
             </w:r>
@@ -1285,60 +1769,84 @@
               <w:tab w:val="right" w:leader="dot" w:pos="9345"/>
             </w:tabs>
             <w:rPr>
-              <w:rFonts w:asciiTheme="minorHAnsi" w:eastAsiaTheme="minorEastAsia" w:hAnsiTheme="minorHAnsi" w:cstheme="minorBidi"/>
+              <w:rFonts w:ascii="Times New Roman" w:eastAsiaTheme="minorEastAsia" w:hAnsi="Times New Roman"/>
               <w:noProof/>
+              <w:color w:val="000000" w:themeColor="text1"/>
               <w:kern w:val="2"/>
               <w:sz w:val="24"/>
               <w:szCs w:val="24"/>
               <w14:ligatures w14:val="standardContextual"/>
             </w:rPr>
           </w:pPr>
-          <w:hyperlink w:anchor="_Toc241698889" w:history="1">
+          <w:hyperlink w:anchor="_Toc242992527" w:history="1">
             <w:r>
               <w:rPr>
                 <w:rStyle w:val="a5"/>
-                <w:noProof/>
+                <w:rFonts w:ascii="Times New Roman" w:hAnsi="Times New Roman"/>
+                <w:noProof/>
+                <w:color w:val="000000" w:themeColor="text1"/>
               </w:rPr>
               <w:t>3.3. Функциональные требования</w:t>
             </w:r>
             <w:r>
               <w:rPr>
-                <w:noProof/>
+                <w:rFonts w:ascii="Times New Roman" w:hAnsi="Times New Roman"/>
+                <w:noProof/>
+                <w:webHidden/>
+                <w:color w:val="000000" w:themeColor="text1"/>
               </w:rPr>
               <w:tab/>
             </w:r>
             <w:r>
               <w:rPr>
-                <w:noProof/>
+                <w:rFonts w:ascii="Times New Roman" w:hAnsi="Times New Roman"/>
+                <w:noProof/>
+                <w:webHidden/>
+                <w:color w:val="000000" w:themeColor="text1"/>
               </w:rPr>
               <w:fldChar w:fldCharType="begin"/>
             </w:r>
             <w:r>
               <w:rPr>
-                <w:noProof/>
-              </w:rPr>
-              <w:instrText xml:space="preserve"> PAGEREF _Toc241698889 \h </w:instrText>
-            </w:r>
-            <w:r>
-              <w:rPr>
-                <w:noProof/>
-              </w:rPr>
-            </w:r>
-            <w:r>
-              <w:rPr>
-                <w:noProof/>
+                <w:rFonts w:ascii="Times New Roman" w:hAnsi="Times New Roman"/>
+                <w:noProof/>
+                <w:webHidden/>
+                <w:color w:val="000000" w:themeColor="text1"/>
+              </w:rPr>
+              <w:instrText xml:space="preserve"> PAGEREF _Toc242992527 \h </w:instrText>
+            </w:r>
+            <w:r>
+              <w:rPr>
+                <w:rFonts w:ascii="Times New Roman" w:hAnsi="Times New Roman"/>
+                <w:noProof/>
+                <w:webHidden/>
+                <w:color w:val="000000" w:themeColor="text1"/>
+              </w:rPr>
+            </w:r>
+            <w:r>
+              <w:rPr>
+                <w:rFonts w:ascii="Times New Roman" w:hAnsi="Times New Roman"/>
+                <w:noProof/>
+                <w:webHidden/>
+                <w:color w:val="000000" w:themeColor="text1"/>
               </w:rPr>
               <w:fldChar w:fldCharType="separate"/>
             </w:r>
             <w:r>
               <w:rPr>
-                <w:noProof/>
+                <w:rFonts w:ascii="Times New Roman" w:hAnsi="Times New Roman"/>
+                <w:noProof/>
+                <w:webHidden/>
+                <w:color w:val="000000" w:themeColor="text1"/>
               </w:rPr>
               <w:t>8</w:t>
             </w:r>
             <w:r>
               <w:rPr>
-                <w:noProof/>
+                <w:rFonts w:ascii="Times New Roman" w:hAnsi="Times New Roman"/>
+                <w:noProof/>
+                <w:webHidden/>
+                <w:color w:val="000000" w:themeColor="text1"/>
               </w:rPr>
               <w:fldChar w:fldCharType="end"/>
             </w:r>
@@ -1351,60 +1859,102 @@
               <w:tab w:val="right" w:leader="dot" w:pos="9345"/>
             </w:tabs>
             <w:rPr>
-              <w:rFonts w:asciiTheme="minorHAnsi" w:eastAsiaTheme="minorEastAsia" w:hAnsiTheme="minorHAnsi" w:cstheme="minorBidi"/>
+              <w:rFonts w:ascii="Times New Roman" w:eastAsiaTheme="minorEastAsia" w:hAnsi="Times New Roman"/>
+              <w:b/>
+              <w:bCs/>
               <w:noProof/>
+              <w:color w:val="000000" w:themeColor="text1"/>
               <w:kern w:val="2"/>
               <w:sz w:val="24"/>
               <w:szCs w:val="24"/>
               <w14:ligatures w14:val="standardContextual"/>
             </w:rPr>
           </w:pPr>
-          <w:hyperlink w:anchor="_Toc241698890" w:history="1">
+          <w:hyperlink w:anchor="_Toc242992528" w:history="1">
             <w:r>
               <w:rPr>
                 <w:rStyle w:val="a5"/>
-                <w:noProof/>
+                <w:rFonts w:ascii="Times New Roman" w:hAnsi="Times New Roman"/>
+                <w:b/>
+                <w:bCs/>
+                <w:noProof/>
+                <w:color w:val="000000" w:themeColor="text1"/>
               </w:rPr>
               <w:t>3.3.1. Базовый уровень</w:t>
             </w:r>
             <w:r>
               <w:rPr>
-                <w:noProof/>
+                <w:rFonts w:ascii="Times New Roman" w:hAnsi="Times New Roman"/>
+                <w:b/>
+                <w:bCs/>
+                <w:noProof/>
+                <w:webHidden/>
+                <w:color w:val="000000" w:themeColor="text1"/>
               </w:rPr>
               <w:tab/>
             </w:r>
             <w:r>
               <w:rPr>
-                <w:noProof/>
+                <w:rFonts w:ascii="Times New Roman" w:hAnsi="Times New Roman"/>
+                <w:b/>
+                <w:bCs/>
+                <w:noProof/>
+                <w:webHidden/>
+                <w:color w:val="000000" w:themeColor="text1"/>
               </w:rPr>
               <w:fldChar w:fldCharType="begin"/>
             </w:r>
             <w:r>
               <w:rPr>
-                <w:noProof/>
-              </w:rPr>
-              <w:instrText xml:space="preserve"> PAGEREF _Toc241698890 \h </w:instrText>
-            </w:r>
-            <w:r>
-              <w:rPr>
-                <w:noProof/>
-              </w:rPr>
-            </w:r>
-            <w:r>
-              <w:rPr>
-                <w:noProof/>
+                <w:rFonts w:ascii="Times New Roman" w:hAnsi="Times New Roman"/>
+                <w:b/>
+                <w:bCs/>
+                <w:noProof/>
+                <w:webHidden/>
+                <w:color w:val="000000" w:themeColor="text1"/>
+              </w:rPr>
+              <w:instrText xml:space="preserve"> PAGEREF _Toc242992528 \h </w:instrText>
+            </w:r>
+            <w:r>
+              <w:rPr>
+                <w:rFonts w:ascii="Times New Roman" w:hAnsi="Times New Roman"/>
+                <w:b/>
+                <w:bCs/>
+                <w:noProof/>
+                <w:webHidden/>
+                <w:color w:val="000000" w:themeColor="text1"/>
+              </w:rPr>
+            </w:r>
+            <w:r>
+              <w:rPr>
+                <w:rFonts w:ascii="Times New Roman" w:hAnsi="Times New Roman"/>
+                <w:b/>
+                <w:bCs/>
+                <w:noProof/>
+                <w:webHidden/>
+                <w:color w:val="000000" w:themeColor="text1"/>
               </w:rPr>
               <w:fldChar w:fldCharType="separate"/>
             </w:r>
             <w:r>
               <w:rPr>
-                <w:noProof/>
+                <w:rFonts w:ascii="Times New Roman" w:hAnsi="Times New Roman"/>
+                <w:b/>
+                <w:bCs/>
+                <w:noProof/>
+                <w:webHidden/>
+                <w:color w:val="000000" w:themeColor="text1"/>
               </w:rPr>
               <w:t>8</w:t>
             </w:r>
             <w:r>
               <w:rPr>
-                <w:noProof/>
+                <w:rFonts w:ascii="Times New Roman" w:hAnsi="Times New Roman"/>
+                <w:b/>
+                <w:bCs/>
+                <w:noProof/>
+                <w:webHidden/>
+                <w:color w:val="000000" w:themeColor="text1"/>
               </w:rPr>
               <w:fldChar w:fldCharType="end"/>
             </w:r>
@@ -1417,60 +1967,102 @@
               <w:tab w:val="right" w:leader="dot" w:pos="9345"/>
             </w:tabs>
             <w:rPr>
-              <w:rFonts w:asciiTheme="minorHAnsi" w:eastAsiaTheme="minorEastAsia" w:hAnsiTheme="minorHAnsi" w:cstheme="minorBidi"/>
+              <w:rFonts w:ascii="Times New Roman" w:eastAsiaTheme="minorEastAsia" w:hAnsi="Times New Roman"/>
+              <w:b/>
+              <w:bCs/>
               <w:noProof/>
+              <w:color w:val="000000" w:themeColor="text1"/>
               <w:kern w:val="2"/>
               <w:sz w:val="24"/>
               <w:szCs w:val="24"/>
               <w14:ligatures w14:val="standardContextual"/>
             </w:rPr>
           </w:pPr>
-          <w:hyperlink w:anchor="_Toc241698891" w:history="1">
+          <w:hyperlink w:anchor="_Toc242992529" w:history="1">
             <w:r>
               <w:rPr>
                 <w:rStyle w:val="a5"/>
-                <w:noProof/>
+                <w:rFonts w:ascii="Times New Roman" w:hAnsi="Times New Roman"/>
+                <w:b/>
+                <w:bCs/>
+                <w:noProof/>
+                <w:color w:val="000000" w:themeColor="text1"/>
               </w:rPr>
               <w:t>3.3.2. Основной уровень</w:t>
             </w:r>
             <w:r>
               <w:rPr>
-                <w:noProof/>
+                <w:rFonts w:ascii="Times New Roman" w:hAnsi="Times New Roman"/>
+                <w:b/>
+                <w:bCs/>
+                <w:noProof/>
+                <w:webHidden/>
+                <w:color w:val="000000" w:themeColor="text1"/>
               </w:rPr>
               <w:tab/>
             </w:r>
             <w:r>
               <w:rPr>
-                <w:noProof/>
+                <w:rFonts w:ascii="Times New Roman" w:hAnsi="Times New Roman"/>
+                <w:b/>
+                <w:bCs/>
+                <w:noProof/>
+                <w:webHidden/>
+                <w:color w:val="000000" w:themeColor="text1"/>
               </w:rPr>
               <w:fldChar w:fldCharType="begin"/>
             </w:r>
             <w:r>
               <w:rPr>
-                <w:noProof/>
-              </w:rPr>
-              <w:instrText xml:space="preserve"> PAGEREF _Toc241698891 \h </w:instrText>
-            </w:r>
-            <w:r>
-              <w:rPr>
-                <w:noProof/>
-              </w:rPr>
-            </w:r>
-            <w:r>
-              <w:rPr>
-                <w:noProof/>
+                <w:rFonts w:ascii="Times New Roman" w:hAnsi="Times New Roman"/>
+                <w:b/>
+                <w:bCs/>
+                <w:noProof/>
+                <w:webHidden/>
+                <w:color w:val="000000" w:themeColor="text1"/>
+              </w:rPr>
+              <w:instrText xml:space="preserve"> PAGEREF _Toc242992529 \h </w:instrText>
+            </w:r>
+            <w:r>
+              <w:rPr>
+                <w:rFonts w:ascii="Times New Roman" w:hAnsi="Times New Roman"/>
+                <w:b/>
+                <w:bCs/>
+                <w:noProof/>
+                <w:webHidden/>
+                <w:color w:val="000000" w:themeColor="text1"/>
+              </w:rPr>
+            </w:r>
+            <w:r>
+              <w:rPr>
+                <w:rFonts w:ascii="Times New Roman" w:hAnsi="Times New Roman"/>
+                <w:b/>
+                <w:bCs/>
+                <w:noProof/>
+                <w:webHidden/>
+                <w:color w:val="000000" w:themeColor="text1"/>
               </w:rPr>
               <w:fldChar w:fldCharType="separate"/>
             </w:r>
             <w:r>
               <w:rPr>
-                <w:noProof/>
+                <w:rFonts w:ascii="Times New Roman" w:hAnsi="Times New Roman"/>
+                <w:b/>
+                <w:bCs/>
+                <w:noProof/>
+                <w:webHidden/>
+                <w:color w:val="000000" w:themeColor="text1"/>
               </w:rPr>
               <w:t>11</w:t>
             </w:r>
             <w:r>
               <w:rPr>
-                <w:noProof/>
+                <w:rFonts w:ascii="Times New Roman" w:hAnsi="Times New Roman"/>
+                <w:b/>
+                <w:bCs/>
+                <w:noProof/>
+                <w:webHidden/>
+                <w:color w:val="000000" w:themeColor="text1"/>
               </w:rPr>
               <w:fldChar w:fldCharType="end"/>
             </w:r>
@@ -1483,60 +2075,102 @@
               <w:tab w:val="right" w:leader="dot" w:pos="9345"/>
             </w:tabs>
             <w:rPr>
-              <w:rFonts w:asciiTheme="minorHAnsi" w:eastAsiaTheme="minorEastAsia" w:hAnsiTheme="minorHAnsi" w:cstheme="minorBidi"/>
+              <w:rFonts w:ascii="Times New Roman" w:eastAsiaTheme="minorEastAsia" w:hAnsi="Times New Roman"/>
+              <w:b/>
+              <w:bCs/>
               <w:noProof/>
+              <w:color w:val="000000" w:themeColor="text1"/>
               <w:kern w:val="2"/>
               <w:sz w:val="24"/>
               <w:szCs w:val="24"/>
               <w14:ligatures w14:val="standardContextual"/>
             </w:rPr>
           </w:pPr>
-          <w:hyperlink w:anchor="_Toc241698892" w:history="1">
+          <w:hyperlink w:anchor="_Toc242992530" w:history="1">
             <w:r>
               <w:rPr>
                 <w:rStyle w:val="a5"/>
-                <w:noProof/>
+                <w:rFonts w:ascii="Times New Roman" w:hAnsi="Times New Roman"/>
+                <w:b/>
+                <w:bCs/>
+                <w:noProof/>
+                <w:color w:val="000000" w:themeColor="text1"/>
               </w:rPr>
               <w:t>3.3.3. Дополнительный уровень</w:t>
             </w:r>
             <w:r>
               <w:rPr>
-                <w:noProof/>
+                <w:rFonts w:ascii="Times New Roman" w:hAnsi="Times New Roman"/>
+                <w:b/>
+                <w:bCs/>
+                <w:noProof/>
+                <w:webHidden/>
+                <w:color w:val="000000" w:themeColor="text1"/>
               </w:rPr>
               <w:tab/>
             </w:r>
             <w:r>
               <w:rPr>
-                <w:noProof/>
+                <w:rFonts w:ascii="Times New Roman" w:hAnsi="Times New Roman"/>
+                <w:b/>
+                <w:bCs/>
+                <w:noProof/>
+                <w:webHidden/>
+                <w:color w:val="000000" w:themeColor="text1"/>
               </w:rPr>
               <w:fldChar w:fldCharType="begin"/>
             </w:r>
             <w:r>
               <w:rPr>
-                <w:noProof/>
-              </w:rPr>
-              <w:instrText xml:space="preserve"> PAGEREF _Toc241698892 \h </w:instrText>
-            </w:r>
-            <w:r>
-              <w:rPr>
-                <w:noProof/>
-              </w:rPr>
-            </w:r>
-            <w:r>
-              <w:rPr>
-                <w:noProof/>
+                <w:rFonts w:ascii="Times New Roman" w:hAnsi="Times New Roman"/>
+                <w:b/>
+                <w:bCs/>
+                <w:noProof/>
+                <w:webHidden/>
+                <w:color w:val="000000" w:themeColor="text1"/>
+              </w:rPr>
+              <w:instrText xml:space="preserve"> PAGEREF _Toc242992530 \h </w:instrText>
+            </w:r>
+            <w:r>
+              <w:rPr>
+                <w:rFonts w:ascii="Times New Roman" w:hAnsi="Times New Roman"/>
+                <w:b/>
+                <w:bCs/>
+                <w:noProof/>
+                <w:webHidden/>
+                <w:color w:val="000000" w:themeColor="text1"/>
+              </w:rPr>
+            </w:r>
+            <w:r>
+              <w:rPr>
+                <w:rFonts w:ascii="Times New Roman" w:hAnsi="Times New Roman"/>
+                <w:b/>
+                <w:bCs/>
+                <w:noProof/>
+                <w:webHidden/>
+                <w:color w:val="000000" w:themeColor="text1"/>
               </w:rPr>
               <w:fldChar w:fldCharType="separate"/>
             </w:r>
             <w:r>
               <w:rPr>
-                <w:noProof/>
+                <w:rFonts w:ascii="Times New Roman" w:hAnsi="Times New Roman"/>
+                <w:b/>
+                <w:bCs/>
+                <w:noProof/>
+                <w:webHidden/>
+                <w:color w:val="000000" w:themeColor="text1"/>
               </w:rPr>
               <w:t>13</w:t>
             </w:r>
             <w:r>
               <w:rPr>
-                <w:noProof/>
+                <w:rFonts w:ascii="Times New Roman" w:hAnsi="Times New Roman"/>
+                <w:b/>
+                <w:bCs/>
+                <w:noProof/>
+                <w:webHidden/>
+                <w:color w:val="000000" w:themeColor="text1"/>
               </w:rPr>
               <w:fldChar w:fldCharType="end"/>
             </w:r>
@@ -1549,60 +2183,84 @@
               <w:tab w:val="right" w:leader="dot" w:pos="9345"/>
             </w:tabs>
             <w:rPr>
-              <w:rFonts w:asciiTheme="minorHAnsi" w:eastAsiaTheme="minorEastAsia" w:hAnsiTheme="minorHAnsi" w:cstheme="minorBidi"/>
+              <w:rFonts w:ascii="Times New Roman" w:eastAsiaTheme="minorEastAsia" w:hAnsi="Times New Roman"/>
               <w:noProof/>
+              <w:color w:val="000000" w:themeColor="text1"/>
               <w:kern w:val="2"/>
               <w:sz w:val="24"/>
               <w:szCs w:val="24"/>
               <w14:ligatures w14:val="standardContextual"/>
             </w:rPr>
           </w:pPr>
-          <w:hyperlink w:anchor="_Toc241698893" w:history="1">
+          <w:hyperlink w:anchor="_Toc242992531" w:history="1">
             <w:r>
               <w:rPr>
                 <w:rStyle w:val="a5"/>
-                <w:noProof/>
+                <w:rFonts w:ascii="Times New Roman" w:hAnsi="Times New Roman"/>
+                <w:noProof/>
+                <w:color w:val="000000" w:themeColor="text1"/>
               </w:rPr>
               <w:t>3.4. Нефункциональные требования</w:t>
             </w:r>
             <w:r>
               <w:rPr>
-                <w:noProof/>
+                <w:rFonts w:ascii="Times New Roman" w:hAnsi="Times New Roman"/>
+                <w:noProof/>
+                <w:webHidden/>
+                <w:color w:val="000000" w:themeColor="text1"/>
               </w:rPr>
               <w:tab/>
             </w:r>
             <w:r>
               <w:rPr>
-                <w:noProof/>
+                <w:rFonts w:ascii="Times New Roman" w:hAnsi="Times New Roman"/>
+                <w:noProof/>
+                <w:webHidden/>
+                <w:color w:val="000000" w:themeColor="text1"/>
               </w:rPr>
               <w:fldChar w:fldCharType="begin"/>
             </w:r>
             <w:r>
               <w:rPr>
-                <w:noProof/>
-              </w:rPr>
-              <w:instrText xml:space="preserve"> PAGEREF _Toc241698893 \h </w:instrText>
-            </w:r>
-            <w:r>
-              <w:rPr>
-                <w:noProof/>
-              </w:rPr>
-            </w:r>
-            <w:r>
-              <w:rPr>
-                <w:noProof/>
+                <w:rFonts w:ascii="Times New Roman" w:hAnsi="Times New Roman"/>
+                <w:noProof/>
+                <w:webHidden/>
+                <w:color w:val="000000" w:themeColor="text1"/>
+              </w:rPr>
+              <w:instrText xml:space="preserve"> PAGEREF _Toc242992531 \h </w:instrText>
+            </w:r>
+            <w:r>
+              <w:rPr>
+                <w:rFonts w:ascii="Times New Roman" w:hAnsi="Times New Roman"/>
+                <w:noProof/>
+                <w:webHidden/>
+                <w:color w:val="000000" w:themeColor="text1"/>
+              </w:rPr>
+            </w:r>
+            <w:r>
+              <w:rPr>
+                <w:rFonts w:ascii="Times New Roman" w:hAnsi="Times New Roman"/>
+                <w:noProof/>
+                <w:webHidden/>
+                <w:color w:val="000000" w:themeColor="text1"/>
               </w:rPr>
               <w:fldChar w:fldCharType="separate"/>
             </w:r>
             <w:r>
               <w:rPr>
-                <w:noProof/>
+                <w:rFonts w:ascii="Times New Roman" w:hAnsi="Times New Roman"/>
+                <w:noProof/>
+                <w:webHidden/>
+                <w:color w:val="000000" w:themeColor="text1"/>
               </w:rPr>
               <w:t>14</w:t>
             </w:r>
             <w:r>
               <w:rPr>
-                <w:noProof/>
+                <w:rFonts w:ascii="Times New Roman" w:hAnsi="Times New Roman"/>
+                <w:noProof/>
+                <w:webHidden/>
+                <w:color w:val="000000" w:themeColor="text1"/>
               </w:rPr>
               <w:fldChar w:fldCharType="end"/>
             </w:r>
@@ -1615,60 +2273,84 @@
               <w:tab w:val="right" w:leader="dot" w:pos="9345"/>
             </w:tabs>
             <w:rPr>
-              <w:rFonts w:asciiTheme="minorHAnsi" w:eastAsiaTheme="minorEastAsia" w:hAnsiTheme="minorHAnsi" w:cstheme="minorBidi"/>
+              <w:rFonts w:ascii="Times New Roman" w:eastAsiaTheme="minorEastAsia" w:hAnsi="Times New Roman"/>
               <w:noProof/>
+              <w:color w:val="000000" w:themeColor="text1"/>
               <w:kern w:val="2"/>
               <w:sz w:val="24"/>
               <w:szCs w:val="24"/>
               <w14:ligatures w14:val="standardContextual"/>
             </w:rPr>
           </w:pPr>
-          <w:hyperlink w:anchor="_Toc241698894" w:history="1">
+          <w:hyperlink w:anchor="_Toc242992532" w:history="1">
             <w:r>
               <w:rPr>
                 <w:rStyle w:val="a5"/>
-                <w:noProof/>
+                <w:rFonts w:ascii="Times New Roman" w:hAnsi="Times New Roman"/>
+                <w:noProof/>
+                <w:color w:val="000000" w:themeColor="text1"/>
               </w:rPr>
               <w:t>3.5. Ограничения и допущения</w:t>
             </w:r>
             <w:r>
               <w:rPr>
-                <w:noProof/>
+                <w:rFonts w:ascii="Times New Roman" w:hAnsi="Times New Roman"/>
+                <w:noProof/>
+                <w:webHidden/>
+                <w:color w:val="000000" w:themeColor="text1"/>
               </w:rPr>
               <w:tab/>
             </w:r>
             <w:r>
               <w:rPr>
-                <w:noProof/>
+                <w:rFonts w:ascii="Times New Roman" w:hAnsi="Times New Roman"/>
+                <w:noProof/>
+                <w:webHidden/>
+                <w:color w:val="000000" w:themeColor="text1"/>
               </w:rPr>
               <w:fldChar w:fldCharType="begin"/>
             </w:r>
             <w:r>
               <w:rPr>
-                <w:noProof/>
-              </w:rPr>
-              <w:instrText xml:space="preserve"> PAGEREF _Toc241698894 \h </w:instrText>
-            </w:r>
-            <w:r>
-              <w:rPr>
-                <w:noProof/>
-              </w:rPr>
-            </w:r>
-            <w:r>
-              <w:rPr>
-                <w:noProof/>
+                <w:rFonts w:ascii="Times New Roman" w:hAnsi="Times New Roman"/>
+                <w:noProof/>
+                <w:webHidden/>
+                <w:color w:val="000000" w:themeColor="text1"/>
+              </w:rPr>
+              <w:instrText xml:space="preserve"> PAGEREF _Toc242992532 \h </w:instrText>
+            </w:r>
+            <w:r>
+              <w:rPr>
+                <w:rFonts w:ascii="Times New Roman" w:hAnsi="Times New Roman"/>
+                <w:noProof/>
+                <w:webHidden/>
+                <w:color w:val="000000" w:themeColor="text1"/>
+              </w:rPr>
+            </w:r>
+            <w:r>
+              <w:rPr>
+                <w:rFonts w:ascii="Times New Roman" w:hAnsi="Times New Roman"/>
+                <w:noProof/>
+                <w:webHidden/>
+                <w:color w:val="000000" w:themeColor="text1"/>
               </w:rPr>
               <w:fldChar w:fldCharType="separate"/>
             </w:r>
             <w:r>
               <w:rPr>
-                <w:noProof/>
+                <w:rFonts w:ascii="Times New Roman" w:hAnsi="Times New Roman"/>
+                <w:noProof/>
+                <w:webHidden/>
+                <w:color w:val="000000" w:themeColor="text1"/>
               </w:rPr>
               <w:t>15</w:t>
             </w:r>
             <w:r>
               <w:rPr>
-                <w:noProof/>
+                <w:rFonts w:ascii="Times New Roman" w:hAnsi="Times New Roman"/>
+                <w:noProof/>
+                <w:webHidden/>
+                <w:color w:val="000000" w:themeColor="text1"/>
               </w:rPr>
               <w:fldChar w:fldCharType="end"/>
             </w:r>
@@ -1681,60 +2363,84 @@
               <w:tab w:val="right" w:leader="dot" w:pos="9345"/>
             </w:tabs>
             <w:rPr>
-              <w:rFonts w:asciiTheme="minorHAnsi" w:eastAsiaTheme="minorEastAsia" w:hAnsiTheme="minorHAnsi" w:cstheme="minorBidi"/>
+              <w:rFonts w:ascii="Times New Roman" w:eastAsiaTheme="minorEastAsia" w:hAnsi="Times New Roman"/>
               <w:noProof/>
+              <w:color w:val="000000" w:themeColor="text1"/>
               <w:kern w:val="2"/>
               <w:sz w:val="24"/>
               <w:szCs w:val="24"/>
               <w14:ligatures w14:val="standardContextual"/>
             </w:rPr>
           </w:pPr>
-          <w:hyperlink w:anchor="_Toc241698895" w:history="1">
+          <w:hyperlink w:anchor="_Toc242992533" w:history="1">
             <w:r>
               <w:rPr>
                 <w:rStyle w:val="a5"/>
-                <w:noProof/>
+                <w:rFonts w:ascii="Times New Roman" w:hAnsi="Times New Roman"/>
+                <w:noProof/>
+                <w:color w:val="000000" w:themeColor="text1"/>
               </w:rPr>
               <w:t>3.6. Трассировка</w:t>
             </w:r>
             <w:r>
               <w:rPr>
-                <w:noProof/>
+                <w:rFonts w:ascii="Times New Roman" w:hAnsi="Times New Roman"/>
+                <w:noProof/>
+                <w:webHidden/>
+                <w:color w:val="000000" w:themeColor="text1"/>
               </w:rPr>
               <w:tab/>
             </w:r>
             <w:r>
               <w:rPr>
-                <w:noProof/>
+                <w:rFonts w:ascii="Times New Roman" w:hAnsi="Times New Roman"/>
+                <w:noProof/>
+                <w:webHidden/>
+                <w:color w:val="000000" w:themeColor="text1"/>
               </w:rPr>
               <w:fldChar w:fldCharType="begin"/>
             </w:r>
             <w:r>
               <w:rPr>
-                <w:noProof/>
-              </w:rPr>
-              <w:instrText xml:space="preserve"> PAGEREF _Toc241698895 \h </w:instrText>
-            </w:r>
-            <w:r>
-              <w:rPr>
-                <w:noProof/>
-              </w:rPr>
-            </w:r>
-            <w:r>
-              <w:rPr>
-                <w:noProof/>
+                <w:rFonts w:ascii="Times New Roman" w:hAnsi="Times New Roman"/>
+                <w:noProof/>
+                <w:webHidden/>
+                <w:color w:val="000000" w:themeColor="text1"/>
+              </w:rPr>
+              <w:instrText xml:space="preserve"> PAGEREF _Toc242992533 \h </w:instrText>
+            </w:r>
+            <w:r>
+              <w:rPr>
+                <w:rFonts w:ascii="Times New Roman" w:hAnsi="Times New Roman"/>
+                <w:noProof/>
+                <w:webHidden/>
+                <w:color w:val="000000" w:themeColor="text1"/>
+              </w:rPr>
+            </w:r>
+            <w:r>
+              <w:rPr>
+                <w:rFonts w:ascii="Times New Roman" w:hAnsi="Times New Roman"/>
+                <w:noProof/>
+                <w:webHidden/>
+                <w:color w:val="000000" w:themeColor="text1"/>
               </w:rPr>
               <w:fldChar w:fldCharType="separate"/>
             </w:r>
             <w:r>
               <w:rPr>
-                <w:noProof/>
+                <w:rFonts w:ascii="Times New Roman" w:hAnsi="Times New Roman"/>
+                <w:noProof/>
+                <w:webHidden/>
+                <w:color w:val="000000" w:themeColor="text1"/>
               </w:rPr>
               <w:t>15</w:t>
             </w:r>
             <w:r>
               <w:rPr>
-                <w:noProof/>
+                <w:rFonts w:ascii="Times New Roman" w:hAnsi="Times New Roman"/>
+                <w:noProof/>
+                <w:webHidden/>
+                <w:color w:val="000000" w:themeColor="text1"/>
               </w:rPr>
               <w:fldChar w:fldCharType="end"/>
             </w:r>
@@ -1747,60 +2453,100 @@
               <w:tab w:val="right" w:leader="dot" w:pos="9345"/>
             </w:tabs>
             <w:rPr>
-              <w:rFonts w:asciiTheme="minorHAnsi" w:eastAsiaTheme="minorEastAsia" w:hAnsiTheme="minorHAnsi" w:cstheme="minorBidi"/>
+              <w:rFonts w:ascii="Times New Roman" w:eastAsiaTheme="minorEastAsia" w:hAnsi="Times New Roman"/>
+              <w:i w:val="0"/>
+              <w:iCs w:val="0"/>
               <w:noProof/>
+              <w:color w:val="000000" w:themeColor="text1"/>
               <w:kern w:val="2"/>
-              <w:sz w:val="24"/>
-              <w:szCs w:val="24"/>
               <w14:ligatures w14:val="standardContextual"/>
             </w:rPr>
           </w:pPr>
-          <w:hyperlink w:anchor="_Toc241698896" w:history="1">
+          <w:hyperlink w:anchor="_Toc242992534" w:history="1">
             <w:r>
               <w:rPr>
                 <w:rStyle w:val="a5"/>
-                <w:noProof/>
+                <w:rFonts w:ascii="Times New Roman" w:hAnsi="Times New Roman"/>
+                <w:i w:val="0"/>
+                <w:iCs w:val="0"/>
+                <w:noProof/>
+                <w:color w:val="000000" w:themeColor="text1"/>
               </w:rPr>
               <w:t>4. Архитектура</w:t>
             </w:r>
             <w:r>
               <w:rPr>
-                <w:noProof/>
+                <w:rFonts w:ascii="Times New Roman" w:hAnsi="Times New Roman"/>
+                <w:i w:val="0"/>
+                <w:iCs w:val="0"/>
+                <w:noProof/>
+                <w:webHidden/>
+                <w:color w:val="000000" w:themeColor="text1"/>
               </w:rPr>
               <w:tab/>
             </w:r>
             <w:r>
               <w:rPr>
-                <w:noProof/>
+                <w:rFonts w:ascii="Times New Roman" w:hAnsi="Times New Roman"/>
+                <w:i w:val="0"/>
+                <w:iCs w:val="0"/>
+                <w:noProof/>
+                <w:webHidden/>
+                <w:color w:val="000000" w:themeColor="text1"/>
               </w:rPr>
               <w:fldChar w:fldCharType="begin"/>
             </w:r>
             <w:r>
               <w:rPr>
-                <w:noProof/>
-              </w:rPr>
-              <w:instrText xml:space="preserve"> PAGEREF _Toc241698896 \h </w:instrText>
-            </w:r>
-            <w:r>
-              <w:rPr>
-                <w:noProof/>
-              </w:rPr>
-            </w:r>
-            <w:r>
-              <w:rPr>
-                <w:noProof/>
+                <w:rFonts w:ascii="Times New Roman" w:hAnsi="Times New Roman"/>
+                <w:i w:val="0"/>
+                <w:iCs w:val="0"/>
+                <w:noProof/>
+                <w:webHidden/>
+                <w:color w:val="000000" w:themeColor="text1"/>
+              </w:rPr>
+              <w:instrText xml:space="preserve"> PAGEREF _Toc242992534 \h </w:instrText>
+            </w:r>
+            <w:r>
+              <w:rPr>
+                <w:rFonts w:ascii="Times New Roman" w:hAnsi="Times New Roman"/>
+                <w:i w:val="0"/>
+                <w:iCs w:val="0"/>
+                <w:noProof/>
+                <w:webHidden/>
+                <w:color w:val="000000" w:themeColor="text1"/>
+              </w:rPr>
+            </w:r>
+            <w:r>
+              <w:rPr>
+                <w:rFonts w:ascii="Times New Roman" w:hAnsi="Times New Roman"/>
+                <w:i w:val="0"/>
+                <w:iCs w:val="0"/>
+                <w:noProof/>
+                <w:webHidden/>
+                <w:color w:val="000000" w:themeColor="text1"/>
               </w:rPr>
               <w:fldChar w:fldCharType="separate"/>
             </w:r>
             <w:r>
               <w:rPr>
-                <w:noProof/>
+                <w:rFonts w:ascii="Times New Roman" w:hAnsi="Times New Roman"/>
+                <w:i w:val="0"/>
+                <w:iCs w:val="0"/>
+                <w:noProof/>
+                <w:webHidden/>
+                <w:color w:val="000000" w:themeColor="text1"/>
               </w:rPr>
               <w:t>17</w:t>
             </w:r>
             <w:r>
               <w:rPr>
-                <w:noProof/>
+                <w:rFonts w:ascii="Times New Roman" w:hAnsi="Times New Roman"/>
+                <w:i w:val="0"/>
+                <w:iCs w:val="0"/>
+                <w:noProof/>
+                <w:webHidden/>
+                <w:color w:val="000000" w:themeColor="text1"/>
               </w:rPr>
               <w:fldChar w:fldCharType="end"/>
             </w:r>
@@ -1813,60 +2559,84 @@
               <w:tab w:val="right" w:leader="dot" w:pos="9345"/>
             </w:tabs>
             <w:rPr>
-              <w:rFonts w:asciiTheme="minorHAnsi" w:eastAsiaTheme="minorEastAsia" w:hAnsiTheme="minorHAnsi" w:cstheme="minorBidi"/>
+              <w:rFonts w:ascii="Times New Roman" w:eastAsiaTheme="minorEastAsia" w:hAnsi="Times New Roman"/>
               <w:noProof/>
+              <w:color w:val="000000" w:themeColor="text1"/>
               <w:kern w:val="2"/>
               <w:sz w:val="24"/>
               <w:szCs w:val="24"/>
               <w14:ligatures w14:val="standardContextual"/>
             </w:rPr>
           </w:pPr>
-          <w:hyperlink w:anchor="_Toc241698897" w:history="1">
+          <w:hyperlink w:anchor="_Toc242992535" w:history="1">
             <w:r>
               <w:rPr>
                 <w:rStyle w:val="a5"/>
-                <w:noProof/>
+                <w:rFonts w:ascii="Times New Roman" w:hAnsi="Times New Roman"/>
+                <w:noProof/>
+                <w:color w:val="000000" w:themeColor="text1"/>
               </w:rPr>
               <w:t>4.1. Цели и ограничения</w:t>
             </w:r>
             <w:r>
               <w:rPr>
-                <w:noProof/>
+                <w:rFonts w:ascii="Times New Roman" w:hAnsi="Times New Roman"/>
+                <w:noProof/>
+                <w:webHidden/>
+                <w:color w:val="000000" w:themeColor="text1"/>
               </w:rPr>
               <w:tab/>
             </w:r>
             <w:r>
               <w:rPr>
-                <w:noProof/>
+                <w:rFonts w:ascii="Times New Roman" w:hAnsi="Times New Roman"/>
+                <w:noProof/>
+                <w:webHidden/>
+                <w:color w:val="000000" w:themeColor="text1"/>
               </w:rPr>
               <w:fldChar w:fldCharType="begin"/>
             </w:r>
             <w:r>
               <w:rPr>
-                <w:noProof/>
-              </w:rPr>
-              <w:instrText xml:space="preserve"> PAGEREF _Toc241698897 \h </w:instrText>
-            </w:r>
-            <w:r>
-              <w:rPr>
-                <w:noProof/>
-              </w:rPr>
-            </w:r>
-            <w:r>
-              <w:rPr>
-                <w:noProof/>
+                <w:rFonts w:ascii="Times New Roman" w:hAnsi="Times New Roman"/>
+                <w:noProof/>
+                <w:webHidden/>
+                <w:color w:val="000000" w:themeColor="text1"/>
+              </w:rPr>
+              <w:instrText xml:space="preserve"> PAGEREF _Toc242992535 \h </w:instrText>
+            </w:r>
+            <w:r>
+              <w:rPr>
+                <w:rFonts w:ascii="Times New Roman" w:hAnsi="Times New Roman"/>
+                <w:noProof/>
+                <w:webHidden/>
+                <w:color w:val="000000" w:themeColor="text1"/>
+              </w:rPr>
+            </w:r>
+            <w:r>
+              <w:rPr>
+                <w:rFonts w:ascii="Times New Roman" w:hAnsi="Times New Roman"/>
+                <w:noProof/>
+                <w:webHidden/>
+                <w:color w:val="000000" w:themeColor="text1"/>
               </w:rPr>
               <w:fldChar w:fldCharType="separate"/>
             </w:r>
             <w:r>
               <w:rPr>
-                <w:noProof/>
+                <w:rFonts w:ascii="Times New Roman" w:hAnsi="Times New Roman"/>
+                <w:noProof/>
+                <w:webHidden/>
+                <w:color w:val="000000" w:themeColor="text1"/>
               </w:rPr>
               <w:t>17</w:t>
             </w:r>
             <w:r>
               <w:rPr>
-                <w:noProof/>
+                <w:rFonts w:ascii="Times New Roman" w:hAnsi="Times New Roman"/>
+                <w:noProof/>
+                <w:webHidden/>
+                <w:color w:val="000000" w:themeColor="text1"/>
               </w:rPr>
               <w:fldChar w:fldCharType="end"/>
             </w:r>
@@ -1879,60 +2649,84 @@
               <w:tab w:val="right" w:leader="dot" w:pos="9345"/>
             </w:tabs>
             <w:rPr>
-              <w:rFonts w:asciiTheme="minorHAnsi" w:eastAsiaTheme="minorEastAsia" w:hAnsiTheme="minorHAnsi" w:cstheme="minorBidi"/>
+              <w:rFonts w:ascii="Times New Roman" w:eastAsiaTheme="minorEastAsia" w:hAnsi="Times New Roman"/>
               <w:noProof/>
+              <w:color w:val="000000" w:themeColor="text1"/>
               <w:kern w:val="2"/>
               <w:sz w:val="24"/>
               <w:szCs w:val="24"/>
               <w14:ligatures w14:val="standardContextual"/>
             </w:rPr>
           </w:pPr>
-          <w:hyperlink w:anchor="_Toc241698898" w:history="1">
+          <w:hyperlink w:anchor="_Toc242992536" w:history="1">
             <w:r>
               <w:rPr>
                 <w:rStyle w:val="a5"/>
-                <w:noProof/>
+                <w:rFonts w:ascii="Times New Roman" w:hAnsi="Times New Roman"/>
+                <w:noProof/>
+                <w:color w:val="000000" w:themeColor="text1"/>
               </w:rPr>
               <w:t>4.2. Контекст системы</w:t>
             </w:r>
             <w:r>
               <w:rPr>
-                <w:noProof/>
+                <w:rFonts w:ascii="Times New Roman" w:hAnsi="Times New Roman"/>
+                <w:noProof/>
+                <w:webHidden/>
+                <w:color w:val="000000" w:themeColor="text1"/>
               </w:rPr>
               <w:tab/>
             </w:r>
             <w:r>
               <w:rPr>
-                <w:noProof/>
+                <w:rFonts w:ascii="Times New Roman" w:hAnsi="Times New Roman"/>
+                <w:noProof/>
+                <w:webHidden/>
+                <w:color w:val="000000" w:themeColor="text1"/>
               </w:rPr>
               <w:fldChar w:fldCharType="begin"/>
             </w:r>
             <w:r>
               <w:rPr>
-                <w:noProof/>
-              </w:rPr>
-              <w:instrText xml:space="preserve"> PAGEREF _Toc241698898 \h </w:instrText>
-            </w:r>
-            <w:r>
-              <w:rPr>
-                <w:noProof/>
-              </w:rPr>
-            </w:r>
-            <w:r>
-              <w:rPr>
-                <w:noProof/>
+                <w:rFonts w:ascii="Times New Roman" w:hAnsi="Times New Roman"/>
+                <w:noProof/>
+                <w:webHidden/>
+                <w:color w:val="000000" w:themeColor="text1"/>
+              </w:rPr>
+              <w:instrText xml:space="preserve"> PAGEREF _Toc242992536 \h </w:instrText>
+            </w:r>
+            <w:r>
+              <w:rPr>
+                <w:rFonts w:ascii="Times New Roman" w:hAnsi="Times New Roman"/>
+                <w:noProof/>
+                <w:webHidden/>
+                <w:color w:val="000000" w:themeColor="text1"/>
+              </w:rPr>
+            </w:r>
+            <w:r>
+              <w:rPr>
+                <w:rFonts w:ascii="Times New Roman" w:hAnsi="Times New Roman"/>
+                <w:noProof/>
+                <w:webHidden/>
+                <w:color w:val="000000" w:themeColor="text1"/>
               </w:rPr>
               <w:fldChar w:fldCharType="separate"/>
             </w:r>
             <w:r>
               <w:rPr>
-                <w:noProof/>
+                <w:rFonts w:ascii="Times New Roman" w:hAnsi="Times New Roman"/>
+                <w:noProof/>
+                <w:webHidden/>
+                <w:color w:val="000000" w:themeColor="text1"/>
               </w:rPr>
               <w:t>17</w:t>
             </w:r>
             <w:r>
               <w:rPr>
-                <w:noProof/>
+                <w:rFonts w:ascii="Times New Roman" w:hAnsi="Times New Roman"/>
+                <w:noProof/>
+                <w:webHidden/>
+                <w:color w:val="000000" w:themeColor="text1"/>
               </w:rPr>
               <w:fldChar w:fldCharType="end"/>
             </w:r>
@@ -1945,83 +2739,964 @@
               <w:tab w:val="right" w:leader="dot" w:pos="9345"/>
             </w:tabs>
             <w:rPr>
-              <w:rFonts w:asciiTheme="minorHAnsi" w:eastAsiaTheme="minorEastAsia" w:hAnsiTheme="minorHAnsi" w:cstheme="minorBidi"/>
+              <w:rFonts w:ascii="Times New Roman" w:eastAsiaTheme="minorEastAsia" w:hAnsi="Times New Roman"/>
+              <w:i w:val="0"/>
+              <w:iCs w:val="0"/>
               <w:noProof/>
+              <w:color w:val="000000" w:themeColor="text1"/>
+              <w:kern w:val="2"/>
+              <w14:ligatures w14:val="standardContextual"/>
+            </w:rPr>
+          </w:pPr>
+          <w:hyperlink w:anchor="_Toc242992537" w:history="1">
+            <w:r>
+              <w:rPr>
+                <w:rStyle w:val="a5"/>
+                <w:rFonts w:ascii="Times New Roman" w:hAnsi="Times New Roman"/>
+                <w:i w:val="0"/>
+                <w:iCs w:val="0"/>
+                <w:noProof/>
+                <w:color w:val="000000" w:themeColor="text1"/>
+              </w:rPr>
+              <w:t>5. API</w:t>
+            </w:r>
+            <w:r>
+              <w:rPr>
+                <w:rFonts w:ascii="Times New Roman" w:hAnsi="Times New Roman"/>
+                <w:i w:val="0"/>
+                <w:iCs w:val="0"/>
+                <w:noProof/>
+                <w:webHidden/>
+                <w:color w:val="000000" w:themeColor="text1"/>
+              </w:rPr>
+              <w:tab/>
+            </w:r>
+            <w:r>
+              <w:rPr>
+                <w:rFonts w:ascii="Times New Roman" w:hAnsi="Times New Roman"/>
+                <w:i w:val="0"/>
+                <w:iCs w:val="0"/>
+                <w:noProof/>
+                <w:webHidden/>
+                <w:color w:val="000000" w:themeColor="text1"/>
+              </w:rPr>
+              <w:fldChar w:fldCharType="begin"/>
+            </w:r>
+            <w:r>
+              <w:rPr>
+                <w:rFonts w:ascii="Times New Roman" w:hAnsi="Times New Roman"/>
+                <w:i w:val="0"/>
+                <w:iCs w:val="0"/>
+                <w:noProof/>
+                <w:webHidden/>
+                <w:color w:val="000000" w:themeColor="text1"/>
+              </w:rPr>
+              <w:instrText xml:space="preserve"> PAGEREF _Toc242992537 \h </w:instrText>
+            </w:r>
+            <w:r>
+              <w:rPr>
+                <w:rFonts w:ascii="Times New Roman" w:hAnsi="Times New Roman"/>
+                <w:i w:val="0"/>
+                <w:iCs w:val="0"/>
+                <w:noProof/>
+                <w:webHidden/>
+                <w:color w:val="000000" w:themeColor="text1"/>
+              </w:rPr>
+            </w:r>
+            <w:r>
+              <w:rPr>
+                <w:rFonts w:ascii="Times New Roman" w:hAnsi="Times New Roman"/>
+                <w:i w:val="0"/>
+                <w:iCs w:val="0"/>
+                <w:noProof/>
+                <w:webHidden/>
+                <w:color w:val="000000" w:themeColor="text1"/>
+              </w:rPr>
+              <w:fldChar w:fldCharType="separate"/>
+            </w:r>
+            <w:r>
+              <w:rPr>
+                <w:rFonts w:ascii="Times New Roman" w:hAnsi="Times New Roman"/>
+                <w:i w:val="0"/>
+                <w:iCs w:val="0"/>
+                <w:noProof/>
+                <w:webHidden/>
+                <w:color w:val="000000" w:themeColor="text1"/>
+              </w:rPr>
+              <w:t>19</w:t>
+            </w:r>
+            <w:r>
+              <w:rPr>
+                <w:rFonts w:ascii="Times New Roman" w:hAnsi="Times New Roman"/>
+                <w:i w:val="0"/>
+                <w:iCs w:val="0"/>
+                <w:noProof/>
+                <w:webHidden/>
+                <w:color w:val="000000" w:themeColor="text1"/>
+              </w:rPr>
+              <w:fldChar w:fldCharType="end"/>
+            </w:r>
+          </w:hyperlink>
+        </w:p>
+        <w:p>
+          <w:pPr>
+            <w:pStyle w:val="20"/>
+            <w:tabs>
+              <w:tab w:val="right" w:leader="dot" w:pos="9345"/>
+            </w:tabs>
+            <w:rPr>
+              <w:rFonts w:ascii="Times New Roman" w:eastAsiaTheme="minorEastAsia" w:hAnsi="Times New Roman"/>
+              <w:noProof/>
+              <w:color w:val="000000" w:themeColor="text1"/>
               <w:kern w:val="2"/>
               <w:sz w:val="24"/>
               <w:szCs w:val="24"/>
               <w14:ligatures w14:val="standardContextual"/>
             </w:rPr>
           </w:pPr>
-          <w:hyperlink w:anchor="_Toc241698899" w:history="1">
+          <w:hyperlink w:anchor="_Toc242992538" w:history="1">
             <w:r>
               <w:rPr>
                 <w:rStyle w:val="a5"/>
-                <w:noProof/>
-              </w:rPr>
-              <w:t>5. UML-диаграммы</w:t>
-            </w:r>
-            <w:r>
-              <w:rPr>
-                <w:noProof/>
+                <w:rFonts w:ascii="Times New Roman" w:hAnsi="Times New Roman"/>
+                <w:noProof/>
+                <w:color w:val="000000" w:themeColor="text1"/>
+              </w:rPr>
+              <w:t>5.1. Соглашения</w:t>
+            </w:r>
+            <w:r>
+              <w:rPr>
+                <w:rFonts w:ascii="Times New Roman" w:hAnsi="Times New Roman"/>
+                <w:noProof/>
+                <w:webHidden/>
+                <w:color w:val="000000" w:themeColor="text1"/>
               </w:rPr>
               <w:tab/>
             </w:r>
             <w:r>
               <w:rPr>
-                <w:noProof/>
+                <w:rFonts w:ascii="Times New Roman" w:hAnsi="Times New Roman"/>
+                <w:noProof/>
+                <w:webHidden/>
+                <w:color w:val="000000" w:themeColor="text1"/>
               </w:rPr>
               <w:fldChar w:fldCharType="begin"/>
             </w:r>
             <w:r>
               <w:rPr>
-                <w:noProof/>
-              </w:rPr>
-              <w:instrText xml:space="preserve"> PAGEREF _Toc241698899 \h </w:instrText>
-            </w:r>
-            <w:r>
-              <w:rPr>
-                <w:noProof/>
-              </w:rPr>
-            </w:r>
-            <w:r>
-              <w:rPr>
-                <w:noProof/>
+                <w:rFonts w:ascii="Times New Roman" w:hAnsi="Times New Roman"/>
+                <w:noProof/>
+                <w:webHidden/>
+                <w:color w:val="000000" w:themeColor="text1"/>
+              </w:rPr>
+              <w:instrText xml:space="preserve"> PAGEREF _Toc242992538 \h </w:instrText>
+            </w:r>
+            <w:r>
+              <w:rPr>
+                <w:rFonts w:ascii="Times New Roman" w:hAnsi="Times New Roman"/>
+                <w:noProof/>
+                <w:webHidden/>
+                <w:color w:val="000000" w:themeColor="text1"/>
+              </w:rPr>
+            </w:r>
+            <w:r>
+              <w:rPr>
+                <w:rFonts w:ascii="Times New Roman" w:hAnsi="Times New Roman"/>
+                <w:noProof/>
+                <w:webHidden/>
+                <w:color w:val="000000" w:themeColor="text1"/>
               </w:rPr>
               <w:fldChar w:fldCharType="separate"/>
             </w:r>
             <w:r>
               <w:rPr>
-                <w:noProof/>
+                <w:rFonts w:ascii="Times New Roman" w:hAnsi="Times New Roman"/>
+                <w:noProof/>
+                <w:webHidden/>
+                <w:color w:val="000000" w:themeColor="text1"/>
               </w:rPr>
               <w:t>19</w:t>
             </w:r>
             <w:r>
               <w:rPr>
-                <w:noProof/>
+                <w:rFonts w:ascii="Times New Roman" w:hAnsi="Times New Roman"/>
+                <w:noProof/>
+                <w:webHidden/>
+                <w:color w:val="000000" w:themeColor="text1"/>
               </w:rPr>
               <w:fldChar w:fldCharType="end"/>
             </w:r>
           </w:hyperlink>
         </w:p>
         <w:p>
+          <w:pPr>
+            <w:pStyle w:val="20"/>
+            <w:tabs>
+              <w:tab w:val="right" w:leader="dot" w:pos="9345"/>
+            </w:tabs>
+            <w:rPr>
+              <w:rFonts w:ascii="Times New Roman" w:eastAsiaTheme="minorEastAsia" w:hAnsi="Times New Roman"/>
+              <w:noProof/>
+              <w:color w:val="000000" w:themeColor="text1"/>
+              <w:kern w:val="2"/>
+              <w:sz w:val="24"/>
+              <w:szCs w:val="24"/>
+              <w14:ligatures w14:val="standardContextual"/>
+            </w:rPr>
+          </w:pPr>
+          <w:hyperlink w:anchor="_Toc242992539" w:history="1">
+            <w:r>
+              <w:rPr>
+                <w:rStyle w:val="a5"/>
+                <w:rFonts w:ascii="Times New Roman" w:hAnsi="Times New Roman"/>
+                <w:noProof/>
+                <w:color w:val="000000" w:themeColor="text1"/>
+              </w:rPr>
+              <w:t>5.2. Эндпоинты</w:t>
+            </w:r>
+            <w:r>
+              <w:rPr>
+                <w:rFonts w:ascii="Times New Roman" w:hAnsi="Times New Roman"/>
+                <w:noProof/>
+                <w:webHidden/>
+                <w:color w:val="000000" w:themeColor="text1"/>
+              </w:rPr>
+              <w:tab/>
+            </w:r>
+            <w:r>
+              <w:rPr>
+                <w:rFonts w:ascii="Times New Roman" w:hAnsi="Times New Roman"/>
+                <w:noProof/>
+                <w:webHidden/>
+                <w:color w:val="000000" w:themeColor="text1"/>
+              </w:rPr>
+              <w:fldChar w:fldCharType="begin"/>
+            </w:r>
+            <w:r>
+              <w:rPr>
+                <w:rFonts w:ascii="Times New Roman" w:hAnsi="Times New Roman"/>
+                <w:noProof/>
+                <w:webHidden/>
+                <w:color w:val="000000" w:themeColor="text1"/>
+              </w:rPr>
+              <w:instrText xml:space="preserve"> PAGEREF _Toc242992539 \h </w:instrText>
+            </w:r>
+            <w:r>
+              <w:rPr>
+                <w:rFonts w:ascii="Times New Roman" w:hAnsi="Times New Roman"/>
+                <w:noProof/>
+                <w:webHidden/>
+                <w:color w:val="000000" w:themeColor="text1"/>
+              </w:rPr>
+            </w:r>
+            <w:r>
+              <w:rPr>
+                <w:rFonts w:ascii="Times New Roman" w:hAnsi="Times New Roman"/>
+                <w:noProof/>
+                <w:webHidden/>
+                <w:color w:val="000000" w:themeColor="text1"/>
+              </w:rPr>
+              <w:fldChar w:fldCharType="separate"/>
+            </w:r>
+            <w:r>
+              <w:rPr>
+                <w:rFonts w:ascii="Times New Roman" w:hAnsi="Times New Roman"/>
+                <w:noProof/>
+                <w:webHidden/>
+                <w:color w:val="000000" w:themeColor="text1"/>
+              </w:rPr>
+              <w:t>19</w:t>
+            </w:r>
+            <w:r>
+              <w:rPr>
+                <w:rFonts w:ascii="Times New Roman" w:hAnsi="Times New Roman"/>
+                <w:noProof/>
+                <w:webHidden/>
+                <w:color w:val="000000" w:themeColor="text1"/>
+              </w:rPr>
+              <w:fldChar w:fldCharType="end"/>
+            </w:r>
+          </w:hyperlink>
+        </w:p>
+        <w:p>
+          <w:pPr>
+            <w:pStyle w:val="30"/>
+            <w:tabs>
+              <w:tab w:val="right" w:leader="dot" w:pos="9345"/>
+            </w:tabs>
+            <w:rPr>
+              <w:rFonts w:ascii="Times New Roman" w:eastAsiaTheme="minorEastAsia" w:hAnsi="Times New Roman"/>
+              <w:b/>
+              <w:bCs/>
+              <w:noProof/>
+              <w:color w:val="000000" w:themeColor="text1"/>
+              <w:kern w:val="2"/>
+              <w:sz w:val="24"/>
+              <w:szCs w:val="24"/>
+              <w14:ligatures w14:val="standardContextual"/>
+            </w:rPr>
+          </w:pPr>
+          <w:hyperlink w:anchor="_Toc242992540" w:history="1">
+            <w:r>
+              <w:rPr>
+                <w:rStyle w:val="a5"/>
+                <w:rFonts w:ascii="Times New Roman" w:hAnsi="Times New Roman"/>
+                <w:b/>
+                <w:bCs/>
+                <w:noProof/>
+                <w:color w:val="000000" w:themeColor="text1"/>
+              </w:rPr>
+              <w:t>5.2.1. Аутентификация</w:t>
+            </w:r>
+            <w:r>
+              <w:rPr>
+                <w:rFonts w:ascii="Times New Roman" w:hAnsi="Times New Roman"/>
+                <w:b/>
+                <w:bCs/>
+                <w:noProof/>
+                <w:webHidden/>
+                <w:color w:val="000000" w:themeColor="text1"/>
+              </w:rPr>
+              <w:tab/>
+            </w:r>
+            <w:r>
+              <w:rPr>
+                <w:rFonts w:ascii="Times New Roman" w:hAnsi="Times New Roman"/>
+                <w:b/>
+                <w:bCs/>
+                <w:noProof/>
+                <w:webHidden/>
+                <w:color w:val="000000" w:themeColor="text1"/>
+              </w:rPr>
+              <w:fldChar w:fldCharType="begin"/>
+            </w:r>
+            <w:r>
+              <w:rPr>
+                <w:rFonts w:ascii="Times New Roman" w:hAnsi="Times New Roman"/>
+                <w:b/>
+                <w:bCs/>
+                <w:noProof/>
+                <w:webHidden/>
+                <w:color w:val="000000" w:themeColor="text1"/>
+              </w:rPr>
+              <w:instrText xml:space="preserve"> PAGEREF _Toc242992540 \h </w:instrText>
+            </w:r>
+            <w:r>
+              <w:rPr>
+                <w:rFonts w:ascii="Times New Roman" w:hAnsi="Times New Roman"/>
+                <w:b/>
+                <w:bCs/>
+                <w:noProof/>
+                <w:webHidden/>
+                <w:color w:val="000000" w:themeColor="text1"/>
+              </w:rPr>
+            </w:r>
+            <w:r>
+              <w:rPr>
+                <w:rFonts w:ascii="Times New Roman" w:hAnsi="Times New Roman"/>
+                <w:b/>
+                <w:bCs/>
+                <w:noProof/>
+                <w:webHidden/>
+                <w:color w:val="000000" w:themeColor="text1"/>
+              </w:rPr>
+              <w:fldChar w:fldCharType="separate"/>
+            </w:r>
+            <w:r>
+              <w:rPr>
+                <w:rFonts w:ascii="Times New Roman" w:hAnsi="Times New Roman"/>
+                <w:b/>
+                <w:bCs/>
+                <w:noProof/>
+                <w:webHidden/>
+                <w:color w:val="000000" w:themeColor="text1"/>
+              </w:rPr>
+              <w:t>19</w:t>
+            </w:r>
+            <w:r>
+              <w:rPr>
+                <w:rFonts w:ascii="Times New Roman" w:hAnsi="Times New Roman"/>
+                <w:b/>
+                <w:bCs/>
+                <w:noProof/>
+                <w:webHidden/>
+                <w:color w:val="000000" w:themeColor="text1"/>
+              </w:rPr>
+              <w:fldChar w:fldCharType="end"/>
+            </w:r>
+          </w:hyperlink>
+        </w:p>
+        <w:p>
+          <w:pPr>
+            <w:pStyle w:val="30"/>
+            <w:tabs>
+              <w:tab w:val="right" w:leader="dot" w:pos="9345"/>
+            </w:tabs>
+            <w:rPr>
+              <w:rFonts w:ascii="Times New Roman" w:eastAsiaTheme="minorEastAsia" w:hAnsi="Times New Roman"/>
+              <w:b/>
+              <w:bCs/>
+              <w:noProof/>
+              <w:color w:val="000000" w:themeColor="text1"/>
+              <w:kern w:val="2"/>
+              <w:sz w:val="24"/>
+              <w:szCs w:val="24"/>
+              <w14:ligatures w14:val="standardContextual"/>
+            </w:rPr>
+          </w:pPr>
+          <w:hyperlink w:anchor="_Toc242992541" w:history="1">
+            <w:r>
+              <w:rPr>
+                <w:rStyle w:val="a5"/>
+                <w:rFonts w:ascii="Times New Roman" w:hAnsi="Times New Roman"/>
+                <w:b/>
+                <w:bCs/>
+                <w:noProof/>
+                <w:color w:val="000000" w:themeColor="text1"/>
+              </w:rPr>
+              <w:t>5.2.2. Встречи</w:t>
+            </w:r>
+            <w:r>
+              <w:rPr>
+                <w:rFonts w:ascii="Times New Roman" w:hAnsi="Times New Roman"/>
+                <w:b/>
+                <w:bCs/>
+                <w:noProof/>
+                <w:webHidden/>
+                <w:color w:val="000000" w:themeColor="text1"/>
+              </w:rPr>
+              <w:tab/>
+            </w:r>
+            <w:r>
+              <w:rPr>
+                <w:rFonts w:ascii="Times New Roman" w:hAnsi="Times New Roman"/>
+                <w:b/>
+                <w:bCs/>
+                <w:noProof/>
+                <w:webHidden/>
+                <w:color w:val="000000" w:themeColor="text1"/>
+              </w:rPr>
+              <w:fldChar w:fldCharType="begin"/>
+            </w:r>
+            <w:r>
+              <w:rPr>
+                <w:rFonts w:ascii="Times New Roman" w:hAnsi="Times New Roman"/>
+                <w:b/>
+                <w:bCs/>
+                <w:noProof/>
+                <w:webHidden/>
+                <w:color w:val="000000" w:themeColor="text1"/>
+              </w:rPr>
+              <w:instrText xml:space="preserve"> PAGEREF _Toc242992541 \h </w:instrText>
+            </w:r>
+            <w:r>
+              <w:rPr>
+                <w:rFonts w:ascii="Times New Roman" w:hAnsi="Times New Roman"/>
+                <w:b/>
+                <w:bCs/>
+                <w:noProof/>
+                <w:webHidden/>
+                <w:color w:val="000000" w:themeColor="text1"/>
+              </w:rPr>
+            </w:r>
+            <w:r>
+              <w:rPr>
+                <w:rFonts w:ascii="Times New Roman" w:hAnsi="Times New Roman"/>
+                <w:b/>
+                <w:bCs/>
+                <w:noProof/>
+                <w:webHidden/>
+                <w:color w:val="000000" w:themeColor="text1"/>
+              </w:rPr>
+              <w:fldChar w:fldCharType="separate"/>
+            </w:r>
+            <w:r>
+              <w:rPr>
+                <w:rFonts w:ascii="Times New Roman" w:hAnsi="Times New Roman"/>
+                <w:b/>
+                <w:bCs/>
+                <w:noProof/>
+                <w:webHidden/>
+                <w:color w:val="000000" w:themeColor="text1"/>
+              </w:rPr>
+              <w:t>19</w:t>
+            </w:r>
+            <w:r>
+              <w:rPr>
+                <w:rFonts w:ascii="Times New Roman" w:hAnsi="Times New Roman"/>
+                <w:b/>
+                <w:bCs/>
+                <w:noProof/>
+                <w:webHidden/>
+                <w:color w:val="000000" w:themeColor="text1"/>
+              </w:rPr>
+              <w:fldChar w:fldCharType="end"/>
+            </w:r>
+          </w:hyperlink>
+        </w:p>
+        <w:p>
+          <w:pPr>
+            <w:pStyle w:val="30"/>
+            <w:tabs>
+              <w:tab w:val="right" w:leader="dot" w:pos="9345"/>
+            </w:tabs>
+            <w:rPr>
+              <w:rFonts w:ascii="Times New Roman" w:eastAsiaTheme="minorEastAsia" w:hAnsi="Times New Roman"/>
+              <w:b/>
+              <w:bCs/>
+              <w:noProof/>
+              <w:color w:val="000000" w:themeColor="text1"/>
+              <w:kern w:val="2"/>
+              <w:sz w:val="24"/>
+              <w:szCs w:val="24"/>
+              <w14:ligatures w14:val="standardContextual"/>
+            </w:rPr>
+          </w:pPr>
+          <w:hyperlink w:anchor="_Toc242992542" w:history="1">
+            <w:r>
+              <w:rPr>
+                <w:rStyle w:val="a5"/>
+                <w:rFonts w:ascii="Times New Roman" w:hAnsi="Times New Roman"/>
+                <w:b/>
+                <w:bCs/>
+                <w:noProof/>
+                <w:color w:val="000000" w:themeColor="text1"/>
+              </w:rPr>
+              <w:t>5.2.3. Приглашения и участие</w:t>
+            </w:r>
+            <w:r>
+              <w:rPr>
+                <w:rFonts w:ascii="Times New Roman" w:hAnsi="Times New Roman"/>
+                <w:b/>
+                <w:bCs/>
+                <w:noProof/>
+                <w:webHidden/>
+                <w:color w:val="000000" w:themeColor="text1"/>
+              </w:rPr>
+              <w:tab/>
+            </w:r>
+            <w:r>
+              <w:rPr>
+                <w:rFonts w:ascii="Times New Roman" w:hAnsi="Times New Roman"/>
+                <w:b/>
+                <w:bCs/>
+                <w:noProof/>
+                <w:webHidden/>
+                <w:color w:val="000000" w:themeColor="text1"/>
+              </w:rPr>
+              <w:fldChar w:fldCharType="begin"/>
+            </w:r>
+            <w:r>
+              <w:rPr>
+                <w:rFonts w:ascii="Times New Roman" w:hAnsi="Times New Roman"/>
+                <w:b/>
+                <w:bCs/>
+                <w:noProof/>
+                <w:webHidden/>
+                <w:color w:val="000000" w:themeColor="text1"/>
+              </w:rPr>
+              <w:instrText xml:space="preserve"> PAGEREF _Toc242992542 \h </w:instrText>
+            </w:r>
+            <w:r>
+              <w:rPr>
+                <w:rFonts w:ascii="Times New Roman" w:hAnsi="Times New Roman"/>
+                <w:b/>
+                <w:bCs/>
+                <w:noProof/>
+                <w:webHidden/>
+                <w:color w:val="000000" w:themeColor="text1"/>
+              </w:rPr>
+            </w:r>
+            <w:r>
+              <w:rPr>
+                <w:rFonts w:ascii="Times New Roman" w:hAnsi="Times New Roman"/>
+                <w:b/>
+                <w:bCs/>
+                <w:noProof/>
+                <w:webHidden/>
+                <w:color w:val="000000" w:themeColor="text1"/>
+              </w:rPr>
+              <w:fldChar w:fldCharType="separate"/>
+            </w:r>
+            <w:r>
+              <w:rPr>
+                <w:rFonts w:ascii="Times New Roman" w:hAnsi="Times New Roman"/>
+                <w:b/>
+                <w:bCs/>
+                <w:noProof/>
+                <w:webHidden/>
+                <w:color w:val="000000" w:themeColor="text1"/>
+              </w:rPr>
+              <w:t>20</w:t>
+            </w:r>
+            <w:r>
+              <w:rPr>
+                <w:rFonts w:ascii="Times New Roman" w:hAnsi="Times New Roman"/>
+                <w:b/>
+                <w:bCs/>
+                <w:noProof/>
+                <w:webHidden/>
+                <w:color w:val="000000" w:themeColor="text1"/>
+              </w:rPr>
+              <w:fldChar w:fldCharType="end"/>
+            </w:r>
+          </w:hyperlink>
+        </w:p>
+        <w:p>
+          <w:pPr>
+            <w:pStyle w:val="30"/>
+            <w:tabs>
+              <w:tab w:val="right" w:leader="dot" w:pos="9345"/>
+            </w:tabs>
+            <w:rPr>
+              <w:rFonts w:ascii="Times New Roman" w:eastAsiaTheme="minorEastAsia" w:hAnsi="Times New Roman"/>
+              <w:b/>
+              <w:bCs/>
+              <w:noProof/>
+              <w:color w:val="000000" w:themeColor="text1"/>
+              <w:kern w:val="2"/>
+              <w:sz w:val="24"/>
+              <w:szCs w:val="24"/>
+              <w14:ligatures w14:val="standardContextual"/>
+            </w:rPr>
+          </w:pPr>
+          <w:hyperlink w:anchor="_Toc242992543" w:history="1">
+            <w:r>
+              <w:rPr>
+                <w:rStyle w:val="a5"/>
+                <w:rFonts w:ascii="Times New Roman" w:hAnsi="Times New Roman"/>
+                <w:b/>
+                <w:bCs/>
+                <w:noProof/>
+                <w:color w:val="000000" w:themeColor="text1"/>
+              </w:rPr>
+              <w:t>5.2.4. Поездки и трекинг</w:t>
+            </w:r>
+            <w:r>
+              <w:rPr>
+                <w:rFonts w:ascii="Times New Roman" w:hAnsi="Times New Roman"/>
+                <w:b/>
+                <w:bCs/>
+                <w:noProof/>
+                <w:webHidden/>
+                <w:color w:val="000000" w:themeColor="text1"/>
+              </w:rPr>
+              <w:tab/>
+            </w:r>
+            <w:r>
+              <w:rPr>
+                <w:rFonts w:ascii="Times New Roman" w:hAnsi="Times New Roman"/>
+                <w:b/>
+                <w:bCs/>
+                <w:noProof/>
+                <w:webHidden/>
+                <w:color w:val="000000" w:themeColor="text1"/>
+              </w:rPr>
+              <w:fldChar w:fldCharType="begin"/>
+            </w:r>
+            <w:r>
+              <w:rPr>
+                <w:rFonts w:ascii="Times New Roman" w:hAnsi="Times New Roman"/>
+                <w:b/>
+                <w:bCs/>
+                <w:noProof/>
+                <w:webHidden/>
+                <w:color w:val="000000" w:themeColor="text1"/>
+              </w:rPr>
+              <w:instrText xml:space="preserve"> PAGEREF _Toc242992543 \h </w:instrText>
+            </w:r>
+            <w:r>
+              <w:rPr>
+                <w:rFonts w:ascii="Times New Roman" w:hAnsi="Times New Roman"/>
+                <w:b/>
+                <w:bCs/>
+                <w:noProof/>
+                <w:webHidden/>
+                <w:color w:val="000000" w:themeColor="text1"/>
+              </w:rPr>
+            </w:r>
+            <w:r>
+              <w:rPr>
+                <w:rFonts w:ascii="Times New Roman" w:hAnsi="Times New Roman"/>
+                <w:b/>
+                <w:bCs/>
+                <w:noProof/>
+                <w:webHidden/>
+                <w:color w:val="000000" w:themeColor="text1"/>
+              </w:rPr>
+              <w:fldChar w:fldCharType="separate"/>
+            </w:r>
+            <w:r>
+              <w:rPr>
+                <w:rFonts w:ascii="Times New Roman" w:hAnsi="Times New Roman"/>
+                <w:b/>
+                <w:bCs/>
+                <w:noProof/>
+                <w:webHidden/>
+                <w:color w:val="000000" w:themeColor="text1"/>
+              </w:rPr>
+              <w:t>20</w:t>
+            </w:r>
+            <w:r>
+              <w:rPr>
+                <w:rFonts w:ascii="Times New Roman" w:hAnsi="Times New Roman"/>
+                <w:b/>
+                <w:bCs/>
+                <w:noProof/>
+                <w:webHidden/>
+                <w:color w:val="000000" w:themeColor="text1"/>
+              </w:rPr>
+              <w:fldChar w:fldCharType="end"/>
+            </w:r>
+          </w:hyperlink>
+        </w:p>
+        <w:p>
+          <w:pPr>
+            <w:pStyle w:val="30"/>
+            <w:tabs>
+              <w:tab w:val="right" w:leader="dot" w:pos="9345"/>
+            </w:tabs>
+            <w:rPr>
+              <w:rFonts w:ascii="Times New Roman" w:eastAsiaTheme="minorEastAsia" w:hAnsi="Times New Roman"/>
+              <w:b/>
+              <w:bCs/>
+              <w:noProof/>
+              <w:color w:val="000000" w:themeColor="text1"/>
+              <w:kern w:val="2"/>
+              <w:sz w:val="24"/>
+              <w:szCs w:val="24"/>
+              <w14:ligatures w14:val="standardContextual"/>
+            </w:rPr>
+          </w:pPr>
+          <w:hyperlink w:anchor="_Toc242992544" w:history="1">
+            <w:r>
+              <w:rPr>
+                <w:rStyle w:val="a5"/>
+                <w:rFonts w:ascii="Times New Roman" w:hAnsi="Times New Roman"/>
+                <w:b/>
+                <w:bCs/>
+                <w:noProof/>
+                <w:color w:val="000000" w:themeColor="text1"/>
+              </w:rPr>
+              <w:t>5.2.5. Вспомогательные</w:t>
+            </w:r>
+            <w:r>
+              <w:rPr>
+                <w:rFonts w:ascii="Times New Roman" w:hAnsi="Times New Roman"/>
+                <w:b/>
+                <w:bCs/>
+                <w:noProof/>
+                <w:webHidden/>
+                <w:color w:val="000000" w:themeColor="text1"/>
+              </w:rPr>
+              <w:tab/>
+            </w:r>
+            <w:r>
+              <w:rPr>
+                <w:rFonts w:ascii="Times New Roman" w:hAnsi="Times New Roman"/>
+                <w:b/>
+                <w:bCs/>
+                <w:noProof/>
+                <w:webHidden/>
+                <w:color w:val="000000" w:themeColor="text1"/>
+              </w:rPr>
+              <w:fldChar w:fldCharType="begin"/>
+            </w:r>
+            <w:r>
+              <w:rPr>
+                <w:rFonts w:ascii="Times New Roman" w:hAnsi="Times New Roman"/>
+                <w:b/>
+                <w:bCs/>
+                <w:noProof/>
+                <w:webHidden/>
+                <w:color w:val="000000" w:themeColor="text1"/>
+              </w:rPr>
+              <w:instrText xml:space="preserve"> PAGEREF _Toc242992544 \h </w:instrText>
+            </w:r>
+            <w:r>
+              <w:rPr>
+                <w:rFonts w:ascii="Times New Roman" w:hAnsi="Times New Roman"/>
+                <w:b/>
+                <w:bCs/>
+                <w:noProof/>
+                <w:webHidden/>
+                <w:color w:val="000000" w:themeColor="text1"/>
+              </w:rPr>
+            </w:r>
+            <w:r>
+              <w:rPr>
+                <w:rFonts w:ascii="Times New Roman" w:hAnsi="Times New Roman"/>
+                <w:b/>
+                <w:bCs/>
+                <w:noProof/>
+                <w:webHidden/>
+                <w:color w:val="000000" w:themeColor="text1"/>
+              </w:rPr>
+              <w:fldChar w:fldCharType="separate"/>
+            </w:r>
+            <w:r>
+              <w:rPr>
+                <w:rFonts w:ascii="Times New Roman" w:hAnsi="Times New Roman"/>
+                <w:b/>
+                <w:bCs/>
+                <w:noProof/>
+                <w:webHidden/>
+                <w:color w:val="000000" w:themeColor="text1"/>
+              </w:rPr>
+              <w:t>20</w:t>
+            </w:r>
+            <w:r>
+              <w:rPr>
+                <w:rFonts w:ascii="Times New Roman" w:hAnsi="Times New Roman"/>
+                <w:b/>
+                <w:bCs/>
+                <w:noProof/>
+                <w:webHidden/>
+                <w:color w:val="000000" w:themeColor="text1"/>
+              </w:rPr>
+              <w:fldChar w:fldCharType="end"/>
+            </w:r>
+          </w:hyperlink>
+        </w:p>
+        <w:p>
+          <w:pPr>
+            <w:pStyle w:val="11"/>
+            <w:tabs>
+              <w:tab w:val="right" w:leader="dot" w:pos="9345"/>
+            </w:tabs>
+            <w:rPr>
+              <w:rFonts w:ascii="Times New Roman" w:eastAsiaTheme="minorEastAsia" w:hAnsi="Times New Roman"/>
+              <w:i w:val="0"/>
+              <w:iCs w:val="0"/>
+              <w:noProof/>
+              <w:color w:val="000000" w:themeColor="text1"/>
+              <w:kern w:val="2"/>
+              <w14:ligatures w14:val="standardContextual"/>
+            </w:rPr>
+          </w:pPr>
+          <w:hyperlink w:anchor="_Toc242992545" w:history="1">
+            <w:r>
+              <w:rPr>
+                <w:rStyle w:val="a5"/>
+                <w:rFonts w:ascii="Times New Roman" w:hAnsi="Times New Roman"/>
+                <w:i w:val="0"/>
+                <w:iCs w:val="0"/>
+                <w:noProof/>
+                <w:color w:val="000000" w:themeColor="text1"/>
+              </w:rPr>
+              <w:t>6. UML-диаграммы</w:t>
+            </w:r>
+            <w:r>
+              <w:rPr>
+                <w:rFonts w:ascii="Times New Roman" w:hAnsi="Times New Roman"/>
+                <w:i w:val="0"/>
+                <w:iCs w:val="0"/>
+                <w:noProof/>
+                <w:webHidden/>
+                <w:color w:val="000000" w:themeColor="text1"/>
+              </w:rPr>
+              <w:tab/>
+            </w:r>
+            <w:r>
+              <w:rPr>
+                <w:rFonts w:ascii="Times New Roman" w:hAnsi="Times New Roman"/>
+                <w:i w:val="0"/>
+                <w:iCs w:val="0"/>
+                <w:noProof/>
+                <w:webHidden/>
+                <w:color w:val="000000" w:themeColor="text1"/>
+              </w:rPr>
+              <w:fldChar w:fldCharType="begin"/>
+            </w:r>
+            <w:r>
+              <w:rPr>
+                <w:rFonts w:ascii="Times New Roman" w:hAnsi="Times New Roman"/>
+                <w:i w:val="0"/>
+                <w:iCs w:val="0"/>
+                <w:noProof/>
+                <w:webHidden/>
+                <w:color w:val="000000" w:themeColor="text1"/>
+              </w:rPr>
+              <w:instrText xml:space="preserve"> PAGEREF _Toc242992545 \h </w:instrText>
+            </w:r>
+            <w:r>
+              <w:rPr>
+                <w:rFonts w:ascii="Times New Roman" w:hAnsi="Times New Roman"/>
+                <w:i w:val="0"/>
+                <w:iCs w:val="0"/>
+                <w:noProof/>
+                <w:webHidden/>
+                <w:color w:val="000000" w:themeColor="text1"/>
+              </w:rPr>
+            </w:r>
+            <w:r>
+              <w:rPr>
+                <w:rFonts w:ascii="Times New Roman" w:hAnsi="Times New Roman"/>
+                <w:i w:val="0"/>
+                <w:iCs w:val="0"/>
+                <w:noProof/>
+                <w:webHidden/>
+                <w:color w:val="000000" w:themeColor="text1"/>
+              </w:rPr>
+              <w:fldChar w:fldCharType="separate"/>
+            </w:r>
+            <w:r>
+              <w:rPr>
+                <w:rFonts w:ascii="Times New Roman" w:hAnsi="Times New Roman"/>
+                <w:i w:val="0"/>
+                <w:iCs w:val="0"/>
+                <w:noProof/>
+                <w:webHidden/>
+                <w:color w:val="000000" w:themeColor="text1"/>
+              </w:rPr>
+              <w:t>21</w:t>
+            </w:r>
+            <w:r>
+              <w:rPr>
+                <w:rFonts w:ascii="Times New Roman" w:hAnsi="Times New Roman"/>
+                <w:i w:val="0"/>
+                <w:iCs w:val="0"/>
+                <w:noProof/>
+                <w:webHidden/>
+                <w:color w:val="000000" w:themeColor="text1"/>
+              </w:rPr>
+              <w:fldChar w:fldCharType="end"/>
+            </w:r>
+          </w:hyperlink>
+        </w:p>
+        <w:p>
+          <w:pPr>
+            <w:rPr>
+              <w:b/>
+              <w:bCs/>
+            </w:rPr>
+          </w:pPr>
           <w:r>
+            <w:rPr>
+              <w:b/>
+              <w:bCs/>
+              <w:noProof/>
+              <w:color w:val="000000" w:themeColor="text1"/>
+            </w:rPr>
             <w:fldChar w:fldCharType="end"/>
           </w:r>
         </w:p>
       </w:sdtContent>
     </w:sdt>
+    <w:p/>
     <w:p>
       <w:pPr>
         <w:pStyle w:val="1"/>
         <w:pageBreakBefore/>
       </w:pPr>
-      <w:bookmarkStart w:id="0" w:name="_Toc241698874"/>
+      <w:bookmarkStart w:id="0" w:name="_Toc240803100"/>
+      <w:bookmarkStart w:id="1" w:name="_Toc242992512"/>
       <w:r>
         <w:lastRenderedPageBreak/>
         <w:t>1. Общие сведения</w:t>
       </w:r>
       <w:bookmarkEnd w:id="0"/>
+      <w:bookmarkEnd w:id="1"/>
     </w:p>
     <w:p>
       <w:pPr>
@@ -2036,11 +3711,13 @@
       <w:pPr>
         <w:pStyle w:val="2"/>
       </w:pPr>
-      <w:bookmarkStart w:id="1" w:name="_Toc241698875"/>
+      <w:bookmarkStart w:id="2" w:name="_Toc240803101"/>
+      <w:bookmarkStart w:id="3" w:name="_Toc242992513"/>
       <w:r>
         <w:t>1.1. Возможности</w:t>
       </w:r>
-      <w:bookmarkEnd w:id="1"/>
+      <w:bookmarkEnd w:id="2"/>
+      <w:bookmarkEnd w:id="3"/>
     </w:p>
     <w:p>
       <w:pPr>
@@ -2391,11 +4068,13 @@
       <w:pPr>
         <w:pStyle w:val="2"/>
       </w:pPr>
-      <w:bookmarkStart w:id="2" w:name="_Toc241698876"/>
+      <w:bookmarkStart w:id="4" w:name="_Toc240803102"/>
+      <w:bookmarkStart w:id="5" w:name="_Toc242992514"/>
       <w:r>
         <w:t>1.2. Стек</w:t>
       </w:r>
-      <w:bookmarkEnd w:id="2"/>
+      <w:bookmarkEnd w:id="4"/>
+      <w:bookmarkEnd w:id="5"/>
     </w:p>
     <w:tbl>
       <w:tblPr>
@@ -2934,7 +4613,8 @@
       <w:pPr>
         <w:pStyle w:val="2"/>
       </w:pPr>
-      <w:bookmarkStart w:id="3" w:name="_Toc241698877"/>
+      <w:bookmarkStart w:id="6" w:name="_Toc240803103"/>
+      <w:bookmarkStart w:id="7" w:name="_Toc242992515"/>
       <w:r>
         <w:t>1.</w:t>
       </w:r>
@@ -2944,7 +4624,8 @@
       <w:r>
         <w:t>. План реализации</w:t>
       </w:r>
-      <w:bookmarkEnd w:id="3"/>
+      <w:bookmarkEnd w:id="6"/>
+      <w:bookmarkEnd w:id="7"/>
     </w:p>
     <w:tbl>
       <w:tblPr>
@@ -3450,22 +5131,26 @@
         <w:pStyle w:val="1"/>
         <w:pageBreakBefore/>
       </w:pPr>
-      <w:bookmarkStart w:id="4" w:name="_Toc241698878"/>
+      <w:bookmarkStart w:id="8" w:name="_Toc240803104"/>
+      <w:bookmarkStart w:id="9" w:name="_Toc242992516"/>
       <w:r>
         <w:lastRenderedPageBreak/>
         <w:t>2. Концепция</w:t>
       </w:r>
-      <w:bookmarkEnd w:id="4"/>
+      <w:bookmarkEnd w:id="8"/>
+      <w:bookmarkEnd w:id="9"/>
     </w:p>
     <w:p>
       <w:pPr>
         <w:pStyle w:val="2"/>
       </w:pPr>
-      <w:bookmarkStart w:id="5" w:name="_Toc241698879"/>
+      <w:bookmarkStart w:id="10" w:name="_Toc240803105"/>
+      <w:bookmarkStart w:id="11" w:name="_Toc242992517"/>
       <w:r>
         <w:t>2.1. Проблема</w:t>
       </w:r>
-      <w:bookmarkEnd w:id="5"/>
+      <w:bookmarkEnd w:id="10"/>
+      <w:bookmarkEnd w:id="11"/>
     </w:p>
     <w:p>
       <w:pPr>
@@ -3549,11 +5234,13 @@
       <w:pPr>
         <w:pStyle w:val="2"/>
       </w:pPr>
-      <w:bookmarkStart w:id="6" w:name="_Toc241698880"/>
+      <w:bookmarkStart w:id="12" w:name="_Toc240803106"/>
+      <w:bookmarkStart w:id="13" w:name="_Toc242992518"/>
       <w:r>
         <w:t>2.2. Идея</w:t>
       </w:r>
-      <w:bookmarkEnd w:id="6"/>
+      <w:bookmarkEnd w:id="12"/>
+      <w:bookmarkEnd w:id="13"/>
     </w:p>
     <w:p>
       <w:pPr>
@@ -3637,11 +5324,13 @@
       <w:pPr>
         <w:pStyle w:val="3"/>
       </w:pPr>
-      <w:bookmarkStart w:id="7" w:name="_Toc241698881"/>
+      <w:bookmarkStart w:id="14" w:name="_Toc240803107"/>
+      <w:bookmarkStart w:id="15" w:name="_Toc242992519"/>
       <w:r>
         <w:t>2.2.1. Пример</w:t>
       </w:r>
-      <w:bookmarkEnd w:id="7"/>
+      <w:bookmarkEnd w:id="14"/>
+      <w:bookmarkEnd w:id="15"/>
     </w:p>
     <w:p>
       <w:pPr>
@@ -4163,11 +5852,13 @@
       <w:pPr>
         <w:pStyle w:val="2"/>
       </w:pPr>
-      <w:bookmarkStart w:id="8" w:name="_Toc241698882"/>
+      <w:bookmarkStart w:id="16" w:name="_Toc240803108"/>
+      <w:bookmarkStart w:id="17" w:name="_Toc242992520"/>
       <w:r>
         <w:t>2.3. Целевые пользователи</w:t>
       </w:r>
-      <w:bookmarkEnd w:id="8"/>
+      <w:bookmarkEnd w:id="16"/>
+      <w:bookmarkEnd w:id="17"/>
     </w:p>
     <w:p>
       <w:pPr>
@@ -4242,11 +5933,13 @@
       <w:pPr>
         <w:pStyle w:val="2"/>
       </w:pPr>
-      <w:bookmarkStart w:id="9" w:name="_Toc241698883"/>
+      <w:bookmarkStart w:id="18" w:name="_Toc240803109"/>
+      <w:bookmarkStart w:id="19" w:name="_Toc242992521"/>
       <w:r>
         <w:t>2.4. Аналоги</w:t>
       </w:r>
-      <w:bookmarkEnd w:id="9"/>
+      <w:bookmarkEnd w:id="18"/>
+      <w:bookmarkEnd w:id="19"/>
     </w:p>
     <w:tbl>
       <w:tblPr>
@@ -4588,11 +6281,13 @@
       <w:pPr>
         <w:pStyle w:val="2"/>
       </w:pPr>
-      <w:bookmarkStart w:id="10" w:name="_Toc241698884"/>
+      <w:bookmarkStart w:id="20" w:name="_Toc240803110"/>
+      <w:bookmarkStart w:id="21" w:name="_Toc242992522"/>
       <w:r>
         <w:t>2.5. Границы проекта в первом семестре</w:t>
       </w:r>
-      <w:bookmarkEnd w:id="10"/>
+      <w:bookmarkEnd w:id="20"/>
+      <w:bookmarkEnd w:id="21"/>
     </w:p>
     <w:p>
       <w:pPr>
@@ -5013,11 +6708,13 @@
       <w:pPr>
         <w:pStyle w:val="2"/>
       </w:pPr>
-      <w:bookmarkStart w:id="11" w:name="_Toc241698885"/>
+      <w:bookmarkStart w:id="22" w:name="_Toc240803111"/>
+      <w:bookmarkStart w:id="23" w:name="_Toc242992523"/>
       <w:r>
         <w:t>2.6. Глоссарий</w:t>
       </w:r>
-      <w:bookmarkEnd w:id="11"/>
+      <w:bookmarkEnd w:id="22"/>
+      <w:bookmarkEnd w:id="23"/>
     </w:p>
     <w:tbl>
       <w:tblPr>
@@ -5940,12 +7637,14 @@
         <w:pStyle w:val="1"/>
         <w:pageBreakBefore/>
       </w:pPr>
-      <w:bookmarkStart w:id="12" w:name="_Toc241698886"/>
+      <w:bookmarkStart w:id="24" w:name="_Toc240803112"/>
+      <w:bookmarkStart w:id="25" w:name="_Toc242992524"/>
       <w:r>
         <w:lastRenderedPageBreak/>
         <w:t>3. Требования</w:t>
       </w:r>
-      <w:bookmarkEnd w:id="12"/>
+      <w:bookmarkEnd w:id="24"/>
+      <w:bookmarkEnd w:id="25"/>
     </w:p>
     <w:p>
       <w:pPr>
@@ -5966,11 +7665,13 @@
       <w:pPr>
         <w:pStyle w:val="2"/>
       </w:pPr>
-      <w:bookmarkStart w:id="13" w:name="_Toc241698887"/>
+      <w:bookmarkStart w:id="26" w:name="_Toc240803113"/>
+      <w:bookmarkStart w:id="27" w:name="_Toc242992525"/>
       <w:r>
         <w:t>3.1. Как читать требования</w:t>
       </w:r>
-      <w:bookmarkEnd w:id="13"/>
+      <w:bookmarkEnd w:id="26"/>
+      <w:bookmarkEnd w:id="27"/>
     </w:p>
     <w:p>
       <w:pPr>
@@ -6280,11 +7981,13 @@
       <w:pPr>
         <w:pStyle w:val="2"/>
       </w:pPr>
-      <w:bookmarkStart w:id="14" w:name="_Toc241698888"/>
+      <w:bookmarkStart w:id="28" w:name="_Toc240803114"/>
+      <w:bookmarkStart w:id="29" w:name="_Toc242992526"/>
       <w:r>
         <w:t>3.2. Роли</w:t>
       </w:r>
-      <w:bookmarkEnd w:id="14"/>
+      <w:bookmarkEnd w:id="28"/>
+      <w:bookmarkEnd w:id="29"/>
     </w:p>
     <w:tbl>
       <w:tblPr>
@@ -6696,21 +8399,25 @@
       <w:pPr>
         <w:pStyle w:val="2"/>
       </w:pPr>
-      <w:bookmarkStart w:id="15" w:name="_Toc241698889"/>
+      <w:bookmarkStart w:id="30" w:name="_Toc240803115"/>
+      <w:bookmarkStart w:id="31" w:name="_Toc242992527"/>
       <w:r>
         <w:t>3.3. Функциональные требования</w:t>
       </w:r>
-      <w:bookmarkEnd w:id="15"/>
+      <w:bookmarkEnd w:id="30"/>
+      <w:bookmarkEnd w:id="31"/>
     </w:p>
     <w:p>
       <w:pPr>
         <w:pStyle w:val="3"/>
       </w:pPr>
-      <w:bookmarkStart w:id="16" w:name="_Toc241698890"/>
+      <w:bookmarkStart w:id="32" w:name="_Toc240803116"/>
+      <w:bookmarkStart w:id="33" w:name="_Toc242992528"/>
       <w:r>
         <w:t>3.3.1. Базовый уровень</w:t>
       </w:r>
-      <w:bookmarkEnd w:id="16"/>
+      <w:bookmarkEnd w:id="32"/>
+      <w:bookmarkEnd w:id="33"/>
     </w:p>
     <w:p>
       <w:pPr>
@@ -7217,13 +8924,7 @@
         <w:spacing w:after="60" w:line="276" w:lineRule="auto"/>
       </w:pPr>
       <w:r>
-        <w:t xml:space="preserve">В одной встрече не больше </w:t>
-      </w:r>
-      <w:r>
-        <w:t>6</w:t>
-      </w:r>
-      <w:r>
-        <w:t xml:space="preserve"> участников.</w:t>
+        <w:t>В одной встрече не больше 10 участников.</w:t>
       </w:r>
     </w:p>
     <w:p>
@@ -7486,11 +9187,13 @@
       <w:pPr>
         <w:pStyle w:val="3"/>
       </w:pPr>
-      <w:bookmarkStart w:id="17" w:name="_Toc241698891"/>
+      <w:bookmarkStart w:id="34" w:name="_Toc240803117"/>
+      <w:bookmarkStart w:id="35" w:name="_Toc242992529"/>
       <w:r>
         <w:t>3.3.2. Основной уровень</w:t>
       </w:r>
-      <w:bookmarkEnd w:id="17"/>
+      <w:bookmarkEnd w:id="34"/>
+      <w:bookmarkEnd w:id="35"/>
     </w:p>
     <w:p>
       <w:pPr>
@@ -8888,11 +10591,13 @@
       <w:pPr>
         <w:pStyle w:val="3"/>
       </w:pPr>
-      <w:bookmarkStart w:id="18" w:name="_Toc241698892"/>
+      <w:bookmarkStart w:id="36" w:name="_Toc240803118"/>
+      <w:bookmarkStart w:id="37" w:name="_Toc242992530"/>
       <w:r>
         <w:t>3.3.3. Дополнительный уровень</w:t>
       </w:r>
-      <w:bookmarkEnd w:id="18"/>
+      <w:bookmarkEnd w:id="36"/>
+      <w:bookmarkEnd w:id="37"/>
     </w:p>
     <w:p>
       <w:pPr>
@@ -9090,11 +10795,13 @@
       <w:pPr>
         <w:pStyle w:val="2"/>
       </w:pPr>
-      <w:bookmarkStart w:id="19" w:name="_Toc241698893"/>
+      <w:bookmarkStart w:id="38" w:name="_Toc240803119"/>
+      <w:bookmarkStart w:id="39" w:name="_Toc242992531"/>
       <w:r>
         <w:t>3.4. Нефункциональные требования</w:t>
       </w:r>
-      <w:bookmarkEnd w:id="19"/>
+      <w:bookmarkEnd w:id="38"/>
+      <w:bookmarkEnd w:id="39"/>
     </w:p>
     <w:tbl>
       <w:tblPr>
@@ -10641,11 +12348,13 @@
       <w:pPr>
         <w:pStyle w:val="2"/>
       </w:pPr>
-      <w:bookmarkStart w:id="20" w:name="_Toc241698894"/>
+      <w:bookmarkStart w:id="40" w:name="_Toc240803120"/>
+      <w:bookmarkStart w:id="41" w:name="_Toc242992532"/>
       <w:r>
         <w:t>3.5. Ограничения и допущения</w:t>
       </w:r>
-      <w:bookmarkEnd w:id="20"/>
+      <w:bookmarkEnd w:id="40"/>
+      <w:bookmarkEnd w:id="41"/>
     </w:p>
     <w:p>
       <w:pPr>
@@ -10734,11 +12443,13 @@
       <w:pPr>
         <w:pStyle w:val="2"/>
       </w:pPr>
-      <w:bookmarkStart w:id="21" w:name="_Toc241698895"/>
+      <w:bookmarkStart w:id="42" w:name="_Toc240803121"/>
+      <w:bookmarkStart w:id="43" w:name="_Toc242992533"/>
       <w:r>
         <w:t>3.6. Трассировка</w:t>
       </w:r>
-      <w:bookmarkEnd w:id="21"/>
+      <w:bookmarkEnd w:id="42"/>
+      <w:bookmarkEnd w:id="43"/>
     </w:p>
     <w:tbl>
       <w:tblPr>
@@ -12167,12 +13878,14 @@
           <w:lang w:val="ru-RU"/>
         </w:rPr>
       </w:pPr>
-      <w:bookmarkStart w:id="22" w:name="_Toc241698896"/>
+      <w:bookmarkStart w:id="44" w:name="_Toc240803122"/>
+      <w:bookmarkStart w:id="45" w:name="_Toc242992534"/>
       <w:r>
         <w:lastRenderedPageBreak/>
         <w:t>4. Архитектура</w:t>
       </w:r>
-      <w:bookmarkEnd w:id="22"/>
+      <w:bookmarkEnd w:id="44"/>
+      <w:bookmarkEnd w:id="45"/>
     </w:p>
     <w:p>
       <w:pPr>
@@ -13251,11 +14964,13 @@
       <w:pPr>
         <w:pStyle w:val="2"/>
       </w:pPr>
-      <w:bookmarkStart w:id="23" w:name="_Toc241698897"/>
+      <w:bookmarkStart w:id="46" w:name="_Toc240803123"/>
+      <w:bookmarkStart w:id="47" w:name="_Toc242992535"/>
       <w:r>
         <w:t>4.1. Цели и ограничения</w:t>
       </w:r>
-      <w:bookmarkEnd w:id="23"/>
+      <w:bookmarkEnd w:id="46"/>
+      <w:bookmarkEnd w:id="47"/>
     </w:p>
     <w:p>
       <w:pPr>
@@ -13326,11 +15041,13 @@
       <w:pPr>
         <w:pStyle w:val="2"/>
       </w:pPr>
-      <w:bookmarkStart w:id="24" w:name="_Toc241698898"/>
+      <w:bookmarkStart w:id="48" w:name="_Toc240803124"/>
+      <w:bookmarkStart w:id="49" w:name="_Toc242992536"/>
       <w:r>
         <w:t>4.2. Контекст системы</w:t>
       </w:r>
-      <w:bookmarkEnd w:id="24"/>
+      <w:bookmarkEnd w:id="48"/>
+      <w:bookmarkEnd w:id="49"/>
     </w:p>
     <w:p>
       <w:pPr>
@@ -13869,23 +15586,3819 @@
     </w:p>
     <w:p>
       <w:pPr>
-        <w:spacing w:after="60"/>
-      </w:pPr>
-    </w:p>
-    <w:p>
-      <w:pPr>
         <w:pStyle w:val="1"/>
         <w:pageBreakBefore/>
       </w:pPr>
-      <w:bookmarkStart w:id="25" w:name="_Toc241698899"/>
+      <w:bookmarkStart w:id="50" w:name="_Toc240803125"/>
+      <w:bookmarkStart w:id="51" w:name="_Toc242992537"/>
       <w:r>
         <w:lastRenderedPageBreak/>
-        <w:t>5</w:t>
-      </w:r>
-      <w:r>
-        <w:t>. UML-диаграммы</w:t>
-      </w:r>
-      <w:bookmarkEnd w:id="25"/>
+        <w:t>5. API</w:t>
+      </w:r>
+      <w:bookmarkEnd w:id="50"/>
+      <w:bookmarkEnd w:id="51"/>
+    </w:p>
+    <w:p>
+      <w:pPr>
+        <w:spacing w:after="120" w:line="276" w:lineRule="auto"/>
+        <w:jc w:val="both"/>
+      </w:pPr>
+      <w:r>
+        <w:t xml:space="preserve">REST API для клиента и WebSocket для живых обновлений. Полная интерактивная документация генерируется из кода и доступна в Swagger UI: </w:t>
+      </w:r>
+      <w:r>
+        <w:rPr>
+          <w:rFonts w:ascii="Consolas" w:eastAsia="Consolas" w:hAnsi="Consolas" w:cs="Consolas"/>
+          <w:sz w:val="24"/>
+          <w:szCs w:val="24"/>
+        </w:rPr>
+        <w:t>http://localhost:8080/swagger-ui.html</w:t>
+      </w:r>
+      <w:r>
+        <w:t>. Этот документ описывает соглашения и главные сценарии.</w:t>
+      </w:r>
+    </w:p>
+    <w:p>
+      <w:pPr>
+        <w:pStyle w:val="2"/>
+      </w:pPr>
+      <w:bookmarkStart w:id="52" w:name="_Toc240803126"/>
+      <w:bookmarkStart w:id="53" w:name="_Toc242992538"/>
+      <w:r>
+        <w:t>5.1. Соглашения</w:t>
+      </w:r>
+      <w:bookmarkEnd w:id="52"/>
+      <w:bookmarkEnd w:id="53"/>
+    </w:p>
+    <w:tbl>
+      <w:tblPr>
+        <w:tblW w:w="9355" w:type="dxa"/>
+        <w:tblBorders>
+          <w:top w:val="single" w:sz="4" w:space="0" w:color="auto"/>
+          <w:left w:val="single" w:sz="4" w:space="0" w:color="auto"/>
+          <w:bottom w:val="single" w:sz="4" w:space="0" w:color="auto"/>
+          <w:right w:val="single" w:sz="4" w:space="0" w:color="auto"/>
+          <w:insideH w:val="single" w:sz="4" w:space="0" w:color="auto"/>
+          <w:insideV w:val="single" w:sz="4" w:space="0" w:color="auto"/>
+        </w:tblBorders>
+        <w:tblCellMar>
+          <w:left w:w="10" w:type="dxa"/>
+          <w:right w:w="10" w:type="dxa"/>
+        </w:tblCellMar>
+        <w:tblLook w:val="04A0" w:firstRow="1" w:lastRow="0" w:firstColumn="1" w:lastColumn="0" w:noHBand="0" w:noVBand="1"/>
+      </w:tblPr>
+      <w:tblGrid>
+        <w:gridCol w:w="2356"/>
+        <w:gridCol w:w="6999"/>
+      </w:tblGrid>
+      <w:tr>
+        <w:trPr>
+          <w:cantSplit/>
+          <w:tblHeader/>
+        </w:trPr>
+        <w:tc>
+          <w:tcPr>
+            <w:tcW w:w="2356" w:type="dxa"/>
+            <w:tcBorders>
+              <w:top w:val="single" w:sz="4" w:space="0" w:color="BFBFB8"/>
+              <w:left w:val="single" w:sz="4" w:space="0" w:color="BFBFB8"/>
+              <w:bottom w:val="single" w:sz="4" w:space="0" w:color="BFBFB8"/>
+              <w:right w:val="single" w:sz="4" w:space="0" w:color="BFBFB8"/>
+            </w:tcBorders>
+            <w:shd w:val="clear" w:color="auto" w:fill="E7F2EC"/>
+            <w:tcMar>
+              <w:top w:w="60" w:type="dxa"/>
+              <w:left w:w="100" w:type="dxa"/>
+              <w:bottom w:w="60" w:type="dxa"/>
+              <w:right w:w="100" w:type="dxa"/>
+            </w:tcMar>
+          </w:tcPr>
+          <w:p>
+            <w:pPr>
+              <w:spacing w:line="252" w:lineRule="auto"/>
+            </w:pPr>
+            <w:r>
+              <w:rPr>
+                <w:b/>
+                <w:bCs/>
+                <w:sz w:val="22"/>
+                <w:szCs w:val="22"/>
+              </w:rPr>
+              <w:t>Что</w:t>
+            </w:r>
+          </w:p>
+        </w:tc>
+        <w:tc>
+          <w:tcPr>
+            <w:tcW w:w="6999" w:type="dxa"/>
+            <w:tcBorders>
+              <w:top w:val="single" w:sz="4" w:space="0" w:color="BFBFB8"/>
+              <w:left w:val="single" w:sz="4" w:space="0" w:color="BFBFB8"/>
+              <w:bottom w:val="single" w:sz="4" w:space="0" w:color="BFBFB8"/>
+              <w:right w:val="single" w:sz="4" w:space="0" w:color="BFBFB8"/>
+            </w:tcBorders>
+            <w:shd w:val="clear" w:color="auto" w:fill="E7F2EC"/>
+            <w:tcMar>
+              <w:top w:w="60" w:type="dxa"/>
+              <w:left w:w="100" w:type="dxa"/>
+              <w:bottom w:w="60" w:type="dxa"/>
+              <w:right w:w="100" w:type="dxa"/>
+            </w:tcMar>
+          </w:tcPr>
+          <w:p>
+            <w:pPr>
+              <w:spacing w:line="252" w:lineRule="auto"/>
+            </w:pPr>
+            <w:r>
+              <w:rPr>
+                <w:b/>
+                <w:bCs/>
+                <w:sz w:val="22"/>
+                <w:szCs w:val="22"/>
+              </w:rPr>
+              <w:t>Как</w:t>
+            </w:r>
+          </w:p>
+        </w:tc>
+      </w:tr>
+      <w:tr>
+        <w:trPr>
+          <w:cantSplit/>
+        </w:trPr>
+        <w:tc>
+          <w:tcPr>
+            <w:tcW w:w="2356" w:type="dxa"/>
+            <w:tcBorders>
+              <w:top w:val="single" w:sz="4" w:space="0" w:color="BFBFB8"/>
+              <w:left w:val="single" w:sz="4" w:space="0" w:color="BFBFB8"/>
+              <w:bottom w:val="single" w:sz="4" w:space="0" w:color="BFBFB8"/>
+              <w:right w:val="single" w:sz="4" w:space="0" w:color="BFBFB8"/>
+            </w:tcBorders>
+            <w:tcMar>
+              <w:top w:w="60" w:type="dxa"/>
+              <w:left w:w="100" w:type="dxa"/>
+              <w:bottom w:w="60" w:type="dxa"/>
+              <w:right w:w="100" w:type="dxa"/>
+            </w:tcMar>
+          </w:tcPr>
+          <w:p>
+            <w:pPr>
+              <w:spacing w:line="252" w:lineRule="auto"/>
+            </w:pPr>
+            <w:r>
+              <w:rPr>
+                <w:sz w:val="22"/>
+                <w:szCs w:val="22"/>
+              </w:rPr>
+              <w:t>Базовый адрес</w:t>
+            </w:r>
+          </w:p>
+        </w:tc>
+        <w:tc>
+          <w:tcPr>
+            <w:tcW w:w="6999" w:type="dxa"/>
+            <w:tcBorders>
+              <w:top w:val="single" w:sz="4" w:space="0" w:color="BFBFB8"/>
+              <w:left w:val="single" w:sz="4" w:space="0" w:color="BFBFB8"/>
+              <w:bottom w:val="single" w:sz="4" w:space="0" w:color="BFBFB8"/>
+              <w:right w:val="single" w:sz="4" w:space="0" w:color="BFBFB8"/>
+            </w:tcBorders>
+            <w:tcMar>
+              <w:top w:w="60" w:type="dxa"/>
+              <w:left w:w="100" w:type="dxa"/>
+              <w:bottom w:w="60" w:type="dxa"/>
+              <w:right w:w="100" w:type="dxa"/>
+            </w:tcMar>
+          </w:tcPr>
+          <w:p>
+            <w:pPr>
+              <w:spacing w:line="252" w:lineRule="auto"/>
+            </w:pPr>
+            <w:r>
+              <w:rPr>
+                <w:rFonts w:ascii="Consolas" w:eastAsia="Consolas" w:hAnsi="Consolas" w:cs="Consolas"/>
+                <w:sz w:val="22"/>
+                <w:szCs w:val="22"/>
+              </w:rPr>
+              <w:t>/api</w:t>
+            </w:r>
+          </w:p>
+        </w:tc>
+      </w:tr>
+      <w:tr>
+        <w:trPr>
+          <w:cantSplit/>
+        </w:trPr>
+        <w:tc>
+          <w:tcPr>
+            <w:tcW w:w="2356" w:type="dxa"/>
+            <w:tcBorders>
+              <w:top w:val="single" w:sz="4" w:space="0" w:color="BFBFB8"/>
+              <w:left w:val="single" w:sz="4" w:space="0" w:color="BFBFB8"/>
+              <w:bottom w:val="single" w:sz="4" w:space="0" w:color="BFBFB8"/>
+              <w:right w:val="single" w:sz="4" w:space="0" w:color="BFBFB8"/>
+            </w:tcBorders>
+            <w:tcMar>
+              <w:top w:w="60" w:type="dxa"/>
+              <w:left w:w="100" w:type="dxa"/>
+              <w:bottom w:w="60" w:type="dxa"/>
+              <w:right w:w="100" w:type="dxa"/>
+            </w:tcMar>
+          </w:tcPr>
+          <w:p>
+            <w:pPr>
+              <w:spacing w:line="252" w:lineRule="auto"/>
+            </w:pPr>
+            <w:r>
+              <w:rPr>
+                <w:sz w:val="22"/>
+                <w:szCs w:val="22"/>
+              </w:rPr>
+              <w:t>Формат</w:t>
+            </w:r>
+          </w:p>
+        </w:tc>
+        <w:tc>
+          <w:tcPr>
+            <w:tcW w:w="6999" w:type="dxa"/>
+            <w:tcBorders>
+              <w:top w:val="single" w:sz="4" w:space="0" w:color="BFBFB8"/>
+              <w:left w:val="single" w:sz="4" w:space="0" w:color="BFBFB8"/>
+              <w:bottom w:val="single" w:sz="4" w:space="0" w:color="BFBFB8"/>
+              <w:right w:val="single" w:sz="4" w:space="0" w:color="BFBFB8"/>
+            </w:tcBorders>
+            <w:tcMar>
+              <w:top w:w="60" w:type="dxa"/>
+              <w:left w:w="100" w:type="dxa"/>
+              <w:bottom w:w="60" w:type="dxa"/>
+              <w:right w:w="100" w:type="dxa"/>
+            </w:tcMar>
+          </w:tcPr>
+          <w:p>
+            <w:pPr>
+              <w:spacing w:line="252" w:lineRule="auto"/>
+            </w:pPr>
+            <w:r>
+              <w:rPr>
+                <w:sz w:val="22"/>
+                <w:szCs w:val="22"/>
+              </w:rPr>
+              <w:t>JSON, кодировка UTF-8</w:t>
+            </w:r>
+          </w:p>
+        </w:tc>
+      </w:tr>
+      <w:tr>
+        <w:trPr>
+          <w:cantSplit/>
+        </w:trPr>
+        <w:tc>
+          <w:tcPr>
+            <w:tcW w:w="2356" w:type="dxa"/>
+            <w:tcBorders>
+              <w:top w:val="single" w:sz="4" w:space="0" w:color="BFBFB8"/>
+              <w:left w:val="single" w:sz="4" w:space="0" w:color="BFBFB8"/>
+              <w:bottom w:val="single" w:sz="4" w:space="0" w:color="BFBFB8"/>
+              <w:right w:val="single" w:sz="4" w:space="0" w:color="BFBFB8"/>
+            </w:tcBorders>
+            <w:tcMar>
+              <w:top w:w="60" w:type="dxa"/>
+              <w:left w:w="100" w:type="dxa"/>
+              <w:bottom w:w="60" w:type="dxa"/>
+              <w:right w:w="100" w:type="dxa"/>
+            </w:tcMar>
+          </w:tcPr>
+          <w:p>
+            <w:pPr>
+              <w:spacing w:line="252" w:lineRule="auto"/>
+            </w:pPr>
+            <w:r>
+              <w:rPr>
+                <w:sz w:val="22"/>
+                <w:szCs w:val="22"/>
+              </w:rPr>
+              <w:t>Авторизация</w:t>
+            </w:r>
+          </w:p>
+        </w:tc>
+        <w:tc>
+          <w:tcPr>
+            <w:tcW w:w="6999" w:type="dxa"/>
+            <w:tcBorders>
+              <w:top w:val="single" w:sz="4" w:space="0" w:color="BFBFB8"/>
+              <w:left w:val="single" w:sz="4" w:space="0" w:color="BFBFB8"/>
+              <w:bottom w:val="single" w:sz="4" w:space="0" w:color="BFBFB8"/>
+              <w:right w:val="single" w:sz="4" w:space="0" w:color="BFBFB8"/>
+            </w:tcBorders>
+            <w:tcMar>
+              <w:top w:w="60" w:type="dxa"/>
+              <w:left w:w="100" w:type="dxa"/>
+              <w:bottom w:w="60" w:type="dxa"/>
+              <w:right w:w="100" w:type="dxa"/>
+            </w:tcMar>
+          </w:tcPr>
+          <w:p>
+            <w:pPr>
+              <w:spacing w:line="252" w:lineRule="auto"/>
+            </w:pPr>
+            <w:r>
+              <w:rPr>
+                <w:sz w:val="22"/>
+                <w:szCs w:val="22"/>
+              </w:rPr>
+              <w:t xml:space="preserve">Заголовок </w:t>
+            </w:r>
+            <w:r>
+              <w:rPr>
+                <w:rFonts w:ascii="Consolas" w:eastAsia="Consolas" w:hAnsi="Consolas" w:cs="Consolas"/>
+                <w:sz w:val="22"/>
+                <w:szCs w:val="22"/>
+              </w:rPr>
+              <w:t>Authorization: Bearer &lt;JWT&gt;</w:t>
+            </w:r>
+            <w:r>
+              <w:rPr>
+                <w:sz w:val="22"/>
+                <w:szCs w:val="22"/>
+              </w:rPr>
+              <w:t xml:space="preserve"> для всех эндпоинтов, кроме </w:t>
+            </w:r>
+            <w:r>
+              <w:rPr>
+                <w:rFonts w:ascii="Consolas" w:eastAsia="Consolas" w:hAnsi="Consolas" w:cs="Consolas"/>
+                <w:sz w:val="22"/>
+                <w:szCs w:val="22"/>
+              </w:rPr>
+              <w:t>/api/auth/*</w:t>
+            </w:r>
+            <w:r>
+              <w:rPr>
+                <w:sz w:val="22"/>
+                <w:szCs w:val="22"/>
+              </w:rPr>
+              <w:t xml:space="preserve"> и </w:t>
+            </w:r>
+            <w:r>
+              <w:rPr>
+                <w:rFonts w:ascii="Consolas" w:eastAsia="Consolas" w:hAnsi="Consolas" w:cs="Consolas"/>
+                <w:sz w:val="22"/>
+                <w:szCs w:val="22"/>
+              </w:rPr>
+              <w:t>GET /api/invites/{code}</w:t>
+            </w:r>
+          </w:p>
+        </w:tc>
+      </w:tr>
+      <w:tr>
+        <w:trPr>
+          <w:cantSplit/>
+        </w:trPr>
+        <w:tc>
+          <w:tcPr>
+            <w:tcW w:w="2356" w:type="dxa"/>
+            <w:tcBorders>
+              <w:top w:val="single" w:sz="4" w:space="0" w:color="BFBFB8"/>
+              <w:left w:val="single" w:sz="4" w:space="0" w:color="BFBFB8"/>
+              <w:bottom w:val="single" w:sz="4" w:space="0" w:color="BFBFB8"/>
+              <w:right w:val="single" w:sz="4" w:space="0" w:color="BFBFB8"/>
+            </w:tcBorders>
+            <w:tcMar>
+              <w:top w:w="60" w:type="dxa"/>
+              <w:left w:w="100" w:type="dxa"/>
+              <w:bottom w:w="60" w:type="dxa"/>
+              <w:right w:w="100" w:type="dxa"/>
+            </w:tcMar>
+          </w:tcPr>
+          <w:p>
+            <w:pPr>
+              <w:spacing w:line="252" w:lineRule="auto"/>
+            </w:pPr>
+            <w:r>
+              <w:rPr>
+                <w:sz w:val="22"/>
+                <w:szCs w:val="22"/>
+              </w:rPr>
+              <w:t>Время</w:t>
+            </w:r>
+          </w:p>
+        </w:tc>
+        <w:tc>
+          <w:tcPr>
+            <w:tcW w:w="6999" w:type="dxa"/>
+            <w:tcBorders>
+              <w:top w:val="single" w:sz="4" w:space="0" w:color="BFBFB8"/>
+              <w:left w:val="single" w:sz="4" w:space="0" w:color="BFBFB8"/>
+              <w:bottom w:val="single" w:sz="4" w:space="0" w:color="BFBFB8"/>
+              <w:right w:val="single" w:sz="4" w:space="0" w:color="BFBFB8"/>
+            </w:tcBorders>
+            <w:tcMar>
+              <w:top w:w="60" w:type="dxa"/>
+              <w:left w:w="100" w:type="dxa"/>
+              <w:bottom w:w="60" w:type="dxa"/>
+              <w:right w:w="100" w:type="dxa"/>
+            </w:tcMar>
+          </w:tcPr>
+          <w:p>
+            <w:pPr>
+              <w:spacing w:line="252" w:lineRule="auto"/>
+            </w:pPr>
+            <w:r>
+              <w:rPr>
+                <w:sz w:val="22"/>
+                <w:szCs w:val="22"/>
+              </w:rPr>
+              <w:t xml:space="preserve">ISO 8601 в UTC, например </w:t>
+            </w:r>
+            <w:r>
+              <w:rPr>
+                <w:rFonts w:ascii="Consolas" w:eastAsia="Consolas" w:hAnsi="Consolas" w:cs="Consolas"/>
+                <w:sz w:val="22"/>
+                <w:szCs w:val="22"/>
+              </w:rPr>
+              <w:t>2026-10-05T14:00:00Z</w:t>
+            </w:r>
+            <w:r>
+              <w:rPr>
+                <w:sz w:val="22"/>
+                <w:szCs w:val="22"/>
+              </w:rPr>
+              <w:t xml:space="preserve"> (19:00 по Алматы)</w:t>
+            </w:r>
+          </w:p>
+        </w:tc>
+      </w:tr>
+      <w:tr>
+        <w:trPr>
+          <w:cantSplit/>
+        </w:trPr>
+        <w:tc>
+          <w:tcPr>
+            <w:tcW w:w="2356" w:type="dxa"/>
+            <w:tcBorders>
+              <w:top w:val="single" w:sz="4" w:space="0" w:color="BFBFB8"/>
+              <w:left w:val="single" w:sz="4" w:space="0" w:color="BFBFB8"/>
+              <w:bottom w:val="single" w:sz="4" w:space="0" w:color="BFBFB8"/>
+              <w:right w:val="single" w:sz="4" w:space="0" w:color="BFBFB8"/>
+            </w:tcBorders>
+            <w:tcMar>
+              <w:top w:w="60" w:type="dxa"/>
+              <w:left w:w="100" w:type="dxa"/>
+              <w:bottom w:w="60" w:type="dxa"/>
+              <w:right w:w="100" w:type="dxa"/>
+            </w:tcMar>
+          </w:tcPr>
+          <w:p>
+            <w:pPr>
+              <w:spacing w:line="252" w:lineRule="auto"/>
+            </w:pPr>
+            <w:r>
+              <w:rPr>
+                <w:sz w:val="22"/>
+                <w:szCs w:val="22"/>
+              </w:rPr>
+              <w:t>Координаты</w:t>
+            </w:r>
+          </w:p>
+        </w:tc>
+        <w:tc>
+          <w:tcPr>
+            <w:tcW w:w="6999" w:type="dxa"/>
+            <w:tcBorders>
+              <w:top w:val="single" w:sz="4" w:space="0" w:color="BFBFB8"/>
+              <w:left w:val="single" w:sz="4" w:space="0" w:color="BFBFB8"/>
+              <w:bottom w:val="single" w:sz="4" w:space="0" w:color="BFBFB8"/>
+              <w:right w:val="single" w:sz="4" w:space="0" w:color="BFBFB8"/>
+            </w:tcBorders>
+            <w:tcMar>
+              <w:top w:w="60" w:type="dxa"/>
+              <w:left w:w="100" w:type="dxa"/>
+              <w:bottom w:w="60" w:type="dxa"/>
+              <w:right w:w="100" w:type="dxa"/>
+            </w:tcMar>
+          </w:tcPr>
+          <w:p>
+            <w:pPr>
+              <w:spacing w:line="252" w:lineRule="auto"/>
+            </w:pPr>
+            <w:r>
+              <w:rPr>
+                <w:rFonts w:ascii="Consolas" w:eastAsia="Consolas" w:hAnsi="Consolas" w:cs="Consolas"/>
+                <w:sz w:val="22"/>
+                <w:szCs w:val="22"/>
+              </w:rPr>
+              <w:t>{ "lat": 43.2335, "lon": 76.9570 }</w:t>
+            </w:r>
+            <w:r>
+              <w:rPr>
+                <w:sz w:val="22"/>
+                <w:szCs w:val="22"/>
+              </w:rPr>
+              <w:t>, градусы WGS 84</w:t>
+            </w:r>
+          </w:p>
+        </w:tc>
+      </w:tr>
+      <w:tr>
+        <w:trPr>
+          <w:cantSplit/>
+        </w:trPr>
+        <w:tc>
+          <w:tcPr>
+            <w:tcW w:w="2356" w:type="dxa"/>
+            <w:tcBorders>
+              <w:top w:val="single" w:sz="4" w:space="0" w:color="BFBFB8"/>
+              <w:left w:val="single" w:sz="4" w:space="0" w:color="BFBFB8"/>
+              <w:bottom w:val="single" w:sz="4" w:space="0" w:color="BFBFB8"/>
+              <w:right w:val="single" w:sz="4" w:space="0" w:color="BFBFB8"/>
+            </w:tcBorders>
+            <w:tcMar>
+              <w:top w:w="60" w:type="dxa"/>
+              <w:left w:w="100" w:type="dxa"/>
+              <w:bottom w:w="60" w:type="dxa"/>
+              <w:right w:w="100" w:type="dxa"/>
+            </w:tcMar>
+          </w:tcPr>
+          <w:p>
+            <w:pPr>
+              <w:spacing w:line="252" w:lineRule="auto"/>
+            </w:pPr>
+            <w:r>
+              <w:rPr>
+                <w:sz w:val="22"/>
+                <w:szCs w:val="22"/>
+              </w:rPr>
+              <w:t>Идентификаторы</w:t>
+            </w:r>
+          </w:p>
+        </w:tc>
+        <w:tc>
+          <w:tcPr>
+            <w:tcW w:w="6999" w:type="dxa"/>
+            <w:tcBorders>
+              <w:top w:val="single" w:sz="4" w:space="0" w:color="BFBFB8"/>
+              <w:left w:val="single" w:sz="4" w:space="0" w:color="BFBFB8"/>
+              <w:bottom w:val="single" w:sz="4" w:space="0" w:color="BFBFB8"/>
+              <w:right w:val="single" w:sz="4" w:space="0" w:color="BFBFB8"/>
+            </w:tcBorders>
+            <w:tcMar>
+              <w:top w:w="60" w:type="dxa"/>
+              <w:left w:w="100" w:type="dxa"/>
+              <w:bottom w:w="60" w:type="dxa"/>
+              <w:right w:w="100" w:type="dxa"/>
+            </w:tcMar>
+          </w:tcPr>
+          <w:p>
+            <w:pPr>
+              <w:spacing w:line="252" w:lineRule="auto"/>
+            </w:pPr>
+            <w:r>
+              <w:rPr>
+                <w:sz w:val="22"/>
+                <w:szCs w:val="22"/>
+              </w:rPr>
+              <w:t>UUID</w:t>
+            </w:r>
+          </w:p>
+        </w:tc>
+      </w:tr>
+      <w:tr>
+        <w:trPr>
+          <w:cantSplit/>
+        </w:trPr>
+        <w:tc>
+          <w:tcPr>
+            <w:tcW w:w="2356" w:type="dxa"/>
+            <w:tcBorders>
+              <w:top w:val="single" w:sz="4" w:space="0" w:color="BFBFB8"/>
+              <w:left w:val="single" w:sz="4" w:space="0" w:color="BFBFB8"/>
+              <w:bottom w:val="single" w:sz="4" w:space="0" w:color="BFBFB8"/>
+              <w:right w:val="single" w:sz="4" w:space="0" w:color="BFBFB8"/>
+            </w:tcBorders>
+            <w:tcMar>
+              <w:top w:w="60" w:type="dxa"/>
+              <w:left w:w="100" w:type="dxa"/>
+              <w:bottom w:w="60" w:type="dxa"/>
+              <w:right w:w="100" w:type="dxa"/>
+            </w:tcMar>
+          </w:tcPr>
+          <w:p>
+            <w:pPr>
+              <w:spacing w:line="252" w:lineRule="auto"/>
+            </w:pPr>
+            <w:r>
+              <w:rPr>
+                <w:sz w:val="22"/>
+                <w:szCs w:val="22"/>
+              </w:rPr>
+              <w:t>Способ передвижения</w:t>
+            </w:r>
+          </w:p>
+        </w:tc>
+        <w:tc>
+          <w:tcPr>
+            <w:tcW w:w="6999" w:type="dxa"/>
+            <w:tcBorders>
+              <w:top w:val="single" w:sz="4" w:space="0" w:color="BFBFB8"/>
+              <w:left w:val="single" w:sz="4" w:space="0" w:color="BFBFB8"/>
+              <w:bottom w:val="single" w:sz="4" w:space="0" w:color="BFBFB8"/>
+              <w:right w:val="single" w:sz="4" w:space="0" w:color="BFBFB8"/>
+            </w:tcBorders>
+            <w:tcMar>
+              <w:top w:w="60" w:type="dxa"/>
+              <w:left w:w="100" w:type="dxa"/>
+              <w:bottom w:w="60" w:type="dxa"/>
+              <w:right w:w="100" w:type="dxa"/>
+            </w:tcMar>
+          </w:tcPr>
+          <w:p>
+            <w:pPr>
+              <w:spacing w:line="252" w:lineRule="auto"/>
+            </w:pPr>
+            <w:r>
+              <w:rPr>
+                <w:rFonts w:ascii="Consolas" w:eastAsia="Consolas" w:hAnsi="Consolas" w:cs="Consolas"/>
+                <w:sz w:val="22"/>
+                <w:szCs w:val="22"/>
+              </w:rPr>
+              <w:t>WALK</w:t>
+            </w:r>
+            <w:r>
+              <w:rPr>
+                <w:sz w:val="22"/>
+                <w:szCs w:val="22"/>
+              </w:rPr>
+              <w:t xml:space="preserve"> или </w:t>
+            </w:r>
+            <w:r>
+              <w:rPr>
+                <w:rFonts w:ascii="Consolas" w:eastAsia="Consolas" w:hAnsi="Consolas" w:cs="Consolas"/>
+                <w:sz w:val="22"/>
+                <w:szCs w:val="22"/>
+              </w:rPr>
+              <w:t>CAR</w:t>
+            </w:r>
+          </w:p>
+        </w:tc>
+      </w:tr>
+    </w:tbl>
+    <w:p>
+      <w:pPr>
+        <w:spacing w:after="60"/>
+      </w:pPr>
+    </w:p>
+    <w:p>
+      <w:pPr>
+        <w:pStyle w:val="2"/>
+      </w:pPr>
+      <w:bookmarkStart w:id="54" w:name="_Toc240803127"/>
+      <w:bookmarkStart w:id="55" w:name="_Toc242992539"/>
+      <w:r>
+        <w:t>5.2. Эндпоинты</w:t>
+      </w:r>
+      <w:bookmarkEnd w:id="54"/>
+      <w:bookmarkEnd w:id="55"/>
+    </w:p>
+    <w:p>
+      <w:pPr>
+        <w:spacing w:after="120" w:line="276" w:lineRule="auto"/>
+        <w:jc w:val="both"/>
+      </w:pPr>
+      <w:r>
+        <w:t xml:space="preserve">Обозначения: (т) </w:t>
+      </w:r>
+      <w:r>
+        <w:rPr>
+          <w:lang w:val="ru-RU"/>
+        </w:rPr>
+        <w:t>-</w:t>
+      </w:r>
+      <w:r>
+        <w:t xml:space="preserve"> нужен токен, (о) </w:t>
+      </w:r>
+      <w:r>
+        <w:rPr>
+          <w:lang w:val="ru-RU"/>
+        </w:rPr>
+        <w:t>-</w:t>
+      </w:r>
+      <w:r>
+        <w:t xml:space="preserve"> только организатор, * </w:t>
+      </w:r>
+      <w:r>
+        <w:rPr>
+          <w:lang w:val="ru-RU"/>
+        </w:rPr>
+        <w:t>-</w:t>
+      </w:r>
+      <w:r>
+        <w:t xml:space="preserve"> дополнительный уровень.</w:t>
+      </w:r>
+    </w:p>
+    <w:p>
+      <w:pPr>
+        <w:pStyle w:val="3"/>
+      </w:pPr>
+      <w:bookmarkStart w:id="56" w:name="_Toc240803128"/>
+      <w:bookmarkStart w:id="57" w:name="_Toc242992540"/>
+      <w:r>
+        <w:t>5.2.1. Аутентификация</w:t>
+      </w:r>
+      <w:bookmarkEnd w:id="56"/>
+      <w:bookmarkEnd w:id="57"/>
+    </w:p>
+    <w:tbl>
+      <w:tblPr>
+        <w:tblW w:w="9355" w:type="dxa"/>
+        <w:tblBorders>
+          <w:top w:val="single" w:sz="4" w:space="0" w:color="auto"/>
+          <w:left w:val="single" w:sz="4" w:space="0" w:color="auto"/>
+          <w:bottom w:val="single" w:sz="4" w:space="0" w:color="auto"/>
+          <w:right w:val="single" w:sz="4" w:space="0" w:color="auto"/>
+          <w:insideH w:val="single" w:sz="4" w:space="0" w:color="auto"/>
+          <w:insideV w:val="single" w:sz="4" w:space="0" w:color="auto"/>
+        </w:tblBorders>
+        <w:tblCellMar>
+          <w:left w:w="10" w:type="dxa"/>
+          <w:right w:w="10" w:type="dxa"/>
+        </w:tblCellMar>
+        <w:tblLook w:val="04A0" w:firstRow="1" w:lastRow="0" w:firstColumn="1" w:lastColumn="0" w:noHBand="0" w:noVBand="1"/>
+      </w:tblPr>
+      <w:tblGrid>
+        <w:gridCol w:w="966"/>
+        <w:gridCol w:w="3823"/>
+        <w:gridCol w:w="3664"/>
+        <w:gridCol w:w="902"/>
+      </w:tblGrid>
+      <w:tr>
+        <w:trPr>
+          <w:cantSplit/>
+          <w:tblHeader/>
+        </w:trPr>
+        <w:tc>
+          <w:tcPr>
+            <w:tcW w:w="966" w:type="dxa"/>
+            <w:tcBorders>
+              <w:top w:val="single" w:sz="4" w:space="0" w:color="BFBFB8"/>
+              <w:left w:val="single" w:sz="4" w:space="0" w:color="BFBFB8"/>
+              <w:bottom w:val="single" w:sz="4" w:space="0" w:color="BFBFB8"/>
+              <w:right w:val="single" w:sz="4" w:space="0" w:color="BFBFB8"/>
+            </w:tcBorders>
+            <w:shd w:val="clear" w:color="auto" w:fill="E7F2EC"/>
+            <w:tcMar>
+              <w:top w:w="60" w:type="dxa"/>
+              <w:left w:w="100" w:type="dxa"/>
+              <w:bottom w:w="60" w:type="dxa"/>
+              <w:right w:w="100" w:type="dxa"/>
+            </w:tcMar>
+          </w:tcPr>
+          <w:p>
+            <w:pPr>
+              <w:spacing w:line="252" w:lineRule="auto"/>
+            </w:pPr>
+            <w:r>
+              <w:rPr>
+                <w:b/>
+                <w:bCs/>
+                <w:sz w:val="22"/>
+                <w:szCs w:val="22"/>
+              </w:rPr>
+              <w:t>Метод</w:t>
+            </w:r>
+          </w:p>
+        </w:tc>
+        <w:tc>
+          <w:tcPr>
+            <w:tcW w:w="3823" w:type="dxa"/>
+            <w:tcBorders>
+              <w:top w:val="single" w:sz="4" w:space="0" w:color="BFBFB8"/>
+              <w:left w:val="single" w:sz="4" w:space="0" w:color="BFBFB8"/>
+              <w:bottom w:val="single" w:sz="4" w:space="0" w:color="BFBFB8"/>
+              <w:right w:val="single" w:sz="4" w:space="0" w:color="BFBFB8"/>
+            </w:tcBorders>
+            <w:shd w:val="clear" w:color="auto" w:fill="E7F2EC"/>
+            <w:tcMar>
+              <w:top w:w="60" w:type="dxa"/>
+              <w:left w:w="100" w:type="dxa"/>
+              <w:bottom w:w="60" w:type="dxa"/>
+              <w:right w:w="100" w:type="dxa"/>
+            </w:tcMar>
+          </w:tcPr>
+          <w:p>
+            <w:pPr>
+              <w:spacing w:line="252" w:lineRule="auto"/>
+            </w:pPr>
+            <w:r>
+              <w:rPr>
+                <w:b/>
+                <w:bCs/>
+                <w:sz w:val="22"/>
+                <w:szCs w:val="22"/>
+              </w:rPr>
+              <w:t>Адрес</w:t>
+            </w:r>
+          </w:p>
+        </w:tc>
+        <w:tc>
+          <w:tcPr>
+            <w:tcW w:w="3664" w:type="dxa"/>
+            <w:tcBorders>
+              <w:top w:val="single" w:sz="4" w:space="0" w:color="BFBFB8"/>
+              <w:left w:val="single" w:sz="4" w:space="0" w:color="BFBFB8"/>
+              <w:bottom w:val="single" w:sz="4" w:space="0" w:color="BFBFB8"/>
+              <w:right w:val="single" w:sz="4" w:space="0" w:color="BFBFB8"/>
+            </w:tcBorders>
+            <w:shd w:val="clear" w:color="auto" w:fill="E7F2EC"/>
+            <w:tcMar>
+              <w:top w:w="60" w:type="dxa"/>
+              <w:left w:w="100" w:type="dxa"/>
+              <w:bottom w:w="60" w:type="dxa"/>
+              <w:right w:w="100" w:type="dxa"/>
+            </w:tcMar>
+          </w:tcPr>
+          <w:p>
+            <w:pPr>
+              <w:spacing w:line="252" w:lineRule="auto"/>
+            </w:pPr>
+            <w:r>
+              <w:rPr>
+                <w:b/>
+                <w:bCs/>
+                <w:sz w:val="22"/>
+                <w:szCs w:val="22"/>
+              </w:rPr>
+              <w:t>Описание</w:t>
+            </w:r>
+          </w:p>
+        </w:tc>
+        <w:tc>
+          <w:tcPr>
+            <w:tcW w:w="902" w:type="dxa"/>
+            <w:tcBorders>
+              <w:top w:val="single" w:sz="4" w:space="0" w:color="BFBFB8"/>
+              <w:left w:val="single" w:sz="4" w:space="0" w:color="BFBFB8"/>
+              <w:bottom w:val="single" w:sz="4" w:space="0" w:color="BFBFB8"/>
+              <w:right w:val="single" w:sz="4" w:space="0" w:color="BFBFB8"/>
+            </w:tcBorders>
+            <w:shd w:val="clear" w:color="auto" w:fill="E7F2EC"/>
+            <w:tcMar>
+              <w:top w:w="60" w:type="dxa"/>
+              <w:left w:w="100" w:type="dxa"/>
+              <w:bottom w:w="60" w:type="dxa"/>
+              <w:right w:w="100" w:type="dxa"/>
+            </w:tcMar>
+          </w:tcPr>
+          <w:p>
+            <w:pPr>
+              <w:spacing w:line="252" w:lineRule="auto"/>
+            </w:pPr>
+            <w:r>
+              <w:rPr>
+                <w:b/>
+                <w:bCs/>
+                <w:sz w:val="22"/>
+                <w:szCs w:val="22"/>
+              </w:rPr>
+              <w:t>FR</w:t>
+            </w:r>
+          </w:p>
+        </w:tc>
+      </w:tr>
+      <w:tr>
+        <w:trPr>
+          <w:cantSplit/>
+        </w:trPr>
+        <w:tc>
+          <w:tcPr>
+            <w:tcW w:w="966" w:type="dxa"/>
+            <w:tcBorders>
+              <w:top w:val="single" w:sz="4" w:space="0" w:color="BFBFB8"/>
+              <w:left w:val="single" w:sz="4" w:space="0" w:color="BFBFB8"/>
+              <w:bottom w:val="single" w:sz="4" w:space="0" w:color="BFBFB8"/>
+              <w:right w:val="single" w:sz="4" w:space="0" w:color="BFBFB8"/>
+            </w:tcBorders>
+            <w:tcMar>
+              <w:top w:w="60" w:type="dxa"/>
+              <w:left w:w="100" w:type="dxa"/>
+              <w:bottom w:w="60" w:type="dxa"/>
+              <w:right w:w="100" w:type="dxa"/>
+            </w:tcMar>
+          </w:tcPr>
+          <w:p>
+            <w:pPr>
+              <w:spacing w:line="252" w:lineRule="auto"/>
+            </w:pPr>
+            <w:r>
+              <w:rPr>
+                <w:sz w:val="22"/>
+                <w:szCs w:val="22"/>
+              </w:rPr>
+              <w:t>POST</w:t>
+            </w:r>
+          </w:p>
+        </w:tc>
+        <w:tc>
+          <w:tcPr>
+            <w:tcW w:w="3823" w:type="dxa"/>
+            <w:tcBorders>
+              <w:top w:val="single" w:sz="4" w:space="0" w:color="BFBFB8"/>
+              <w:left w:val="single" w:sz="4" w:space="0" w:color="BFBFB8"/>
+              <w:bottom w:val="single" w:sz="4" w:space="0" w:color="BFBFB8"/>
+              <w:right w:val="single" w:sz="4" w:space="0" w:color="BFBFB8"/>
+            </w:tcBorders>
+            <w:tcMar>
+              <w:top w:w="60" w:type="dxa"/>
+              <w:left w:w="100" w:type="dxa"/>
+              <w:bottom w:w="60" w:type="dxa"/>
+              <w:right w:w="100" w:type="dxa"/>
+            </w:tcMar>
+          </w:tcPr>
+          <w:p>
+            <w:pPr>
+              <w:spacing w:line="252" w:lineRule="auto"/>
+            </w:pPr>
+            <w:r>
+              <w:rPr>
+                <w:rFonts w:ascii="Consolas" w:eastAsia="Consolas" w:hAnsi="Consolas" w:cs="Consolas"/>
+                <w:sz w:val="22"/>
+                <w:szCs w:val="22"/>
+              </w:rPr>
+              <w:t>/api/auth/register</w:t>
+            </w:r>
+          </w:p>
+        </w:tc>
+        <w:tc>
+          <w:tcPr>
+            <w:tcW w:w="3664" w:type="dxa"/>
+            <w:tcBorders>
+              <w:top w:val="single" w:sz="4" w:space="0" w:color="BFBFB8"/>
+              <w:left w:val="single" w:sz="4" w:space="0" w:color="BFBFB8"/>
+              <w:bottom w:val="single" w:sz="4" w:space="0" w:color="BFBFB8"/>
+              <w:right w:val="single" w:sz="4" w:space="0" w:color="BFBFB8"/>
+            </w:tcBorders>
+            <w:tcMar>
+              <w:top w:w="60" w:type="dxa"/>
+              <w:left w:w="100" w:type="dxa"/>
+              <w:bottom w:w="60" w:type="dxa"/>
+              <w:right w:w="100" w:type="dxa"/>
+            </w:tcMar>
+          </w:tcPr>
+          <w:p>
+            <w:pPr>
+              <w:spacing w:line="252" w:lineRule="auto"/>
+            </w:pPr>
+            <w:r>
+              <w:rPr>
+                <w:sz w:val="22"/>
+                <w:szCs w:val="22"/>
+              </w:rPr>
+              <w:t>Регистрация</w:t>
+            </w:r>
+          </w:p>
+        </w:tc>
+        <w:tc>
+          <w:tcPr>
+            <w:tcW w:w="902" w:type="dxa"/>
+            <w:tcBorders>
+              <w:top w:val="single" w:sz="4" w:space="0" w:color="BFBFB8"/>
+              <w:left w:val="single" w:sz="4" w:space="0" w:color="BFBFB8"/>
+              <w:bottom w:val="single" w:sz="4" w:space="0" w:color="BFBFB8"/>
+              <w:right w:val="single" w:sz="4" w:space="0" w:color="BFBFB8"/>
+            </w:tcBorders>
+            <w:tcMar>
+              <w:top w:w="60" w:type="dxa"/>
+              <w:left w:w="100" w:type="dxa"/>
+              <w:bottom w:w="60" w:type="dxa"/>
+              <w:right w:w="100" w:type="dxa"/>
+            </w:tcMar>
+          </w:tcPr>
+          <w:p>
+            <w:pPr>
+              <w:spacing w:line="252" w:lineRule="auto"/>
+            </w:pPr>
+            <w:r>
+              <w:rPr>
+                <w:sz w:val="22"/>
+                <w:szCs w:val="22"/>
+              </w:rPr>
+              <w:t>FR-01</w:t>
+            </w:r>
+          </w:p>
+        </w:tc>
+      </w:tr>
+      <w:tr>
+        <w:trPr>
+          <w:cantSplit/>
+        </w:trPr>
+        <w:tc>
+          <w:tcPr>
+            <w:tcW w:w="966" w:type="dxa"/>
+            <w:tcBorders>
+              <w:top w:val="single" w:sz="4" w:space="0" w:color="BFBFB8"/>
+              <w:left w:val="single" w:sz="4" w:space="0" w:color="BFBFB8"/>
+              <w:bottom w:val="single" w:sz="4" w:space="0" w:color="BFBFB8"/>
+              <w:right w:val="single" w:sz="4" w:space="0" w:color="BFBFB8"/>
+            </w:tcBorders>
+            <w:tcMar>
+              <w:top w:w="60" w:type="dxa"/>
+              <w:left w:w="100" w:type="dxa"/>
+              <w:bottom w:w="60" w:type="dxa"/>
+              <w:right w:w="100" w:type="dxa"/>
+            </w:tcMar>
+          </w:tcPr>
+          <w:p>
+            <w:pPr>
+              <w:spacing w:line="252" w:lineRule="auto"/>
+            </w:pPr>
+            <w:r>
+              <w:rPr>
+                <w:sz w:val="22"/>
+                <w:szCs w:val="22"/>
+              </w:rPr>
+              <w:t>POST</w:t>
+            </w:r>
+          </w:p>
+        </w:tc>
+        <w:tc>
+          <w:tcPr>
+            <w:tcW w:w="3823" w:type="dxa"/>
+            <w:tcBorders>
+              <w:top w:val="single" w:sz="4" w:space="0" w:color="BFBFB8"/>
+              <w:left w:val="single" w:sz="4" w:space="0" w:color="BFBFB8"/>
+              <w:bottom w:val="single" w:sz="4" w:space="0" w:color="BFBFB8"/>
+              <w:right w:val="single" w:sz="4" w:space="0" w:color="BFBFB8"/>
+            </w:tcBorders>
+            <w:tcMar>
+              <w:top w:w="60" w:type="dxa"/>
+              <w:left w:w="100" w:type="dxa"/>
+              <w:bottom w:w="60" w:type="dxa"/>
+              <w:right w:w="100" w:type="dxa"/>
+            </w:tcMar>
+          </w:tcPr>
+          <w:p>
+            <w:pPr>
+              <w:spacing w:line="252" w:lineRule="auto"/>
+            </w:pPr>
+            <w:r>
+              <w:rPr>
+                <w:rFonts w:ascii="Consolas" w:eastAsia="Consolas" w:hAnsi="Consolas" w:cs="Consolas"/>
+                <w:sz w:val="22"/>
+                <w:szCs w:val="22"/>
+              </w:rPr>
+              <w:t>/api/auth/login</w:t>
+            </w:r>
+          </w:p>
+        </w:tc>
+        <w:tc>
+          <w:tcPr>
+            <w:tcW w:w="3664" w:type="dxa"/>
+            <w:tcBorders>
+              <w:top w:val="single" w:sz="4" w:space="0" w:color="BFBFB8"/>
+              <w:left w:val="single" w:sz="4" w:space="0" w:color="BFBFB8"/>
+              <w:bottom w:val="single" w:sz="4" w:space="0" w:color="BFBFB8"/>
+              <w:right w:val="single" w:sz="4" w:space="0" w:color="BFBFB8"/>
+            </w:tcBorders>
+            <w:tcMar>
+              <w:top w:w="60" w:type="dxa"/>
+              <w:left w:w="100" w:type="dxa"/>
+              <w:bottom w:w="60" w:type="dxa"/>
+              <w:right w:w="100" w:type="dxa"/>
+            </w:tcMar>
+          </w:tcPr>
+          <w:p>
+            <w:pPr>
+              <w:spacing w:line="252" w:lineRule="auto"/>
+            </w:pPr>
+            <w:r>
+              <w:rPr>
+                <w:sz w:val="22"/>
+                <w:szCs w:val="22"/>
+              </w:rPr>
+              <w:t>Вход</w:t>
+            </w:r>
+          </w:p>
+        </w:tc>
+        <w:tc>
+          <w:tcPr>
+            <w:tcW w:w="902" w:type="dxa"/>
+            <w:tcBorders>
+              <w:top w:val="single" w:sz="4" w:space="0" w:color="BFBFB8"/>
+              <w:left w:val="single" w:sz="4" w:space="0" w:color="BFBFB8"/>
+              <w:bottom w:val="single" w:sz="4" w:space="0" w:color="BFBFB8"/>
+              <w:right w:val="single" w:sz="4" w:space="0" w:color="BFBFB8"/>
+            </w:tcBorders>
+            <w:tcMar>
+              <w:top w:w="60" w:type="dxa"/>
+              <w:left w:w="100" w:type="dxa"/>
+              <w:bottom w:w="60" w:type="dxa"/>
+              <w:right w:w="100" w:type="dxa"/>
+            </w:tcMar>
+          </w:tcPr>
+          <w:p>
+            <w:pPr>
+              <w:spacing w:line="252" w:lineRule="auto"/>
+            </w:pPr>
+            <w:r>
+              <w:rPr>
+                <w:sz w:val="22"/>
+                <w:szCs w:val="22"/>
+              </w:rPr>
+              <w:t>FR-02</w:t>
+            </w:r>
+          </w:p>
+        </w:tc>
+      </w:tr>
+      <w:tr>
+        <w:trPr>
+          <w:cantSplit/>
+        </w:trPr>
+        <w:tc>
+          <w:tcPr>
+            <w:tcW w:w="966" w:type="dxa"/>
+            <w:tcBorders>
+              <w:top w:val="single" w:sz="4" w:space="0" w:color="BFBFB8"/>
+              <w:left w:val="single" w:sz="4" w:space="0" w:color="BFBFB8"/>
+              <w:bottom w:val="single" w:sz="4" w:space="0" w:color="BFBFB8"/>
+              <w:right w:val="single" w:sz="4" w:space="0" w:color="BFBFB8"/>
+            </w:tcBorders>
+            <w:tcMar>
+              <w:top w:w="60" w:type="dxa"/>
+              <w:left w:w="100" w:type="dxa"/>
+              <w:bottom w:w="60" w:type="dxa"/>
+              <w:right w:w="100" w:type="dxa"/>
+            </w:tcMar>
+          </w:tcPr>
+          <w:p>
+            <w:pPr>
+              <w:spacing w:line="252" w:lineRule="auto"/>
+            </w:pPr>
+            <w:r>
+              <w:rPr>
+                <w:sz w:val="22"/>
+                <w:szCs w:val="22"/>
+              </w:rPr>
+              <w:t>GET (т)</w:t>
+            </w:r>
+          </w:p>
+        </w:tc>
+        <w:tc>
+          <w:tcPr>
+            <w:tcW w:w="3823" w:type="dxa"/>
+            <w:tcBorders>
+              <w:top w:val="single" w:sz="4" w:space="0" w:color="BFBFB8"/>
+              <w:left w:val="single" w:sz="4" w:space="0" w:color="BFBFB8"/>
+              <w:bottom w:val="single" w:sz="4" w:space="0" w:color="BFBFB8"/>
+              <w:right w:val="single" w:sz="4" w:space="0" w:color="BFBFB8"/>
+            </w:tcBorders>
+            <w:tcMar>
+              <w:top w:w="60" w:type="dxa"/>
+              <w:left w:w="100" w:type="dxa"/>
+              <w:bottom w:w="60" w:type="dxa"/>
+              <w:right w:w="100" w:type="dxa"/>
+            </w:tcMar>
+          </w:tcPr>
+          <w:p>
+            <w:pPr>
+              <w:spacing w:line="252" w:lineRule="auto"/>
+            </w:pPr>
+            <w:r>
+              <w:rPr>
+                <w:rFonts w:ascii="Consolas" w:eastAsia="Consolas" w:hAnsi="Consolas" w:cs="Consolas"/>
+                <w:sz w:val="22"/>
+                <w:szCs w:val="22"/>
+              </w:rPr>
+              <w:t>/api/auth/me</w:t>
+            </w:r>
+          </w:p>
+        </w:tc>
+        <w:tc>
+          <w:tcPr>
+            <w:tcW w:w="3664" w:type="dxa"/>
+            <w:tcBorders>
+              <w:top w:val="single" w:sz="4" w:space="0" w:color="BFBFB8"/>
+              <w:left w:val="single" w:sz="4" w:space="0" w:color="BFBFB8"/>
+              <w:bottom w:val="single" w:sz="4" w:space="0" w:color="BFBFB8"/>
+              <w:right w:val="single" w:sz="4" w:space="0" w:color="BFBFB8"/>
+            </w:tcBorders>
+            <w:tcMar>
+              <w:top w:w="60" w:type="dxa"/>
+              <w:left w:w="100" w:type="dxa"/>
+              <w:bottom w:w="60" w:type="dxa"/>
+              <w:right w:w="100" w:type="dxa"/>
+            </w:tcMar>
+          </w:tcPr>
+          <w:p>
+            <w:pPr>
+              <w:spacing w:line="252" w:lineRule="auto"/>
+            </w:pPr>
+            <w:r>
+              <w:rPr>
+                <w:sz w:val="22"/>
+                <w:szCs w:val="22"/>
+              </w:rPr>
+              <w:t>Текущий пользователь</w:t>
+            </w:r>
+          </w:p>
+        </w:tc>
+        <w:tc>
+          <w:tcPr>
+            <w:tcW w:w="902" w:type="dxa"/>
+            <w:tcBorders>
+              <w:top w:val="single" w:sz="4" w:space="0" w:color="BFBFB8"/>
+              <w:left w:val="single" w:sz="4" w:space="0" w:color="BFBFB8"/>
+              <w:bottom w:val="single" w:sz="4" w:space="0" w:color="BFBFB8"/>
+              <w:right w:val="single" w:sz="4" w:space="0" w:color="BFBFB8"/>
+            </w:tcBorders>
+            <w:tcMar>
+              <w:top w:w="60" w:type="dxa"/>
+              <w:left w:w="100" w:type="dxa"/>
+              <w:bottom w:w="60" w:type="dxa"/>
+              <w:right w:w="100" w:type="dxa"/>
+            </w:tcMar>
+          </w:tcPr>
+          <w:p>
+            <w:pPr>
+              <w:spacing w:line="252" w:lineRule="auto"/>
+            </w:pPr>
+            <w:r>
+              <w:rPr>
+                <w:sz w:val="22"/>
+                <w:szCs w:val="22"/>
+              </w:rPr>
+              <w:t>FR-02</w:t>
+            </w:r>
+          </w:p>
+        </w:tc>
+      </w:tr>
+    </w:tbl>
+    <w:p>
+      <w:pPr>
+        <w:spacing w:after="60"/>
+      </w:pPr>
+    </w:p>
+    <w:p>
+      <w:pPr>
+        <w:pStyle w:val="3"/>
+      </w:pPr>
+      <w:bookmarkStart w:id="58" w:name="_Toc240803129"/>
+      <w:bookmarkStart w:id="59" w:name="_Toc242992541"/>
+      <w:r>
+        <w:t>5.2.2. Встречи</w:t>
+      </w:r>
+      <w:bookmarkEnd w:id="58"/>
+      <w:bookmarkEnd w:id="59"/>
+    </w:p>
+    <w:tbl>
+      <w:tblPr>
+        <w:tblW w:w="9355" w:type="dxa"/>
+        <w:tblBorders>
+          <w:top w:val="single" w:sz="4" w:space="0" w:color="auto"/>
+          <w:left w:val="single" w:sz="4" w:space="0" w:color="auto"/>
+          <w:bottom w:val="single" w:sz="4" w:space="0" w:color="auto"/>
+          <w:right w:val="single" w:sz="4" w:space="0" w:color="auto"/>
+          <w:insideH w:val="single" w:sz="4" w:space="0" w:color="auto"/>
+          <w:insideV w:val="single" w:sz="4" w:space="0" w:color="auto"/>
+        </w:tblBorders>
+        <w:tblCellMar>
+          <w:left w:w="10" w:type="dxa"/>
+          <w:right w:w="10" w:type="dxa"/>
+        </w:tblCellMar>
+        <w:tblLook w:val="04A0" w:firstRow="1" w:lastRow="0" w:firstColumn="1" w:lastColumn="0" w:noHBand="0" w:noVBand="1"/>
+      </w:tblPr>
+      <w:tblGrid>
+        <w:gridCol w:w="1151"/>
+        <w:gridCol w:w="3224"/>
+        <w:gridCol w:w="3825"/>
+        <w:gridCol w:w="1155"/>
+      </w:tblGrid>
+      <w:tr>
+        <w:trPr>
+          <w:cantSplit/>
+          <w:tblHeader/>
+        </w:trPr>
+        <w:tc>
+          <w:tcPr>
+            <w:tcW w:w="1251" w:type="dxa"/>
+            <w:tcBorders>
+              <w:top w:val="single" w:sz="4" w:space="0" w:color="BFBFB8"/>
+              <w:left w:val="single" w:sz="4" w:space="0" w:color="BFBFB8"/>
+              <w:bottom w:val="single" w:sz="4" w:space="0" w:color="BFBFB8"/>
+              <w:right w:val="single" w:sz="4" w:space="0" w:color="BFBFB8"/>
+            </w:tcBorders>
+            <w:shd w:val="clear" w:color="auto" w:fill="E7F2EC"/>
+            <w:tcMar>
+              <w:top w:w="60" w:type="dxa"/>
+              <w:left w:w="100" w:type="dxa"/>
+              <w:bottom w:w="60" w:type="dxa"/>
+              <w:right w:w="100" w:type="dxa"/>
+            </w:tcMar>
+          </w:tcPr>
+          <w:p>
+            <w:pPr>
+              <w:spacing w:line="252" w:lineRule="auto"/>
+            </w:pPr>
+            <w:r>
+              <w:rPr>
+                <w:b/>
+                <w:bCs/>
+                <w:sz w:val="22"/>
+                <w:szCs w:val="22"/>
+              </w:rPr>
+              <w:t>Метод</w:t>
+            </w:r>
+          </w:p>
+        </w:tc>
+        <w:tc>
+          <w:tcPr>
+            <w:tcW w:w="2610" w:type="dxa"/>
+            <w:tcBorders>
+              <w:top w:val="single" w:sz="4" w:space="0" w:color="BFBFB8"/>
+              <w:left w:val="single" w:sz="4" w:space="0" w:color="BFBFB8"/>
+              <w:bottom w:val="single" w:sz="4" w:space="0" w:color="BFBFB8"/>
+              <w:right w:val="single" w:sz="4" w:space="0" w:color="BFBFB8"/>
+            </w:tcBorders>
+            <w:shd w:val="clear" w:color="auto" w:fill="E7F2EC"/>
+            <w:tcMar>
+              <w:top w:w="60" w:type="dxa"/>
+              <w:left w:w="100" w:type="dxa"/>
+              <w:bottom w:w="60" w:type="dxa"/>
+              <w:right w:w="100" w:type="dxa"/>
+            </w:tcMar>
+          </w:tcPr>
+          <w:p>
+            <w:pPr>
+              <w:spacing w:line="252" w:lineRule="auto"/>
+            </w:pPr>
+            <w:r>
+              <w:rPr>
+                <w:b/>
+                <w:bCs/>
+                <w:sz w:val="22"/>
+                <w:szCs w:val="22"/>
+              </w:rPr>
+              <w:t>Адрес</w:t>
+            </w:r>
+          </w:p>
+        </w:tc>
+        <w:tc>
+          <w:tcPr>
+            <w:tcW w:w="4074" w:type="dxa"/>
+            <w:tcBorders>
+              <w:top w:val="single" w:sz="4" w:space="0" w:color="BFBFB8"/>
+              <w:left w:val="single" w:sz="4" w:space="0" w:color="BFBFB8"/>
+              <w:bottom w:val="single" w:sz="4" w:space="0" w:color="BFBFB8"/>
+              <w:right w:val="single" w:sz="4" w:space="0" w:color="BFBFB8"/>
+            </w:tcBorders>
+            <w:shd w:val="clear" w:color="auto" w:fill="E7F2EC"/>
+            <w:tcMar>
+              <w:top w:w="60" w:type="dxa"/>
+              <w:left w:w="100" w:type="dxa"/>
+              <w:bottom w:w="60" w:type="dxa"/>
+              <w:right w:w="100" w:type="dxa"/>
+            </w:tcMar>
+          </w:tcPr>
+          <w:p>
+            <w:pPr>
+              <w:spacing w:line="252" w:lineRule="auto"/>
+            </w:pPr>
+            <w:r>
+              <w:rPr>
+                <w:b/>
+                <w:bCs/>
+                <w:sz w:val="22"/>
+                <w:szCs w:val="22"/>
+              </w:rPr>
+              <w:t>Описание</w:t>
+            </w:r>
+          </w:p>
+        </w:tc>
+        <w:tc>
+          <w:tcPr>
+            <w:tcW w:w="1420" w:type="dxa"/>
+            <w:tcBorders>
+              <w:top w:val="single" w:sz="4" w:space="0" w:color="BFBFB8"/>
+              <w:left w:val="single" w:sz="4" w:space="0" w:color="BFBFB8"/>
+              <w:bottom w:val="single" w:sz="4" w:space="0" w:color="BFBFB8"/>
+              <w:right w:val="single" w:sz="4" w:space="0" w:color="BFBFB8"/>
+            </w:tcBorders>
+            <w:shd w:val="clear" w:color="auto" w:fill="E7F2EC"/>
+            <w:tcMar>
+              <w:top w:w="60" w:type="dxa"/>
+              <w:left w:w="100" w:type="dxa"/>
+              <w:bottom w:w="60" w:type="dxa"/>
+              <w:right w:w="100" w:type="dxa"/>
+            </w:tcMar>
+          </w:tcPr>
+          <w:p>
+            <w:pPr>
+              <w:spacing w:line="252" w:lineRule="auto"/>
+            </w:pPr>
+            <w:r>
+              <w:rPr>
+                <w:b/>
+                <w:bCs/>
+                <w:sz w:val="22"/>
+                <w:szCs w:val="22"/>
+              </w:rPr>
+              <w:t>FR</w:t>
+            </w:r>
+          </w:p>
+        </w:tc>
+      </w:tr>
+      <w:tr>
+        <w:trPr>
+          <w:cantSplit/>
+        </w:trPr>
+        <w:tc>
+          <w:tcPr>
+            <w:tcW w:w="1251" w:type="dxa"/>
+            <w:tcBorders>
+              <w:top w:val="single" w:sz="4" w:space="0" w:color="BFBFB8"/>
+              <w:left w:val="single" w:sz="4" w:space="0" w:color="BFBFB8"/>
+              <w:bottom w:val="single" w:sz="4" w:space="0" w:color="BFBFB8"/>
+              <w:right w:val="single" w:sz="4" w:space="0" w:color="BFBFB8"/>
+            </w:tcBorders>
+            <w:tcMar>
+              <w:top w:w="60" w:type="dxa"/>
+              <w:left w:w="100" w:type="dxa"/>
+              <w:bottom w:w="60" w:type="dxa"/>
+              <w:right w:w="100" w:type="dxa"/>
+            </w:tcMar>
+          </w:tcPr>
+          <w:p>
+            <w:pPr>
+              <w:spacing w:line="252" w:lineRule="auto"/>
+            </w:pPr>
+            <w:r>
+              <w:rPr>
+                <w:sz w:val="22"/>
+                <w:szCs w:val="22"/>
+              </w:rPr>
+              <w:t>POST (т)</w:t>
+            </w:r>
+          </w:p>
+        </w:tc>
+        <w:tc>
+          <w:tcPr>
+            <w:tcW w:w="2610" w:type="dxa"/>
+            <w:tcBorders>
+              <w:top w:val="single" w:sz="4" w:space="0" w:color="BFBFB8"/>
+              <w:left w:val="single" w:sz="4" w:space="0" w:color="BFBFB8"/>
+              <w:bottom w:val="single" w:sz="4" w:space="0" w:color="BFBFB8"/>
+              <w:right w:val="single" w:sz="4" w:space="0" w:color="BFBFB8"/>
+            </w:tcBorders>
+            <w:tcMar>
+              <w:top w:w="60" w:type="dxa"/>
+              <w:left w:w="100" w:type="dxa"/>
+              <w:bottom w:w="60" w:type="dxa"/>
+              <w:right w:w="100" w:type="dxa"/>
+            </w:tcMar>
+          </w:tcPr>
+          <w:p>
+            <w:pPr>
+              <w:spacing w:line="252" w:lineRule="auto"/>
+            </w:pPr>
+            <w:r>
+              <w:rPr>
+                <w:rFonts w:ascii="Consolas" w:eastAsia="Consolas" w:hAnsi="Consolas" w:cs="Consolas"/>
+                <w:sz w:val="22"/>
+                <w:szCs w:val="22"/>
+              </w:rPr>
+              <w:t>/api/meetings</w:t>
+            </w:r>
+          </w:p>
+        </w:tc>
+        <w:tc>
+          <w:tcPr>
+            <w:tcW w:w="4074" w:type="dxa"/>
+            <w:tcBorders>
+              <w:top w:val="single" w:sz="4" w:space="0" w:color="BFBFB8"/>
+              <w:left w:val="single" w:sz="4" w:space="0" w:color="BFBFB8"/>
+              <w:bottom w:val="single" w:sz="4" w:space="0" w:color="BFBFB8"/>
+              <w:right w:val="single" w:sz="4" w:space="0" w:color="BFBFB8"/>
+            </w:tcBorders>
+            <w:tcMar>
+              <w:top w:w="60" w:type="dxa"/>
+              <w:left w:w="100" w:type="dxa"/>
+              <w:bottom w:w="60" w:type="dxa"/>
+              <w:right w:w="100" w:type="dxa"/>
+            </w:tcMar>
+          </w:tcPr>
+          <w:p>
+            <w:pPr>
+              <w:spacing w:line="252" w:lineRule="auto"/>
+            </w:pPr>
+            <w:r>
+              <w:rPr>
+                <w:sz w:val="22"/>
+                <w:szCs w:val="22"/>
+              </w:rPr>
+              <w:t>Создать встречу</w:t>
+            </w:r>
+          </w:p>
+        </w:tc>
+        <w:tc>
+          <w:tcPr>
+            <w:tcW w:w="1420" w:type="dxa"/>
+            <w:tcBorders>
+              <w:top w:val="single" w:sz="4" w:space="0" w:color="BFBFB8"/>
+              <w:left w:val="single" w:sz="4" w:space="0" w:color="BFBFB8"/>
+              <w:bottom w:val="single" w:sz="4" w:space="0" w:color="BFBFB8"/>
+              <w:right w:val="single" w:sz="4" w:space="0" w:color="BFBFB8"/>
+            </w:tcBorders>
+            <w:tcMar>
+              <w:top w:w="60" w:type="dxa"/>
+              <w:left w:w="100" w:type="dxa"/>
+              <w:bottom w:w="60" w:type="dxa"/>
+              <w:right w:w="100" w:type="dxa"/>
+            </w:tcMar>
+          </w:tcPr>
+          <w:p>
+            <w:pPr>
+              <w:spacing w:line="252" w:lineRule="auto"/>
+            </w:pPr>
+            <w:r>
+              <w:rPr>
+                <w:sz w:val="22"/>
+                <w:szCs w:val="22"/>
+              </w:rPr>
+              <w:t>FR-03, FR-23*</w:t>
+            </w:r>
+          </w:p>
+        </w:tc>
+      </w:tr>
+      <w:tr>
+        <w:trPr>
+          <w:cantSplit/>
+        </w:trPr>
+        <w:tc>
+          <w:tcPr>
+            <w:tcW w:w="1251" w:type="dxa"/>
+            <w:tcBorders>
+              <w:top w:val="single" w:sz="4" w:space="0" w:color="BFBFB8"/>
+              <w:left w:val="single" w:sz="4" w:space="0" w:color="BFBFB8"/>
+              <w:bottom w:val="single" w:sz="4" w:space="0" w:color="BFBFB8"/>
+              <w:right w:val="single" w:sz="4" w:space="0" w:color="BFBFB8"/>
+            </w:tcBorders>
+            <w:tcMar>
+              <w:top w:w="60" w:type="dxa"/>
+              <w:left w:w="100" w:type="dxa"/>
+              <w:bottom w:w="60" w:type="dxa"/>
+              <w:right w:w="100" w:type="dxa"/>
+            </w:tcMar>
+          </w:tcPr>
+          <w:p>
+            <w:pPr>
+              <w:spacing w:line="252" w:lineRule="auto"/>
+            </w:pPr>
+            <w:r>
+              <w:rPr>
+                <w:sz w:val="22"/>
+                <w:szCs w:val="22"/>
+              </w:rPr>
+              <w:t>GET (т)</w:t>
+            </w:r>
+          </w:p>
+        </w:tc>
+        <w:tc>
+          <w:tcPr>
+            <w:tcW w:w="2610" w:type="dxa"/>
+            <w:tcBorders>
+              <w:top w:val="single" w:sz="4" w:space="0" w:color="BFBFB8"/>
+              <w:left w:val="single" w:sz="4" w:space="0" w:color="BFBFB8"/>
+              <w:bottom w:val="single" w:sz="4" w:space="0" w:color="BFBFB8"/>
+              <w:right w:val="single" w:sz="4" w:space="0" w:color="BFBFB8"/>
+            </w:tcBorders>
+            <w:tcMar>
+              <w:top w:w="60" w:type="dxa"/>
+              <w:left w:w="100" w:type="dxa"/>
+              <w:bottom w:w="60" w:type="dxa"/>
+              <w:right w:w="100" w:type="dxa"/>
+            </w:tcMar>
+          </w:tcPr>
+          <w:p>
+            <w:pPr>
+              <w:spacing w:line="252" w:lineRule="auto"/>
+            </w:pPr>
+            <w:r>
+              <w:rPr>
+                <w:rFonts w:ascii="Consolas" w:eastAsia="Consolas" w:hAnsi="Consolas" w:cs="Consolas"/>
+                <w:sz w:val="22"/>
+                <w:szCs w:val="22"/>
+              </w:rPr>
+              <w:t>/api/meetings</w:t>
+            </w:r>
+          </w:p>
+        </w:tc>
+        <w:tc>
+          <w:tcPr>
+            <w:tcW w:w="4074" w:type="dxa"/>
+            <w:tcBorders>
+              <w:top w:val="single" w:sz="4" w:space="0" w:color="BFBFB8"/>
+              <w:left w:val="single" w:sz="4" w:space="0" w:color="BFBFB8"/>
+              <w:bottom w:val="single" w:sz="4" w:space="0" w:color="BFBFB8"/>
+              <w:right w:val="single" w:sz="4" w:space="0" w:color="BFBFB8"/>
+            </w:tcBorders>
+            <w:tcMar>
+              <w:top w:w="60" w:type="dxa"/>
+              <w:left w:w="100" w:type="dxa"/>
+              <w:bottom w:w="60" w:type="dxa"/>
+              <w:right w:w="100" w:type="dxa"/>
+            </w:tcMar>
+          </w:tcPr>
+          <w:p>
+            <w:pPr>
+              <w:spacing w:line="252" w:lineRule="auto"/>
+            </w:pPr>
+            <w:r>
+              <w:rPr>
+                <w:sz w:val="22"/>
+                <w:szCs w:val="22"/>
+              </w:rPr>
+              <w:t>Мои встречи (</w:t>
+            </w:r>
+            <w:r>
+              <w:rPr>
+                <w:rFonts w:ascii="Consolas" w:eastAsia="Consolas" w:hAnsi="Consolas" w:cs="Consolas"/>
+                <w:sz w:val="22"/>
+                <w:szCs w:val="22"/>
+              </w:rPr>
+              <w:t>?status=SCHEDULED,ACTIVE</w:t>
+            </w:r>
+            <w:r>
+              <w:rPr>
+                <w:sz w:val="22"/>
+                <w:szCs w:val="22"/>
+              </w:rPr>
+              <w:t>)</w:t>
+            </w:r>
+          </w:p>
+        </w:tc>
+        <w:tc>
+          <w:tcPr>
+            <w:tcW w:w="1420" w:type="dxa"/>
+            <w:tcBorders>
+              <w:top w:val="single" w:sz="4" w:space="0" w:color="BFBFB8"/>
+              <w:left w:val="single" w:sz="4" w:space="0" w:color="BFBFB8"/>
+              <w:bottom w:val="single" w:sz="4" w:space="0" w:color="BFBFB8"/>
+              <w:right w:val="single" w:sz="4" w:space="0" w:color="BFBFB8"/>
+            </w:tcBorders>
+            <w:tcMar>
+              <w:top w:w="60" w:type="dxa"/>
+              <w:left w:w="100" w:type="dxa"/>
+              <w:bottom w:w="60" w:type="dxa"/>
+              <w:right w:w="100" w:type="dxa"/>
+            </w:tcMar>
+          </w:tcPr>
+          <w:p>
+            <w:pPr>
+              <w:spacing w:line="252" w:lineRule="auto"/>
+            </w:pPr>
+            <w:r>
+              <w:rPr>
+                <w:sz w:val="22"/>
+                <w:szCs w:val="22"/>
+              </w:rPr>
+              <w:t>FR-11</w:t>
+            </w:r>
+          </w:p>
+        </w:tc>
+      </w:tr>
+      <w:tr>
+        <w:trPr>
+          <w:cantSplit/>
+        </w:trPr>
+        <w:tc>
+          <w:tcPr>
+            <w:tcW w:w="1251" w:type="dxa"/>
+            <w:tcBorders>
+              <w:top w:val="single" w:sz="4" w:space="0" w:color="BFBFB8"/>
+              <w:left w:val="single" w:sz="4" w:space="0" w:color="BFBFB8"/>
+              <w:bottom w:val="single" w:sz="4" w:space="0" w:color="BFBFB8"/>
+              <w:right w:val="single" w:sz="4" w:space="0" w:color="BFBFB8"/>
+            </w:tcBorders>
+            <w:tcMar>
+              <w:top w:w="60" w:type="dxa"/>
+              <w:left w:w="100" w:type="dxa"/>
+              <w:bottom w:w="60" w:type="dxa"/>
+              <w:right w:w="100" w:type="dxa"/>
+            </w:tcMar>
+          </w:tcPr>
+          <w:p>
+            <w:pPr>
+              <w:spacing w:line="252" w:lineRule="auto"/>
+            </w:pPr>
+            <w:r>
+              <w:rPr>
+                <w:sz w:val="22"/>
+                <w:szCs w:val="22"/>
+              </w:rPr>
+              <w:t>GET (т)</w:t>
+            </w:r>
+          </w:p>
+        </w:tc>
+        <w:tc>
+          <w:tcPr>
+            <w:tcW w:w="2610" w:type="dxa"/>
+            <w:tcBorders>
+              <w:top w:val="single" w:sz="4" w:space="0" w:color="BFBFB8"/>
+              <w:left w:val="single" w:sz="4" w:space="0" w:color="BFBFB8"/>
+              <w:bottom w:val="single" w:sz="4" w:space="0" w:color="BFBFB8"/>
+              <w:right w:val="single" w:sz="4" w:space="0" w:color="BFBFB8"/>
+            </w:tcBorders>
+            <w:tcMar>
+              <w:top w:w="60" w:type="dxa"/>
+              <w:left w:w="100" w:type="dxa"/>
+              <w:bottom w:w="60" w:type="dxa"/>
+              <w:right w:w="100" w:type="dxa"/>
+            </w:tcMar>
+          </w:tcPr>
+          <w:p>
+            <w:pPr>
+              <w:spacing w:line="252" w:lineRule="auto"/>
+            </w:pPr>
+            <w:r>
+              <w:rPr>
+                <w:rFonts w:ascii="Consolas" w:eastAsia="Consolas" w:hAnsi="Consolas" w:cs="Consolas"/>
+                <w:sz w:val="22"/>
+                <w:szCs w:val="22"/>
+              </w:rPr>
+              <w:t>/api/meetings/{id}</w:t>
+            </w:r>
+          </w:p>
+        </w:tc>
+        <w:tc>
+          <w:tcPr>
+            <w:tcW w:w="4074" w:type="dxa"/>
+            <w:tcBorders>
+              <w:top w:val="single" w:sz="4" w:space="0" w:color="BFBFB8"/>
+              <w:left w:val="single" w:sz="4" w:space="0" w:color="BFBFB8"/>
+              <w:bottom w:val="single" w:sz="4" w:space="0" w:color="BFBFB8"/>
+              <w:right w:val="single" w:sz="4" w:space="0" w:color="BFBFB8"/>
+            </w:tcBorders>
+            <w:tcMar>
+              <w:top w:w="60" w:type="dxa"/>
+              <w:left w:w="100" w:type="dxa"/>
+              <w:bottom w:w="60" w:type="dxa"/>
+              <w:right w:w="100" w:type="dxa"/>
+            </w:tcMar>
+          </w:tcPr>
+          <w:p>
+            <w:pPr>
+              <w:spacing w:line="252" w:lineRule="auto"/>
+            </w:pPr>
+            <w:r>
+              <w:rPr>
+                <w:sz w:val="22"/>
+                <w:szCs w:val="22"/>
+              </w:rPr>
+              <w:t>Встреча, участники, их планы и ETA</w:t>
+            </w:r>
+          </w:p>
+        </w:tc>
+        <w:tc>
+          <w:tcPr>
+            <w:tcW w:w="1420" w:type="dxa"/>
+            <w:tcBorders>
+              <w:top w:val="single" w:sz="4" w:space="0" w:color="BFBFB8"/>
+              <w:left w:val="single" w:sz="4" w:space="0" w:color="BFBFB8"/>
+              <w:bottom w:val="single" w:sz="4" w:space="0" w:color="BFBFB8"/>
+              <w:right w:val="single" w:sz="4" w:space="0" w:color="BFBFB8"/>
+            </w:tcBorders>
+            <w:tcMar>
+              <w:top w:w="60" w:type="dxa"/>
+              <w:left w:w="100" w:type="dxa"/>
+              <w:bottom w:w="60" w:type="dxa"/>
+              <w:right w:w="100" w:type="dxa"/>
+            </w:tcMar>
+          </w:tcPr>
+          <w:p>
+            <w:pPr>
+              <w:spacing w:line="252" w:lineRule="auto"/>
+            </w:pPr>
+            <w:r>
+              <w:rPr>
+                <w:sz w:val="22"/>
+                <w:szCs w:val="22"/>
+              </w:rPr>
+              <w:t>FR-11</w:t>
+            </w:r>
+          </w:p>
+        </w:tc>
+      </w:tr>
+      <w:tr>
+        <w:trPr>
+          <w:cantSplit/>
+        </w:trPr>
+        <w:tc>
+          <w:tcPr>
+            <w:tcW w:w="1251" w:type="dxa"/>
+            <w:tcBorders>
+              <w:top w:val="single" w:sz="4" w:space="0" w:color="BFBFB8"/>
+              <w:left w:val="single" w:sz="4" w:space="0" w:color="BFBFB8"/>
+              <w:bottom w:val="single" w:sz="4" w:space="0" w:color="BFBFB8"/>
+              <w:right w:val="single" w:sz="4" w:space="0" w:color="BFBFB8"/>
+            </w:tcBorders>
+            <w:tcMar>
+              <w:top w:w="60" w:type="dxa"/>
+              <w:left w:w="100" w:type="dxa"/>
+              <w:bottom w:w="60" w:type="dxa"/>
+              <w:right w:w="100" w:type="dxa"/>
+            </w:tcMar>
+          </w:tcPr>
+          <w:p>
+            <w:pPr>
+              <w:spacing w:line="252" w:lineRule="auto"/>
+            </w:pPr>
+            <w:r>
+              <w:rPr>
+                <w:sz w:val="22"/>
+                <w:szCs w:val="22"/>
+              </w:rPr>
+              <w:t>PATCH (т)(о)</w:t>
+            </w:r>
+          </w:p>
+        </w:tc>
+        <w:tc>
+          <w:tcPr>
+            <w:tcW w:w="2610" w:type="dxa"/>
+            <w:tcBorders>
+              <w:top w:val="single" w:sz="4" w:space="0" w:color="BFBFB8"/>
+              <w:left w:val="single" w:sz="4" w:space="0" w:color="BFBFB8"/>
+              <w:bottom w:val="single" w:sz="4" w:space="0" w:color="BFBFB8"/>
+              <w:right w:val="single" w:sz="4" w:space="0" w:color="BFBFB8"/>
+            </w:tcBorders>
+            <w:tcMar>
+              <w:top w:w="60" w:type="dxa"/>
+              <w:left w:w="100" w:type="dxa"/>
+              <w:bottom w:w="60" w:type="dxa"/>
+              <w:right w:w="100" w:type="dxa"/>
+            </w:tcMar>
+          </w:tcPr>
+          <w:p>
+            <w:pPr>
+              <w:spacing w:line="252" w:lineRule="auto"/>
+            </w:pPr>
+            <w:r>
+              <w:rPr>
+                <w:rFonts w:ascii="Consolas" w:eastAsia="Consolas" w:hAnsi="Consolas" w:cs="Consolas"/>
+                <w:sz w:val="22"/>
+                <w:szCs w:val="22"/>
+              </w:rPr>
+              <w:t>/api/meetings/{id}</w:t>
+            </w:r>
+          </w:p>
+        </w:tc>
+        <w:tc>
+          <w:tcPr>
+            <w:tcW w:w="4074" w:type="dxa"/>
+            <w:tcBorders>
+              <w:top w:val="single" w:sz="4" w:space="0" w:color="BFBFB8"/>
+              <w:left w:val="single" w:sz="4" w:space="0" w:color="BFBFB8"/>
+              <w:bottom w:val="single" w:sz="4" w:space="0" w:color="BFBFB8"/>
+              <w:right w:val="single" w:sz="4" w:space="0" w:color="BFBFB8"/>
+            </w:tcBorders>
+            <w:tcMar>
+              <w:top w:w="60" w:type="dxa"/>
+              <w:left w:w="100" w:type="dxa"/>
+              <w:bottom w:w="60" w:type="dxa"/>
+              <w:right w:w="100" w:type="dxa"/>
+            </w:tcMar>
+          </w:tcPr>
+          <w:p>
+            <w:pPr>
+              <w:spacing w:line="252" w:lineRule="auto"/>
+            </w:pPr>
+            <w:r>
+              <w:rPr>
+                <w:sz w:val="22"/>
+                <w:szCs w:val="22"/>
+              </w:rPr>
+              <w:t>Изменить встречу</w:t>
+            </w:r>
+          </w:p>
+        </w:tc>
+        <w:tc>
+          <w:tcPr>
+            <w:tcW w:w="1420" w:type="dxa"/>
+            <w:tcBorders>
+              <w:top w:val="single" w:sz="4" w:space="0" w:color="BFBFB8"/>
+              <w:left w:val="single" w:sz="4" w:space="0" w:color="BFBFB8"/>
+              <w:bottom w:val="single" w:sz="4" w:space="0" w:color="BFBFB8"/>
+              <w:right w:val="single" w:sz="4" w:space="0" w:color="BFBFB8"/>
+            </w:tcBorders>
+            <w:tcMar>
+              <w:top w:w="60" w:type="dxa"/>
+              <w:left w:w="100" w:type="dxa"/>
+              <w:bottom w:w="60" w:type="dxa"/>
+              <w:right w:w="100" w:type="dxa"/>
+            </w:tcMar>
+          </w:tcPr>
+          <w:p>
+            <w:pPr>
+              <w:spacing w:line="252" w:lineRule="auto"/>
+            </w:pPr>
+            <w:r>
+              <w:rPr>
+                <w:sz w:val="22"/>
+                <w:szCs w:val="22"/>
+              </w:rPr>
+              <w:t>FR-05</w:t>
+            </w:r>
+          </w:p>
+        </w:tc>
+      </w:tr>
+      <w:tr>
+        <w:trPr>
+          <w:cantSplit/>
+        </w:trPr>
+        <w:tc>
+          <w:tcPr>
+            <w:tcW w:w="1251" w:type="dxa"/>
+            <w:tcBorders>
+              <w:top w:val="single" w:sz="4" w:space="0" w:color="BFBFB8"/>
+              <w:left w:val="single" w:sz="4" w:space="0" w:color="BFBFB8"/>
+              <w:bottom w:val="single" w:sz="4" w:space="0" w:color="BFBFB8"/>
+              <w:right w:val="single" w:sz="4" w:space="0" w:color="BFBFB8"/>
+            </w:tcBorders>
+            <w:tcMar>
+              <w:top w:w="60" w:type="dxa"/>
+              <w:left w:w="100" w:type="dxa"/>
+              <w:bottom w:w="60" w:type="dxa"/>
+              <w:right w:w="100" w:type="dxa"/>
+            </w:tcMar>
+          </w:tcPr>
+          <w:p>
+            <w:pPr>
+              <w:spacing w:line="252" w:lineRule="auto"/>
+            </w:pPr>
+            <w:r>
+              <w:rPr>
+                <w:sz w:val="22"/>
+                <w:szCs w:val="22"/>
+              </w:rPr>
+              <w:lastRenderedPageBreak/>
+              <w:t>POST (т)(о)</w:t>
+            </w:r>
+          </w:p>
+        </w:tc>
+        <w:tc>
+          <w:tcPr>
+            <w:tcW w:w="2610" w:type="dxa"/>
+            <w:tcBorders>
+              <w:top w:val="single" w:sz="4" w:space="0" w:color="BFBFB8"/>
+              <w:left w:val="single" w:sz="4" w:space="0" w:color="BFBFB8"/>
+              <w:bottom w:val="single" w:sz="4" w:space="0" w:color="BFBFB8"/>
+              <w:right w:val="single" w:sz="4" w:space="0" w:color="BFBFB8"/>
+            </w:tcBorders>
+            <w:tcMar>
+              <w:top w:w="60" w:type="dxa"/>
+              <w:left w:w="100" w:type="dxa"/>
+              <w:bottom w:w="60" w:type="dxa"/>
+              <w:right w:w="100" w:type="dxa"/>
+            </w:tcMar>
+          </w:tcPr>
+          <w:p>
+            <w:pPr>
+              <w:spacing w:line="252" w:lineRule="auto"/>
+            </w:pPr>
+            <w:r>
+              <w:rPr>
+                <w:rFonts w:ascii="Consolas" w:eastAsia="Consolas" w:hAnsi="Consolas" w:cs="Consolas"/>
+                <w:sz w:val="22"/>
+                <w:szCs w:val="22"/>
+              </w:rPr>
+              <w:t>/api/meetings/{id}/cancel</w:t>
+            </w:r>
+          </w:p>
+        </w:tc>
+        <w:tc>
+          <w:tcPr>
+            <w:tcW w:w="4074" w:type="dxa"/>
+            <w:tcBorders>
+              <w:top w:val="single" w:sz="4" w:space="0" w:color="BFBFB8"/>
+              <w:left w:val="single" w:sz="4" w:space="0" w:color="BFBFB8"/>
+              <w:bottom w:val="single" w:sz="4" w:space="0" w:color="BFBFB8"/>
+              <w:right w:val="single" w:sz="4" w:space="0" w:color="BFBFB8"/>
+            </w:tcBorders>
+            <w:tcMar>
+              <w:top w:w="60" w:type="dxa"/>
+              <w:left w:w="100" w:type="dxa"/>
+              <w:bottom w:w="60" w:type="dxa"/>
+              <w:right w:w="100" w:type="dxa"/>
+            </w:tcMar>
+          </w:tcPr>
+          <w:p>
+            <w:pPr>
+              <w:spacing w:line="252" w:lineRule="auto"/>
+            </w:pPr>
+            <w:r>
+              <w:rPr>
+                <w:sz w:val="22"/>
+                <w:szCs w:val="22"/>
+              </w:rPr>
+              <w:t>Отменить встречу</w:t>
+            </w:r>
+          </w:p>
+        </w:tc>
+        <w:tc>
+          <w:tcPr>
+            <w:tcW w:w="1420" w:type="dxa"/>
+            <w:tcBorders>
+              <w:top w:val="single" w:sz="4" w:space="0" w:color="BFBFB8"/>
+              <w:left w:val="single" w:sz="4" w:space="0" w:color="BFBFB8"/>
+              <w:bottom w:val="single" w:sz="4" w:space="0" w:color="BFBFB8"/>
+              <w:right w:val="single" w:sz="4" w:space="0" w:color="BFBFB8"/>
+            </w:tcBorders>
+            <w:tcMar>
+              <w:top w:w="60" w:type="dxa"/>
+              <w:left w:w="100" w:type="dxa"/>
+              <w:bottom w:w="60" w:type="dxa"/>
+              <w:right w:w="100" w:type="dxa"/>
+            </w:tcMar>
+          </w:tcPr>
+          <w:p>
+            <w:pPr>
+              <w:spacing w:line="252" w:lineRule="auto"/>
+            </w:pPr>
+            <w:r>
+              <w:rPr>
+                <w:sz w:val="22"/>
+                <w:szCs w:val="22"/>
+              </w:rPr>
+              <w:t>FR-06</w:t>
+            </w:r>
+          </w:p>
+        </w:tc>
+      </w:tr>
+    </w:tbl>
+    <w:p>
+      <w:pPr>
+        <w:spacing w:after="60"/>
+      </w:pPr>
+    </w:p>
+    <w:p>
+      <w:pPr>
+        <w:pStyle w:val="3"/>
+      </w:pPr>
+      <w:bookmarkStart w:id="60" w:name="_Toc240803130"/>
+      <w:bookmarkStart w:id="61" w:name="_Toc242992542"/>
+      <w:r>
+        <w:t>5.2.3. Приглашения и участие</w:t>
+      </w:r>
+      <w:bookmarkEnd w:id="60"/>
+      <w:bookmarkEnd w:id="61"/>
+    </w:p>
+    <w:tbl>
+      <w:tblPr>
+        <w:tblW w:w="9355" w:type="dxa"/>
+        <w:tblBorders>
+          <w:top w:val="single" w:sz="4" w:space="0" w:color="auto"/>
+          <w:left w:val="single" w:sz="4" w:space="0" w:color="auto"/>
+          <w:bottom w:val="single" w:sz="4" w:space="0" w:color="auto"/>
+          <w:right w:val="single" w:sz="4" w:space="0" w:color="auto"/>
+          <w:insideH w:val="single" w:sz="4" w:space="0" w:color="auto"/>
+          <w:insideV w:val="single" w:sz="4" w:space="0" w:color="auto"/>
+        </w:tblBorders>
+        <w:tblCellMar>
+          <w:left w:w="10" w:type="dxa"/>
+          <w:right w:w="10" w:type="dxa"/>
+        </w:tblCellMar>
+        <w:tblLook w:val="04A0" w:firstRow="1" w:lastRow="0" w:firstColumn="1" w:lastColumn="0" w:noHBand="0" w:noVBand="1"/>
+      </w:tblPr>
+      <w:tblGrid>
+        <w:gridCol w:w="1102"/>
+        <w:gridCol w:w="3345"/>
+        <w:gridCol w:w="3896"/>
+        <w:gridCol w:w="1012"/>
+      </w:tblGrid>
+      <w:tr>
+        <w:trPr>
+          <w:cantSplit/>
+          <w:tblHeader/>
+        </w:trPr>
+        <w:tc>
+          <w:tcPr>
+            <w:tcW w:w="1133" w:type="dxa"/>
+            <w:tcBorders>
+              <w:top w:val="single" w:sz="4" w:space="0" w:color="BFBFB8"/>
+              <w:left w:val="single" w:sz="4" w:space="0" w:color="BFBFB8"/>
+              <w:bottom w:val="single" w:sz="4" w:space="0" w:color="BFBFB8"/>
+              <w:right w:val="single" w:sz="4" w:space="0" w:color="BFBFB8"/>
+            </w:tcBorders>
+            <w:shd w:val="clear" w:color="auto" w:fill="E7F2EC"/>
+            <w:tcMar>
+              <w:top w:w="60" w:type="dxa"/>
+              <w:left w:w="100" w:type="dxa"/>
+              <w:bottom w:w="60" w:type="dxa"/>
+              <w:right w:w="100" w:type="dxa"/>
+            </w:tcMar>
+          </w:tcPr>
+          <w:p>
+            <w:pPr>
+              <w:spacing w:line="252" w:lineRule="auto"/>
+            </w:pPr>
+            <w:r>
+              <w:rPr>
+                <w:b/>
+                <w:bCs/>
+                <w:sz w:val="22"/>
+                <w:szCs w:val="22"/>
+              </w:rPr>
+              <w:t>Метод</w:t>
+            </w:r>
+          </w:p>
+        </w:tc>
+        <w:tc>
+          <w:tcPr>
+            <w:tcW w:w="2152" w:type="dxa"/>
+            <w:tcBorders>
+              <w:top w:val="single" w:sz="4" w:space="0" w:color="BFBFB8"/>
+              <w:left w:val="single" w:sz="4" w:space="0" w:color="BFBFB8"/>
+              <w:bottom w:val="single" w:sz="4" w:space="0" w:color="BFBFB8"/>
+              <w:right w:val="single" w:sz="4" w:space="0" w:color="BFBFB8"/>
+            </w:tcBorders>
+            <w:shd w:val="clear" w:color="auto" w:fill="E7F2EC"/>
+            <w:tcMar>
+              <w:top w:w="60" w:type="dxa"/>
+              <w:left w:w="100" w:type="dxa"/>
+              <w:bottom w:w="60" w:type="dxa"/>
+              <w:right w:w="100" w:type="dxa"/>
+            </w:tcMar>
+          </w:tcPr>
+          <w:p>
+            <w:pPr>
+              <w:spacing w:line="252" w:lineRule="auto"/>
+            </w:pPr>
+            <w:r>
+              <w:rPr>
+                <w:b/>
+                <w:bCs/>
+                <w:sz w:val="22"/>
+                <w:szCs w:val="22"/>
+              </w:rPr>
+              <w:t>Адрес</w:t>
+            </w:r>
+          </w:p>
+        </w:tc>
+        <w:tc>
+          <w:tcPr>
+            <w:tcW w:w="4849" w:type="dxa"/>
+            <w:tcBorders>
+              <w:top w:val="single" w:sz="4" w:space="0" w:color="BFBFB8"/>
+              <w:left w:val="single" w:sz="4" w:space="0" w:color="BFBFB8"/>
+              <w:bottom w:val="single" w:sz="4" w:space="0" w:color="BFBFB8"/>
+              <w:right w:val="single" w:sz="4" w:space="0" w:color="BFBFB8"/>
+            </w:tcBorders>
+            <w:shd w:val="clear" w:color="auto" w:fill="E7F2EC"/>
+            <w:tcMar>
+              <w:top w:w="60" w:type="dxa"/>
+              <w:left w:w="100" w:type="dxa"/>
+              <w:bottom w:w="60" w:type="dxa"/>
+              <w:right w:w="100" w:type="dxa"/>
+            </w:tcMar>
+          </w:tcPr>
+          <w:p>
+            <w:pPr>
+              <w:spacing w:line="252" w:lineRule="auto"/>
+            </w:pPr>
+            <w:r>
+              <w:rPr>
+                <w:b/>
+                <w:bCs/>
+                <w:sz w:val="22"/>
+                <w:szCs w:val="22"/>
+              </w:rPr>
+              <w:t>Описание</w:t>
+            </w:r>
+          </w:p>
+        </w:tc>
+        <w:tc>
+          <w:tcPr>
+            <w:tcW w:w="1221" w:type="dxa"/>
+            <w:tcBorders>
+              <w:top w:val="single" w:sz="4" w:space="0" w:color="BFBFB8"/>
+              <w:left w:val="single" w:sz="4" w:space="0" w:color="BFBFB8"/>
+              <w:bottom w:val="single" w:sz="4" w:space="0" w:color="BFBFB8"/>
+              <w:right w:val="single" w:sz="4" w:space="0" w:color="BFBFB8"/>
+            </w:tcBorders>
+            <w:shd w:val="clear" w:color="auto" w:fill="E7F2EC"/>
+            <w:tcMar>
+              <w:top w:w="60" w:type="dxa"/>
+              <w:left w:w="100" w:type="dxa"/>
+              <w:bottom w:w="60" w:type="dxa"/>
+              <w:right w:w="100" w:type="dxa"/>
+            </w:tcMar>
+          </w:tcPr>
+          <w:p>
+            <w:pPr>
+              <w:spacing w:line="252" w:lineRule="auto"/>
+            </w:pPr>
+            <w:r>
+              <w:rPr>
+                <w:b/>
+                <w:bCs/>
+                <w:sz w:val="22"/>
+                <w:szCs w:val="22"/>
+              </w:rPr>
+              <w:t>FR</w:t>
+            </w:r>
+          </w:p>
+        </w:tc>
+      </w:tr>
+      <w:tr>
+        <w:trPr>
+          <w:cantSplit/>
+        </w:trPr>
+        <w:tc>
+          <w:tcPr>
+            <w:tcW w:w="1133" w:type="dxa"/>
+            <w:tcBorders>
+              <w:top w:val="single" w:sz="4" w:space="0" w:color="BFBFB8"/>
+              <w:left w:val="single" w:sz="4" w:space="0" w:color="BFBFB8"/>
+              <w:bottom w:val="single" w:sz="4" w:space="0" w:color="BFBFB8"/>
+              <w:right w:val="single" w:sz="4" w:space="0" w:color="BFBFB8"/>
+            </w:tcBorders>
+            <w:tcMar>
+              <w:top w:w="60" w:type="dxa"/>
+              <w:left w:w="100" w:type="dxa"/>
+              <w:bottom w:w="60" w:type="dxa"/>
+              <w:right w:w="100" w:type="dxa"/>
+            </w:tcMar>
+          </w:tcPr>
+          <w:p>
+            <w:pPr>
+              <w:spacing w:line="252" w:lineRule="auto"/>
+            </w:pPr>
+            <w:r>
+              <w:rPr>
+                <w:sz w:val="22"/>
+                <w:szCs w:val="22"/>
+              </w:rPr>
+              <w:t>POST (т)(о)</w:t>
+            </w:r>
+          </w:p>
+        </w:tc>
+        <w:tc>
+          <w:tcPr>
+            <w:tcW w:w="2152" w:type="dxa"/>
+            <w:tcBorders>
+              <w:top w:val="single" w:sz="4" w:space="0" w:color="BFBFB8"/>
+              <w:left w:val="single" w:sz="4" w:space="0" w:color="BFBFB8"/>
+              <w:bottom w:val="single" w:sz="4" w:space="0" w:color="BFBFB8"/>
+              <w:right w:val="single" w:sz="4" w:space="0" w:color="BFBFB8"/>
+            </w:tcBorders>
+            <w:tcMar>
+              <w:top w:w="60" w:type="dxa"/>
+              <w:left w:w="100" w:type="dxa"/>
+              <w:bottom w:w="60" w:type="dxa"/>
+              <w:right w:w="100" w:type="dxa"/>
+            </w:tcMar>
+          </w:tcPr>
+          <w:p>
+            <w:pPr>
+              <w:spacing w:line="252" w:lineRule="auto"/>
+            </w:pPr>
+            <w:r>
+              <w:rPr>
+                <w:rFonts w:ascii="Consolas" w:eastAsia="Consolas" w:hAnsi="Consolas" w:cs="Consolas"/>
+                <w:sz w:val="22"/>
+                <w:szCs w:val="22"/>
+              </w:rPr>
+              <w:t>/api/meetings/{id}/invites</w:t>
+            </w:r>
+          </w:p>
+        </w:tc>
+        <w:tc>
+          <w:tcPr>
+            <w:tcW w:w="4849" w:type="dxa"/>
+            <w:tcBorders>
+              <w:top w:val="single" w:sz="4" w:space="0" w:color="BFBFB8"/>
+              <w:left w:val="single" w:sz="4" w:space="0" w:color="BFBFB8"/>
+              <w:bottom w:val="single" w:sz="4" w:space="0" w:color="BFBFB8"/>
+              <w:right w:val="single" w:sz="4" w:space="0" w:color="BFBFB8"/>
+            </w:tcBorders>
+            <w:tcMar>
+              <w:top w:w="60" w:type="dxa"/>
+              <w:left w:w="100" w:type="dxa"/>
+              <w:bottom w:w="60" w:type="dxa"/>
+              <w:right w:w="100" w:type="dxa"/>
+            </w:tcMar>
+          </w:tcPr>
+          <w:p>
+            <w:pPr>
+              <w:spacing w:line="252" w:lineRule="auto"/>
+            </w:pPr>
+            <w:r>
+              <w:rPr>
+                <w:sz w:val="22"/>
+                <w:szCs w:val="22"/>
+              </w:rPr>
+              <w:t>Получить код и ссылку</w:t>
+            </w:r>
+          </w:p>
+        </w:tc>
+        <w:tc>
+          <w:tcPr>
+            <w:tcW w:w="1221" w:type="dxa"/>
+            <w:tcBorders>
+              <w:top w:val="single" w:sz="4" w:space="0" w:color="BFBFB8"/>
+              <w:left w:val="single" w:sz="4" w:space="0" w:color="BFBFB8"/>
+              <w:bottom w:val="single" w:sz="4" w:space="0" w:color="BFBFB8"/>
+              <w:right w:val="single" w:sz="4" w:space="0" w:color="BFBFB8"/>
+            </w:tcBorders>
+            <w:tcMar>
+              <w:top w:w="60" w:type="dxa"/>
+              <w:left w:w="100" w:type="dxa"/>
+              <w:bottom w:w="60" w:type="dxa"/>
+              <w:right w:w="100" w:type="dxa"/>
+            </w:tcMar>
+          </w:tcPr>
+          <w:p>
+            <w:pPr>
+              <w:spacing w:line="252" w:lineRule="auto"/>
+            </w:pPr>
+            <w:r>
+              <w:rPr>
+                <w:sz w:val="22"/>
+                <w:szCs w:val="22"/>
+              </w:rPr>
+              <w:t>FR-07</w:t>
+            </w:r>
+          </w:p>
+        </w:tc>
+      </w:tr>
+      <w:tr>
+        <w:trPr>
+          <w:cantSplit/>
+        </w:trPr>
+        <w:tc>
+          <w:tcPr>
+            <w:tcW w:w="1133" w:type="dxa"/>
+            <w:tcBorders>
+              <w:top w:val="single" w:sz="4" w:space="0" w:color="BFBFB8"/>
+              <w:left w:val="single" w:sz="4" w:space="0" w:color="BFBFB8"/>
+              <w:bottom w:val="single" w:sz="4" w:space="0" w:color="BFBFB8"/>
+              <w:right w:val="single" w:sz="4" w:space="0" w:color="BFBFB8"/>
+            </w:tcBorders>
+            <w:tcMar>
+              <w:top w:w="60" w:type="dxa"/>
+              <w:left w:w="100" w:type="dxa"/>
+              <w:bottom w:w="60" w:type="dxa"/>
+              <w:right w:w="100" w:type="dxa"/>
+            </w:tcMar>
+          </w:tcPr>
+          <w:p>
+            <w:pPr>
+              <w:spacing w:line="252" w:lineRule="auto"/>
+            </w:pPr>
+            <w:r>
+              <w:rPr>
+                <w:sz w:val="22"/>
+                <w:szCs w:val="22"/>
+              </w:rPr>
+              <w:t>GET</w:t>
+            </w:r>
+          </w:p>
+        </w:tc>
+        <w:tc>
+          <w:tcPr>
+            <w:tcW w:w="2152" w:type="dxa"/>
+            <w:tcBorders>
+              <w:top w:val="single" w:sz="4" w:space="0" w:color="BFBFB8"/>
+              <w:left w:val="single" w:sz="4" w:space="0" w:color="BFBFB8"/>
+              <w:bottom w:val="single" w:sz="4" w:space="0" w:color="BFBFB8"/>
+              <w:right w:val="single" w:sz="4" w:space="0" w:color="BFBFB8"/>
+            </w:tcBorders>
+            <w:tcMar>
+              <w:top w:w="60" w:type="dxa"/>
+              <w:left w:w="100" w:type="dxa"/>
+              <w:bottom w:w="60" w:type="dxa"/>
+              <w:right w:w="100" w:type="dxa"/>
+            </w:tcMar>
+          </w:tcPr>
+          <w:p>
+            <w:pPr>
+              <w:spacing w:line="252" w:lineRule="auto"/>
+            </w:pPr>
+            <w:r>
+              <w:rPr>
+                <w:rFonts w:ascii="Consolas" w:eastAsia="Consolas" w:hAnsi="Consolas" w:cs="Consolas"/>
+                <w:sz w:val="22"/>
+                <w:szCs w:val="22"/>
+              </w:rPr>
+              <w:t>/api/invites/{code}</w:t>
+            </w:r>
+          </w:p>
+        </w:tc>
+        <w:tc>
+          <w:tcPr>
+            <w:tcW w:w="4849" w:type="dxa"/>
+            <w:tcBorders>
+              <w:top w:val="single" w:sz="4" w:space="0" w:color="BFBFB8"/>
+              <w:left w:val="single" w:sz="4" w:space="0" w:color="BFBFB8"/>
+              <w:bottom w:val="single" w:sz="4" w:space="0" w:color="BFBFB8"/>
+              <w:right w:val="single" w:sz="4" w:space="0" w:color="BFBFB8"/>
+            </w:tcBorders>
+            <w:tcMar>
+              <w:top w:w="60" w:type="dxa"/>
+              <w:left w:w="100" w:type="dxa"/>
+              <w:bottom w:w="60" w:type="dxa"/>
+              <w:right w:w="100" w:type="dxa"/>
+            </w:tcMar>
+          </w:tcPr>
+          <w:p>
+            <w:pPr>
+              <w:spacing w:line="252" w:lineRule="auto"/>
+            </w:pPr>
+            <w:r>
+              <w:rPr>
+                <w:sz w:val="22"/>
+                <w:szCs w:val="22"/>
+              </w:rPr>
+              <w:t>Краткая информация по коду: название, время, имя организатора. Место не показывается до присоединения</w:t>
+            </w:r>
+          </w:p>
+        </w:tc>
+        <w:tc>
+          <w:tcPr>
+            <w:tcW w:w="1221" w:type="dxa"/>
+            <w:tcBorders>
+              <w:top w:val="single" w:sz="4" w:space="0" w:color="BFBFB8"/>
+              <w:left w:val="single" w:sz="4" w:space="0" w:color="BFBFB8"/>
+              <w:bottom w:val="single" w:sz="4" w:space="0" w:color="BFBFB8"/>
+              <w:right w:val="single" w:sz="4" w:space="0" w:color="BFBFB8"/>
+            </w:tcBorders>
+            <w:tcMar>
+              <w:top w:w="60" w:type="dxa"/>
+              <w:left w:w="100" w:type="dxa"/>
+              <w:bottom w:w="60" w:type="dxa"/>
+              <w:right w:w="100" w:type="dxa"/>
+            </w:tcMar>
+          </w:tcPr>
+          <w:p>
+            <w:pPr>
+              <w:spacing w:line="252" w:lineRule="auto"/>
+            </w:pPr>
+            <w:r>
+              <w:rPr>
+                <w:sz w:val="22"/>
+                <w:szCs w:val="22"/>
+              </w:rPr>
+              <w:t>FR-07</w:t>
+            </w:r>
+          </w:p>
+        </w:tc>
+      </w:tr>
+      <w:tr>
+        <w:trPr>
+          <w:cantSplit/>
+        </w:trPr>
+        <w:tc>
+          <w:tcPr>
+            <w:tcW w:w="1133" w:type="dxa"/>
+            <w:tcBorders>
+              <w:top w:val="single" w:sz="4" w:space="0" w:color="BFBFB8"/>
+              <w:left w:val="single" w:sz="4" w:space="0" w:color="BFBFB8"/>
+              <w:bottom w:val="single" w:sz="4" w:space="0" w:color="BFBFB8"/>
+              <w:right w:val="single" w:sz="4" w:space="0" w:color="BFBFB8"/>
+            </w:tcBorders>
+            <w:tcMar>
+              <w:top w:w="60" w:type="dxa"/>
+              <w:left w:w="100" w:type="dxa"/>
+              <w:bottom w:w="60" w:type="dxa"/>
+              <w:right w:w="100" w:type="dxa"/>
+            </w:tcMar>
+          </w:tcPr>
+          <w:p>
+            <w:pPr>
+              <w:spacing w:line="252" w:lineRule="auto"/>
+            </w:pPr>
+            <w:r>
+              <w:rPr>
+                <w:sz w:val="22"/>
+                <w:szCs w:val="22"/>
+              </w:rPr>
+              <w:t>POST (т)</w:t>
+            </w:r>
+          </w:p>
+        </w:tc>
+        <w:tc>
+          <w:tcPr>
+            <w:tcW w:w="2152" w:type="dxa"/>
+            <w:tcBorders>
+              <w:top w:val="single" w:sz="4" w:space="0" w:color="BFBFB8"/>
+              <w:left w:val="single" w:sz="4" w:space="0" w:color="BFBFB8"/>
+              <w:bottom w:val="single" w:sz="4" w:space="0" w:color="BFBFB8"/>
+              <w:right w:val="single" w:sz="4" w:space="0" w:color="BFBFB8"/>
+            </w:tcBorders>
+            <w:tcMar>
+              <w:top w:w="60" w:type="dxa"/>
+              <w:left w:w="100" w:type="dxa"/>
+              <w:bottom w:w="60" w:type="dxa"/>
+              <w:right w:w="100" w:type="dxa"/>
+            </w:tcMar>
+          </w:tcPr>
+          <w:p>
+            <w:pPr>
+              <w:spacing w:line="252" w:lineRule="auto"/>
+            </w:pPr>
+            <w:r>
+              <w:rPr>
+                <w:rFonts w:ascii="Consolas" w:eastAsia="Consolas" w:hAnsi="Consolas" w:cs="Consolas"/>
+                <w:sz w:val="22"/>
+                <w:szCs w:val="22"/>
+              </w:rPr>
+              <w:t>/api/invites/{code}/accept</w:t>
+            </w:r>
+          </w:p>
+        </w:tc>
+        <w:tc>
+          <w:tcPr>
+            <w:tcW w:w="4849" w:type="dxa"/>
+            <w:tcBorders>
+              <w:top w:val="single" w:sz="4" w:space="0" w:color="BFBFB8"/>
+              <w:left w:val="single" w:sz="4" w:space="0" w:color="BFBFB8"/>
+              <w:bottom w:val="single" w:sz="4" w:space="0" w:color="BFBFB8"/>
+              <w:right w:val="single" w:sz="4" w:space="0" w:color="BFBFB8"/>
+            </w:tcBorders>
+            <w:tcMar>
+              <w:top w:w="60" w:type="dxa"/>
+              <w:left w:w="100" w:type="dxa"/>
+              <w:bottom w:w="60" w:type="dxa"/>
+              <w:right w:w="100" w:type="dxa"/>
+            </w:tcMar>
+          </w:tcPr>
+          <w:p>
+            <w:pPr>
+              <w:spacing w:line="252" w:lineRule="auto"/>
+            </w:pPr>
+            <w:r>
+              <w:rPr>
+                <w:sz w:val="22"/>
+                <w:szCs w:val="22"/>
+              </w:rPr>
+              <w:t>Присоединиться</w:t>
+            </w:r>
+          </w:p>
+        </w:tc>
+        <w:tc>
+          <w:tcPr>
+            <w:tcW w:w="1221" w:type="dxa"/>
+            <w:tcBorders>
+              <w:top w:val="single" w:sz="4" w:space="0" w:color="BFBFB8"/>
+              <w:left w:val="single" w:sz="4" w:space="0" w:color="BFBFB8"/>
+              <w:bottom w:val="single" w:sz="4" w:space="0" w:color="BFBFB8"/>
+              <w:right w:val="single" w:sz="4" w:space="0" w:color="BFBFB8"/>
+            </w:tcBorders>
+            <w:tcMar>
+              <w:top w:w="60" w:type="dxa"/>
+              <w:left w:w="100" w:type="dxa"/>
+              <w:bottom w:w="60" w:type="dxa"/>
+              <w:right w:w="100" w:type="dxa"/>
+            </w:tcMar>
+          </w:tcPr>
+          <w:p>
+            <w:pPr>
+              <w:spacing w:line="252" w:lineRule="auto"/>
+            </w:pPr>
+            <w:r>
+              <w:rPr>
+                <w:sz w:val="22"/>
+                <w:szCs w:val="22"/>
+              </w:rPr>
+              <w:t>FR-08</w:t>
+            </w:r>
+          </w:p>
+        </w:tc>
+      </w:tr>
+      <w:tr>
+        <w:trPr>
+          <w:cantSplit/>
+        </w:trPr>
+        <w:tc>
+          <w:tcPr>
+            <w:tcW w:w="1133" w:type="dxa"/>
+            <w:tcBorders>
+              <w:top w:val="single" w:sz="4" w:space="0" w:color="BFBFB8"/>
+              <w:left w:val="single" w:sz="4" w:space="0" w:color="BFBFB8"/>
+              <w:bottom w:val="single" w:sz="4" w:space="0" w:color="BFBFB8"/>
+              <w:right w:val="single" w:sz="4" w:space="0" w:color="BFBFB8"/>
+            </w:tcBorders>
+            <w:tcMar>
+              <w:top w:w="60" w:type="dxa"/>
+              <w:left w:w="100" w:type="dxa"/>
+              <w:bottom w:w="60" w:type="dxa"/>
+              <w:right w:w="100" w:type="dxa"/>
+            </w:tcMar>
+          </w:tcPr>
+          <w:p>
+            <w:pPr>
+              <w:spacing w:line="252" w:lineRule="auto"/>
+            </w:pPr>
+            <w:r>
+              <w:rPr>
+                <w:sz w:val="22"/>
+                <w:szCs w:val="22"/>
+              </w:rPr>
+              <w:t>PUT (т)</w:t>
+            </w:r>
+          </w:p>
+        </w:tc>
+        <w:tc>
+          <w:tcPr>
+            <w:tcW w:w="2152" w:type="dxa"/>
+            <w:tcBorders>
+              <w:top w:val="single" w:sz="4" w:space="0" w:color="BFBFB8"/>
+              <w:left w:val="single" w:sz="4" w:space="0" w:color="BFBFB8"/>
+              <w:bottom w:val="single" w:sz="4" w:space="0" w:color="BFBFB8"/>
+              <w:right w:val="single" w:sz="4" w:space="0" w:color="BFBFB8"/>
+            </w:tcBorders>
+            <w:tcMar>
+              <w:top w:w="60" w:type="dxa"/>
+              <w:left w:w="100" w:type="dxa"/>
+              <w:bottom w:w="60" w:type="dxa"/>
+              <w:right w:w="100" w:type="dxa"/>
+            </w:tcMar>
+          </w:tcPr>
+          <w:p>
+            <w:pPr>
+              <w:spacing w:line="252" w:lineRule="auto"/>
+            </w:pPr>
+            <w:r>
+              <w:rPr>
+                <w:rFonts w:ascii="Consolas" w:eastAsia="Consolas" w:hAnsi="Consolas" w:cs="Consolas"/>
+                <w:sz w:val="22"/>
+                <w:szCs w:val="22"/>
+              </w:rPr>
+              <w:t>/api/meetings/{id}/me</w:t>
+            </w:r>
+          </w:p>
+        </w:tc>
+        <w:tc>
+          <w:tcPr>
+            <w:tcW w:w="4849" w:type="dxa"/>
+            <w:tcBorders>
+              <w:top w:val="single" w:sz="4" w:space="0" w:color="BFBFB8"/>
+              <w:left w:val="single" w:sz="4" w:space="0" w:color="BFBFB8"/>
+              <w:bottom w:val="single" w:sz="4" w:space="0" w:color="BFBFB8"/>
+              <w:right w:val="single" w:sz="4" w:space="0" w:color="BFBFB8"/>
+            </w:tcBorders>
+            <w:tcMar>
+              <w:top w:w="60" w:type="dxa"/>
+              <w:left w:w="100" w:type="dxa"/>
+              <w:bottom w:w="60" w:type="dxa"/>
+              <w:right w:w="100" w:type="dxa"/>
+            </w:tcMar>
+          </w:tcPr>
+          <w:p>
+            <w:pPr>
+              <w:spacing w:line="252" w:lineRule="auto"/>
+            </w:pPr>
+            <w:r>
+              <w:rPr>
+                <w:sz w:val="22"/>
+                <w:szCs w:val="22"/>
+              </w:rPr>
+              <w:t>Мой старт и способ, запуск расчёта плана</w:t>
+            </w:r>
+          </w:p>
+        </w:tc>
+        <w:tc>
+          <w:tcPr>
+            <w:tcW w:w="1221" w:type="dxa"/>
+            <w:tcBorders>
+              <w:top w:val="single" w:sz="4" w:space="0" w:color="BFBFB8"/>
+              <w:left w:val="single" w:sz="4" w:space="0" w:color="BFBFB8"/>
+              <w:bottom w:val="single" w:sz="4" w:space="0" w:color="BFBFB8"/>
+              <w:right w:val="single" w:sz="4" w:space="0" w:color="BFBFB8"/>
+            </w:tcBorders>
+            <w:tcMar>
+              <w:top w:w="60" w:type="dxa"/>
+              <w:left w:w="100" w:type="dxa"/>
+              <w:bottom w:w="60" w:type="dxa"/>
+              <w:right w:w="100" w:type="dxa"/>
+            </w:tcMar>
+          </w:tcPr>
+          <w:p>
+            <w:pPr>
+              <w:spacing w:line="252" w:lineRule="auto"/>
+            </w:pPr>
+            <w:r>
+              <w:rPr>
+                <w:sz w:val="22"/>
+                <w:szCs w:val="22"/>
+              </w:rPr>
+              <w:t>FR-09, FR-10</w:t>
+            </w:r>
+          </w:p>
+        </w:tc>
+      </w:tr>
+      <w:tr>
+        <w:trPr>
+          <w:cantSplit/>
+        </w:trPr>
+        <w:tc>
+          <w:tcPr>
+            <w:tcW w:w="1133" w:type="dxa"/>
+            <w:tcBorders>
+              <w:top w:val="single" w:sz="4" w:space="0" w:color="BFBFB8"/>
+              <w:left w:val="single" w:sz="4" w:space="0" w:color="BFBFB8"/>
+              <w:bottom w:val="single" w:sz="4" w:space="0" w:color="BFBFB8"/>
+              <w:right w:val="single" w:sz="4" w:space="0" w:color="BFBFB8"/>
+            </w:tcBorders>
+            <w:tcMar>
+              <w:top w:w="60" w:type="dxa"/>
+              <w:left w:w="100" w:type="dxa"/>
+              <w:bottom w:w="60" w:type="dxa"/>
+              <w:right w:w="100" w:type="dxa"/>
+            </w:tcMar>
+          </w:tcPr>
+          <w:p>
+            <w:pPr>
+              <w:spacing w:line="252" w:lineRule="auto"/>
+            </w:pPr>
+            <w:r>
+              <w:rPr>
+                <w:sz w:val="22"/>
+                <w:szCs w:val="22"/>
+              </w:rPr>
+              <w:t>DELETE (т)</w:t>
+            </w:r>
+          </w:p>
+        </w:tc>
+        <w:tc>
+          <w:tcPr>
+            <w:tcW w:w="2152" w:type="dxa"/>
+            <w:tcBorders>
+              <w:top w:val="single" w:sz="4" w:space="0" w:color="BFBFB8"/>
+              <w:left w:val="single" w:sz="4" w:space="0" w:color="BFBFB8"/>
+              <w:bottom w:val="single" w:sz="4" w:space="0" w:color="BFBFB8"/>
+              <w:right w:val="single" w:sz="4" w:space="0" w:color="BFBFB8"/>
+            </w:tcBorders>
+            <w:tcMar>
+              <w:top w:w="60" w:type="dxa"/>
+              <w:left w:w="100" w:type="dxa"/>
+              <w:bottom w:w="60" w:type="dxa"/>
+              <w:right w:w="100" w:type="dxa"/>
+            </w:tcMar>
+          </w:tcPr>
+          <w:p>
+            <w:pPr>
+              <w:spacing w:line="252" w:lineRule="auto"/>
+            </w:pPr>
+            <w:r>
+              <w:rPr>
+                <w:rFonts w:ascii="Consolas" w:eastAsia="Consolas" w:hAnsi="Consolas" w:cs="Consolas"/>
+                <w:sz w:val="22"/>
+                <w:szCs w:val="22"/>
+              </w:rPr>
+              <w:t>/api/meetings/{id}/me</w:t>
+            </w:r>
+          </w:p>
+        </w:tc>
+        <w:tc>
+          <w:tcPr>
+            <w:tcW w:w="4849" w:type="dxa"/>
+            <w:tcBorders>
+              <w:top w:val="single" w:sz="4" w:space="0" w:color="BFBFB8"/>
+              <w:left w:val="single" w:sz="4" w:space="0" w:color="BFBFB8"/>
+              <w:bottom w:val="single" w:sz="4" w:space="0" w:color="BFBFB8"/>
+              <w:right w:val="single" w:sz="4" w:space="0" w:color="BFBFB8"/>
+            </w:tcBorders>
+            <w:tcMar>
+              <w:top w:w="60" w:type="dxa"/>
+              <w:left w:w="100" w:type="dxa"/>
+              <w:bottom w:w="60" w:type="dxa"/>
+              <w:right w:w="100" w:type="dxa"/>
+            </w:tcMar>
+          </w:tcPr>
+          <w:p>
+            <w:pPr>
+              <w:spacing w:line="252" w:lineRule="auto"/>
+            </w:pPr>
+            <w:r>
+              <w:rPr>
+                <w:sz w:val="22"/>
+                <w:szCs w:val="22"/>
+              </w:rPr>
+              <w:t>Покинуть встречу</w:t>
+            </w:r>
+          </w:p>
+        </w:tc>
+        <w:tc>
+          <w:tcPr>
+            <w:tcW w:w="1221" w:type="dxa"/>
+            <w:tcBorders>
+              <w:top w:val="single" w:sz="4" w:space="0" w:color="BFBFB8"/>
+              <w:left w:val="single" w:sz="4" w:space="0" w:color="BFBFB8"/>
+              <w:bottom w:val="single" w:sz="4" w:space="0" w:color="BFBFB8"/>
+              <w:right w:val="single" w:sz="4" w:space="0" w:color="BFBFB8"/>
+            </w:tcBorders>
+            <w:tcMar>
+              <w:top w:w="60" w:type="dxa"/>
+              <w:left w:w="100" w:type="dxa"/>
+              <w:bottom w:w="60" w:type="dxa"/>
+              <w:right w:w="100" w:type="dxa"/>
+            </w:tcMar>
+          </w:tcPr>
+          <w:p>
+            <w:pPr>
+              <w:spacing w:line="252" w:lineRule="auto"/>
+            </w:pPr>
+            <w:r>
+              <w:rPr>
+                <w:sz w:val="22"/>
+                <w:szCs w:val="22"/>
+              </w:rPr>
+              <w:t>FR-12</w:t>
+            </w:r>
+          </w:p>
+        </w:tc>
+      </w:tr>
+    </w:tbl>
+    <w:p>
+      <w:pPr>
+        <w:spacing w:after="60"/>
+      </w:pPr>
+    </w:p>
+    <w:p>
+      <w:pPr>
+        <w:pStyle w:val="3"/>
+      </w:pPr>
+      <w:bookmarkStart w:id="62" w:name="_Toc240803131"/>
+      <w:bookmarkStart w:id="63" w:name="_Toc242992543"/>
+      <w:r>
+        <w:t>5.2.4. Поездки и трекинг</w:t>
+      </w:r>
+      <w:bookmarkEnd w:id="62"/>
+      <w:bookmarkEnd w:id="63"/>
+    </w:p>
+    <w:tbl>
+      <w:tblPr>
+        <w:tblW w:w="9355" w:type="dxa"/>
+        <w:tblBorders>
+          <w:top w:val="single" w:sz="4" w:space="0" w:color="auto"/>
+          <w:left w:val="single" w:sz="4" w:space="0" w:color="auto"/>
+          <w:bottom w:val="single" w:sz="4" w:space="0" w:color="auto"/>
+          <w:right w:val="single" w:sz="4" w:space="0" w:color="auto"/>
+          <w:insideH w:val="single" w:sz="4" w:space="0" w:color="auto"/>
+          <w:insideV w:val="single" w:sz="4" w:space="0" w:color="auto"/>
+        </w:tblBorders>
+        <w:tblCellMar>
+          <w:left w:w="10" w:type="dxa"/>
+          <w:right w:w="10" w:type="dxa"/>
+        </w:tblCellMar>
+        <w:tblLook w:val="04A0" w:firstRow="1" w:lastRow="0" w:firstColumn="1" w:lastColumn="0" w:noHBand="0" w:noVBand="1"/>
+      </w:tblPr>
+      <w:tblGrid>
+        <w:gridCol w:w="1030"/>
+        <w:gridCol w:w="3345"/>
+        <w:gridCol w:w="3317"/>
+        <w:gridCol w:w="1663"/>
+      </w:tblGrid>
+      <w:tr>
+        <w:trPr>
+          <w:cantSplit/>
+          <w:tblHeader/>
+        </w:trPr>
+        <w:tc>
+          <w:tcPr>
+            <w:tcW w:w="1038" w:type="dxa"/>
+            <w:tcBorders>
+              <w:top w:val="single" w:sz="4" w:space="0" w:color="BFBFB8"/>
+              <w:left w:val="single" w:sz="4" w:space="0" w:color="BFBFB8"/>
+              <w:bottom w:val="single" w:sz="4" w:space="0" w:color="BFBFB8"/>
+              <w:right w:val="single" w:sz="4" w:space="0" w:color="BFBFB8"/>
+            </w:tcBorders>
+            <w:shd w:val="clear" w:color="auto" w:fill="E7F2EC"/>
+            <w:tcMar>
+              <w:top w:w="60" w:type="dxa"/>
+              <w:left w:w="100" w:type="dxa"/>
+              <w:bottom w:w="60" w:type="dxa"/>
+              <w:right w:w="100" w:type="dxa"/>
+            </w:tcMar>
+          </w:tcPr>
+          <w:p>
+            <w:pPr>
+              <w:spacing w:line="252" w:lineRule="auto"/>
+            </w:pPr>
+            <w:r>
+              <w:rPr>
+                <w:b/>
+                <w:bCs/>
+                <w:sz w:val="22"/>
+                <w:szCs w:val="22"/>
+              </w:rPr>
+              <w:t>Метод</w:t>
+            </w:r>
+          </w:p>
+        </w:tc>
+        <w:tc>
+          <w:tcPr>
+            <w:tcW w:w="3189" w:type="dxa"/>
+            <w:tcBorders>
+              <w:top w:val="single" w:sz="4" w:space="0" w:color="BFBFB8"/>
+              <w:left w:val="single" w:sz="4" w:space="0" w:color="BFBFB8"/>
+              <w:bottom w:val="single" w:sz="4" w:space="0" w:color="BFBFB8"/>
+              <w:right w:val="single" w:sz="4" w:space="0" w:color="BFBFB8"/>
+            </w:tcBorders>
+            <w:shd w:val="clear" w:color="auto" w:fill="E7F2EC"/>
+            <w:tcMar>
+              <w:top w:w="60" w:type="dxa"/>
+              <w:left w:w="100" w:type="dxa"/>
+              <w:bottom w:w="60" w:type="dxa"/>
+              <w:right w:w="100" w:type="dxa"/>
+            </w:tcMar>
+          </w:tcPr>
+          <w:p>
+            <w:pPr>
+              <w:spacing w:line="252" w:lineRule="auto"/>
+            </w:pPr>
+            <w:r>
+              <w:rPr>
+                <w:b/>
+                <w:bCs/>
+                <w:sz w:val="22"/>
+                <w:szCs w:val="22"/>
+              </w:rPr>
+              <w:t>Адрес</w:t>
+            </w:r>
+          </w:p>
+        </w:tc>
+        <w:tc>
+          <w:tcPr>
+            <w:tcW w:w="3414" w:type="dxa"/>
+            <w:tcBorders>
+              <w:top w:val="single" w:sz="4" w:space="0" w:color="BFBFB8"/>
+              <w:left w:val="single" w:sz="4" w:space="0" w:color="BFBFB8"/>
+              <w:bottom w:val="single" w:sz="4" w:space="0" w:color="BFBFB8"/>
+              <w:right w:val="single" w:sz="4" w:space="0" w:color="BFBFB8"/>
+            </w:tcBorders>
+            <w:shd w:val="clear" w:color="auto" w:fill="E7F2EC"/>
+            <w:tcMar>
+              <w:top w:w="60" w:type="dxa"/>
+              <w:left w:w="100" w:type="dxa"/>
+              <w:bottom w:w="60" w:type="dxa"/>
+              <w:right w:w="100" w:type="dxa"/>
+            </w:tcMar>
+          </w:tcPr>
+          <w:p>
+            <w:pPr>
+              <w:spacing w:line="252" w:lineRule="auto"/>
+            </w:pPr>
+            <w:r>
+              <w:rPr>
+                <w:b/>
+                <w:bCs/>
+                <w:sz w:val="22"/>
+                <w:szCs w:val="22"/>
+              </w:rPr>
+              <w:t>Описание</w:t>
+            </w:r>
+          </w:p>
+        </w:tc>
+        <w:tc>
+          <w:tcPr>
+            <w:tcW w:w="1714" w:type="dxa"/>
+            <w:tcBorders>
+              <w:top w:val="single" w:sz="4" w:space="0" w:color="BFBFB8"/>
+              <w:left w:val="single" w:sz="4" w:space="0" w:color="BFBFB8"/>
+              <w:bottom w:val="single" w:sz="4" w:space="0" w:color="BFBFB8"/>
+              <w:right w:val="single" w:sz="4" w:space="0" w:color="BFBFB8"/>
+            </w:tcBorders>
+            <w:shd w:val="clear" w:color="auto" w:fill="E7F2EC"/>
+            <w:tcMar>
+              <w:top w:w="60" w:type="dxa"/>
+              <w:left w:w="100" w:type="dxa"/>
+              <w:bottom w:w="60" w:type="dxa"/>
+              <w:right w:w="100" w:type="dxa"/>
+            </w:tcMar>
+          </w:tcPr>
+          <w:p>
+            <w:pPr>
+              <w:spacing w:line="252" w:lineRule="auto"/>
+            </w:pPr>
+            <w:r>
+              <w:rPr>
+                <w:b/>
+                <w:bCs/>
+                <w:sz w:val="22"/>
+                <w:szCs w:val="22"/>
+              </w:rPr>
+              <w:t>FR</w:t>
+            </w:r>
+          </w:p>
+        </w:tc>
+      </w:tr>
+      <w:tr>
+        <w:trPr>
+          <w:cantSplit/>
+        </w:trPr>
+        <w:tc>
+          <w:tcPr>
+            <w:tcW w:w="1038" w:type="dxa"/>
+            <w:tcBorders>
+              <w:top w:val="single" w:sz="4" w:space="0" w:color="BFBFB8"/>
+              <w:left w:val="single" w:sz="4" w:space="0" w:color="BFBFB8"/>
+              <w:bottom w:val="single" w:sz="4" w:space="0" w:color="BFBFB8"/>
+              <w:right w:val="single" w:sz="4" w:space="0" w:color="BFBFB8"/>
+            </w:tcBorders>
+            <w:tcMar>
+              <w:top w:w="60" w:type="dxa"/>
+              <w:left w:w="100" w:type="dxa"/>
+              <w:bottom w:w="60" w:type="dxa"/>
+              <w:right w:w="100" w:type="dxa"/>
+            </w:tcMar>
+          </w:tcPr>
+          <w:p>
+            <w:pPr>
+              <w:spacing w:line="252" w:lineRule="auto"/>
+            </w:pPr>
+            <w:r>
+              <w:rPr>
+                <w:sz w:val="22"/>
+                <w:szCs w:val="22"/>
+              </w:rPr>
+              <w:t>POST (т)</w:t>
+            </w:r>
+          </w:p>
+        </w:tc>
+        <w:tc>
+          <w:tcPr>
+            <w:tcW w:w="3189" w:type="dxa"/>
+            <w:tcBorders>
+              <w:top w:val="single" w:sz="4" w:space="0" w:color="BFBFB8"/>
+              <w:left w:val="single" w:sz="4" w:space="0" w:color="BFBFB8"/>
+              <w:bottom w:val="single" w:sz="4" w:space="0" w:color="BFBFB8"/>
+              <w:right w:val="single" w:sz="4" w:space="0" w:color="BFBFB8"/>
+            </w:tcBorders>
+            <w:tcMar>
+              <w:top w:w="60" w:type="dxa"/>
+              <w:left w:w="100" w:type="dxa"/>
+              <w:bottom w:w="60" w:type="dxa"/>
+              <w:right w:w="100" w:type="dxa"/>
+            </w:tcMar>
+          </w:tcPr>
+          <w:p>
+            <w:pPr>
+              <w:spacing w:line="252" w:lineRule="auto"/>
+            </w:pPr>
+            <w:r>
+              <w:rPr>
+                <w:rFonts w:ascii="Consolas" w:eastAsia="Consolas" w:hAnsi="Consolas" w:cs="Consolas"/>
+                <w:sz w:val="22"/>
+                <w:szCs w:val="22"/>
+              </w:rPr>
+              <w:t>/api/meetings/{id}/trips</w:t>
+            </w:r>
+          </w:p>
+        </w:tc>
+        <w:tc>
+          <w:tcPr>
+            <w:tcW w:w="3414" w:type="dxa"/>
+            <w:tcBorders>
+              <w:top w:val="single" w:sz="4" w:space="0" w:color="BFBFB8"/>
+              <w:left w:val="single" w:sz="4" w:space="0" w:color="BFBFB8"/>
+              <w:bottom w:val="single" w:sz="4" w:space="0" w:color="BFBFB8"/>
+              <w:right w:val="single" w:sz="4" w:space="0" w:color="BFBFB8"/>
+            </w:tcBorders>
+            <w:tcMar>
+              <w:top w:w="60" w:type="dxa"/>
+              <w:left w:w="100" w:type="dxa"/>
+              <w:bottom w:w="60" w:type="dxa"/>
+              <w:right w:w="100" w:type="dxa"/>
+            </w:tcMar>
+          </w:tcPr>
+          <w:p>
+            <w:pPr>
+              <w:spacing w:line="252" w:lineRule="auto"/>
+            </w:pPr>
+            <w:r>
+              <w:rPr>
+                <w:sz w:val="22"/>
+                <w:szCs w:val="22"/>
+              </w:rPr>
+              <w:t>Начать поездку</w:t>
+            </w:r>
+          </w:p>
+        </w:tc>
+        <w:tc>
+          <w:tcPr>
+            <w:tcW w:w="1714" w:type="dxa"/>
+            <w:tcBorders>
+              <w:top w:val="single" w:sz="4" w:space="0" w:color="BFBFB8"/>
+              <w:left w:val="single" w:sz="4" w:space="0" w:color="BFBFB8"/>
+              <w:bottom w:val="single" w:sz="4" w:space="0" w:color="BFBFB8"/>
+              <w:right w:val="single" w:sz="4" w:space="0" w:color="BFBFB8"/>
+            </w:tcBorders>
+            <w:tcMar>
+              <w:top w:w="60" w:type="dxa"/>
+              <w:left w:w="100" w:type="dxa"/>
+              <w:bottom w:w="60" w:type="dxa"/>
+              <w:right w:w="100" w:type="dxa"/>
+            </w:tcMar>
+          </w:tcPr>
+          <w:p>
+            <w:pPr>
+              <w:spacing w:line="252" w:lineRule="auto"/>
+            </w:pPr>
+            <w:r>
+              <w:rPr>
+                <w:sz w:val="22"/>
+                <w:szCs w:val="22"/>
+              </w:rPr>
+              <w:t>FR-13</w:t>
+            </w:r>
+          </w:p>
+        </w:tc>
+      </w:tr>
+      <w:tr>
+        <w:trPr>
+          <w:cantSplit/>
+        </w:trPr>
+        <w:tc>
+          <w:tcPr>
+            <w:tcW w:w="1038" w:type="dxa"/>
+            <w:tcBorders>
+              <w:top w:val="single" w:sz="4" w:space="0" w:color="BFBFB8"/>
+              <w:left w:val="single" w:sz="4" w:space="0" w:color="BFBFB8"/>
+              <w:bottom w:val="single" w:sz="4" w:space="0" w:color="BFBFB8"/>
+              <w:right w:val="single" w:sz="4" w:space="0" w:color="BFBFB8"/>
+            </w:tcBorders>
+            <w:tcMar>
+              <w:top w:w="60" w:type="dxa"/>
+              <w:left w:w="100" w:type="dxa"/>
+              <w:bottom w:w="60" w:type="dxa"/>
+              <w:right w:w="100" w:type="dxa"/>
+            </w:tcMar>
+          </w:tcPr>
+          <w:p>
+            <w:pPr>
+              <w:spacing w:line="252" w:lineRule="auto"/>
+            </w:pPr>
+            <w:r>
+              <w:rPr>
+                <w:sz w:val="22"/>
+                <w:szCs w:val="22"/>
+              </w:rPr>
+              <w:t>POST (т)</w:t>
+            </w:r>
+          </w:p>
+        </w:tc>
+        <w:tc>
+          <w:tcPr>
+            <w:tcW w:w="3189" w:type="dxa"/>
+            <w:tcBorders>
+              <w:top w:val="single" w:sz="4" w:space="0" w:color="BFBFB8"/>
+              <w:left w:val="single" w:sz="4" w:space="0" w:color="BFBFB8"/>
+              <w:bottom w:val="single" w:sz="4" w:space="0" w:color="BFBFB8"/>
+              <w:right w:val="single" w:sz="4" w:space="0" w:color="BFBFB8"/>
+            </w:tcBorders>
+            <w:tcMar>
+              <w:top w:w="60" w:type="dxa"/>
+              <w:left w:w="100" w:type="dxa"/>
+              <w:bottom w:w="60" w:type="dxa"/>
+              <w:right w:w="100" w:type="dxa"/>
+            </w:tcMar>
+          </w:tcPr>
+          <w:p>
+            <w:pPr>
+              <w:spacing w:line="252" w:lineRule="auto"/>
+            </w:pPr>
+            <w:r>
+              <w:rPr>
+                <w:rFonts w:ascii="Consolas" w:eastAsia="Consolas" w:hAnsi="Consolas" w:cs="Consolas"/>
+                <w:sz w:val="22"/>
+                <w:szCs w:val="22"/>
+              </w:rPr>
+              <w:t>/api/trips/{tripId}/points</w:t>
+            </w:r>
+          </w:p>
+        </w:tc>
+        <w:tc>
+          <w:tcPr>
+            <w:tcW w:w="3414" w:type="dxa"/>
+            <w:tcBorders>
+              <w:top w:val="single" w:sz="4" w:space="0" w:color="BFBFB8"/>
+              <w:left w:val="single" w:sz="4" w:space="0" w:color="BFBFB8"/>
+              <w:bottom w:val="single" w:sz="4" w:space="0" w:color="BFBFB8"/>
+              <w:right w:val="single" w:sz="4" w:space="0" w:color="BFBFB8"/>
+            </w:tcBorders>
+            <w:tcMar>
+              <w:top w:w="60" w:type="dxa"/>
+              <w:left w:w="100" w:type="dxa"/>
+              <w:bottom w:w="60" w:type="dxa"/>
+              <w:right w:w="100" w:type="dxa"/>
+            </w:tcMar>
+          </w:tcPr>
+          <w:p>
+            <w:pPr>
+              <w:spacing w:line="252" w:lineRule="auto"/>
+            </w:pPr>
+            <w:r>
+              <w:rPr>
+                <w:sz w:val="22"/>
+                <w:szCs w:val="22"/>
+              </w:rPr>
+              <w:t>Точка трекинга, пересчёт ETA</w:t>
+            </w:r>
+          </w:p>
+        </w:tc>
+        <w:tc>
+          <w:tcPr>
+            <w:tcW w:w="1714" w:type="dxa"/>
+            <w:tcBorders>
+              <w:top w:val="single" w:sz="4" w:space="0" w:color="BFBFB8"/>
+              <w:left w:val="single" w:sz="4" w:space="0" w:color="BFBFB8"/>
+              <w:bottom w:val="single" w:sz="4" w:space="0" w:color="BFBFB8"/>
+              <w:right w:val="single" w:sz="4" w:space="0" w:color="BFBFB8"/>
+            </w:tcBorders>
+            <w:tcMar>
+              <w:top w:w="60" w:type="dxa"/>
+              <w:left w:w="100" w:type="dxa"/>
+              <w:bottom w:w="60" w:type="dxa"/>
+              <w:right w:w="100" w:type="dxa"/>
+            </w:tcMar>
+          </w:tcPr>
+          <w:p>
+            <w:pPr>
+              <w:spacing w:line="252" w:lineRule="auto"/>
+            </w:pPr>
+            <w:r>
+              <w:rPr>
+                <w:sz w:val="22"/>
+                <w:szCs w:val="22"/>
+              </w:rPr>
+              <w:t>FR-14 – FR-16</w:t>
+            </w:r>
+          </w:p>
+        </w:tc>
+      </w:tr>
+    </w:tbl>
+    <w:p>
+      <w:pPr>
+        <w:spacing w:after="60"/>
+      </w:pPr>
+    </w:p>
+    <w:p>
+      <w:pPr>
+        <w:pStyle w:val="3"/>
+      </w:pPr>
+      <w:bookmarkStart w:id="64" w:name="_Toc240803132"/>
+      <w:bookmarkStart w:id="65" w:name="_Toc242992544"/>
+      <w:r>
+        <w:t>5.2.5. Вспомогательные</w:t>
+      </w:r>
+      <w:bookmarkEnd w:id="64"/>
+      <w:bookmarkEnd w:id="65"/>
+    </w:p>
+    <w:tbl>
+      <w:tblPr>
+        <w:tblW w:w="9355" w:type="dxa"/>
+        <w:tblBorders>
+          <w:top w:val="single" w:sz="4" w:space="0" w:color="auto"/>
+          <w:left w:val="single" w:sz="4" w:space="0" w:color="auto"/>
+          <w:bottom w:val="single" w:sz="4" w:space="0" w:color="auto"/>
+          <w:right w:val="single" w:sz="4" w:space="0" w:color="auto"/>
+          <w:insideH w:val="single" w:sz="4" w:space="0" w:color="auto"/>
+          <w:insideV w:val="single" w:sz="4" w:space="0" w:color="auto"/>
+        </w:tblBorders>
+        <w:tblCellMar>
+          <w:left w:w="10" w:type="dxa"/>
+          <w:right w:w="10" w:type="dxa"/>
+        </w:tblCellMar>
+        <w:tblLook w:val="04A0" w:firstRow="1" w:lastRow="0" w:firstColumn="1" w:lastColumn="0" w:noHBand="0" w:noVBand="1"/>
+      </w:tblPr>
+      <w:tblGrid>
+        <w:gridCol w:w="924"/>
+        <w:gridCol w:w="3350"/>
+        <w:gridCol w:w="3539"/>
+        <w:gridCol w:w="1542"/>
+      </w:tblGrid>
+      <w:tr>
+        <w:trPr>
+          <w:cantSplit/>
+          <w:tblHeader/>
+        </w:trPr>
+        <w:tc>
+          <w:tcPr>
+            <w:tcW w:w="924" w:type="dxa"/>
+            <w:tcBorders>
+              <w:top w:val="single" w:sz="4" w:space="0" w:color="BFBFB8"/>
+              <w:left w:val="single" w:sz="4" w:space="0" w:color="BFBFB8"/>
+              <w:bottom w:val="single" w:sz="4" w:space="0" w:color="BFBFB8"/>
+              <w:right w:val="single" w:sz="4" w:space="0" w:color="BFBFB8"/>
+            </w:tcBorders>
+            <w:shd w:val="clear" w:color="auto" w:fill="E7F2EC"/>
+            <w:tcMar>
+              <w:top w:w="60" w:type="dxa"/>
+              <w:left w:w="100" w:type="dxa"/>
+              <w:bottom w:w="60" w:type="dxa"/>
+              <w:right w:w="100" w:type="dxa"/>
+            </w:tcMar>
+          </w:tcPr>
+          <w:p>
+            <w:pPr>
+              <w:spacing w:line="252" w:lineRule="auto"/>
+            </w:pPr>
+            <w:r>
+              <w:rPr>
+                <w:b/>
+                <w:bCs/>
+                <w:sz w:val="22"/>
+                <w:szCs w:val="22"/>
+              </w:rPr>
+              <w:t>Метод</w:t>
+            </w:r>
+          </w:p>
+        </w:tc>
+        <w:tc>
+          <w:tcPr>
+            <w:tcW w:w="3350" w:type="dxa"/>
+            <w:tcBorders>
+              <w:top w:val="single" w:sz="4" w:space="0" w:color="BFBFB8"/>
+              <w:left w:val="single" w:sz="4" w:space="0" w:color="BFBFB8"/>
+              <w:bottom w:val="single" w:sz="4" w:space="0" w:color="BFBFB8"/>
+              <w:right w:val="single" w:sz="4" w:space="0" w:color="BFBFB8"/>
+            </w:tcBorders>
+            <w:shd w:val="clear" w:color="auto" w:fill="E7F2EC"/>
+            <w:tcMar>
+              <w:top w:w="60" w:type="dxa"/>
+              <w:left w:w="100" w:type="dxa"/>
+              <w:bottom w:w="60" w:type="dxa"/>
+              <w:right w:w="100" w:type="dxa"/>
+            </w:tcMar>
+          </w:tcPr>
+          <w:p>
+            <w:pPr>
+              <w:spacing w:line="252" w:lineRule="auto"/>
+            </w:pPr>
+            <w:r>
+              <w:rPr>
+                <w:b/>
+                <w:bCs/>
+                <w:sz w:val="22"/>
+                <w:szCs w:val="22"/>
+              </w:rPr>
+              <w:t>Адрес</w:t>
+            </w:r>
+          </w:p>
+        </w:tc>
+        <w:tc>
+          <w:tcPr>
+            <w:tcW w:w="3539" w:type="dxa"/>
+            <w:tcBorders>
+              <w:top w:val="single" w:sz="4" w:space="0" w:color="BFBFB8"/>
+              <w:left w:val="single" w:sz="4" w:space="0" w:color="BFBFB8"/>
+              <w:bottom w:val="single" w:sz="4" w:space="0" w:color="BFBFB8"/>
+              <w:right w:val="single" w:sz="4" w:space="0" w:color="BFBFB8"/>
+            </w:tcBorders>
+            <w:shd w:val="clear" w:color="auto" w:fill="E7F2EC"/>
+            <w:tcMar>
+              <w:top w:w="60" w:type="dxa"/>
+              <w:left w:w="100" w:type="dxa"/>
+              <w:bottom w:w="60" w:type="dxa"/>
+              <w:right w:w="100" w:type="dxa"/>
+            </w:tcMar>
+          </w:tcPr>
+          <w:p>
+            <w:pPr>
+              <w:spacing w:line="252" w:lineRule="auto"/>
+            </w:pPr>
+            <w:r>
+              <w:rPr>
+                <w:b/>
+                <w:bCs/>
+                <w:sz w:val="22"/>
+                <w:szCs w:val="22"/>
+              </w:rPr>
+              <w:t>Описание</w:t>
+            </w:r>
+          </w:p>
+        </w:tc>
+        <w:tc>
+          <w:tcPr>
+            <w:tcW w:w="1542" w:type="dxa"/>
+            <w:tcBorders>
+              <w:top w:val="single" w:sz="4" w:space="0" w:color="BFBFB8"/>
+              <w:left w:val="single" w:sz="4" w:space="0" w:color="BFBFB8"/>
+              <w:bottom w:val="single" w:sz="4" w:space="0" w:color="BFBFB8"/>
+              <w:right w:val="single" w:sz="4" w:space="0" w:color="BFBFB8"/>
+            </w:tcBorders>
+            <w:shd w:val="clear" w:color="auto" w:fill="E7F2EC"/>
+            <w:tcMar>
+              <w:top w:w="60" w:type="dxa"/>
+              <w:left w:w="100" w:type="dxa"/>
+              <w:bottom w:w="60" w:type="dxa"/>
+              <w:right w:w="100" w:type="dxa"/>
+            </w:tcMar>
+          </w:tcPr>
+          <w:p>
+            <w:pPr>
+              <w:spacing w:line="252" w:lineRule="auto"/>
+            </w:pPr>
+            <w:r>
+              <w:rPr>
+                <w:b/>
+                <w:bCs/>
+                <w:sz w:val="22"/>
+                <w:szCs w:val="22"/>
+              </w:rPr>
+              <w:t>FR</w:t>
+            </w:r>
+          </w:p>
+        </w:tc>
+      </w:tr>
+      <w:tr>
+        <w:trPr>
+          <w:cantSplit/>
+        </w:trPr>
+        <w:tc>
+          <w:tcPr>
+            <w:tcW w:w="924" w:type="dxa"/>
+            <w:tcBorders>
+              <w:top w:val="single" w:sz="4" w:space="0" w:color="BFBFB8"/>
+              <w:left w:val="single" w:sz="4" w:space="0" w:color="BFBFB8"/>
+              <w:bottom w:val="single" w:sz="4" w:space="0" w:color="BFBFB8"/>
+              <w:right w:val="single" w:sz="4" w:space="0" w:color="BFBFB8"/>
+            </w:tcBorders>
+            <w:tcMar>
+              <w:top w:w="60" w:type="dxa"/>
+              <w:left w:w="100" w:type="dxa"/>
+              <w:bottom w:w="60" w:type="dxa"/>
+              <w:right w:w="100" w:type="dxa"/>
+            </w:tcMar>
+          </w:tcPr>
+          <w:p>
+            <w:pPr>
+              <w:spacing w:line="252" w:lineRule="auto"/>
+            </w:pPr>
+            <w:r>
+              <w:rPr>
+                <w:sz w:val="22"/>
+                <w:szCs w:val="22"/>
+              </w:rPr>
+              <w:t>GET (т)</w:t>
+            </w:r>
+          </w:p>
+        </w:tc>
+        <w:tc>
+          <w:tcPr>
+            <w:tcW w:w="3350" w:type="dxa"/>
+            <w:tcBorders>
+              <w:top w:val="single" w:sz="4" w:space="0" w:color="BFBFB8"/>
+              <w:left w:val="single" w:sz="4" w:space="0" w:color="BFBFB8"/>
+              <w:bottom w:val="single" w:sz="4" w:space="0" w:color="BFBFB8"/>
+              <w:right w:val="single" w:sz="4" w:space="0" w:color="BFBFB8"/>
+            </w:tcBorders>
+            <w:tcMar>
+              <w:top w:w="60" w:type="dxa"/>
+              <w:left w:w="100" w:type="dxa"/>
+              <w:bottom w:w="60" w:type="dxa"/>
+              <w:right w:w="100" w:type="dxa"/>
+            </w:tcMar>
+          </w:tcPr>
+          <w:p>
+            <w:pPr>
+              <w:spacing w:line="252" w:lineRule="auto"/>
+            </w:pPr>
+            <w:r>
+              <w:rPr>
+                <w:rFonts w:ascii="Consolas" w:eastAsia="Consolas" w:hAnsi="Consolas" w:cs="Consolas"/>
+                <w:sz w:val="22"/>
+                <w:szCs w:val="22"/>
+              </w:rPr>
+              <w:t>/api/geo/search?q=Достык 111</w:t>
+            </w:r>
+          </w:p>
+        </w:tc>
+        <w:tc>
+          <w:tcPr>
+            <w:tcW w:w="3539" w:type="dxa"/>
+            <w:tcBorders>
+              <w:top w:val="single" w:sz="4" w:space="0" w:color="BFBFB8"/>
+              <w:left w:val="single" w:sz="4" w:space="0" w:color="BFBFB8"/>
+              <w:bottom w:val="single" w:sz="4" w:space="0" w:color="BFBFB8"/>
+              <w:right w:val="single" w:sz="4" w:space="0" w:color="BFBFB8"/>
+            </w:tcBorders>
+            <w:tcMar>
+              <w:top w:w="60" w:type="dxa"/>
+              <w:left w:w="100" w:type="dxa"/>
+              <w:bottom w:w="60" w:type="dxa"/>
+              <w:right w:w="100" w:type="dxa"/>
+            </w:tcMar>
+          </w:tcPr>
+          <w:p>
+            <w:pPr>
+              <w:spacing w:line="252" w:lineRule="auto"/>
+            </w:pPr>
+            <w:r>
+              <w:rPr>
+                <w:sz w:val="22"/>
+                <w:szCs w:val="22"/>
+              </w:rPr>
+              <w:t>Поиск адреса, до 5 результатов</w:t>
+            </w:r>
+          </w:p>
+        </w:tc>
+        <w:tc>
+          <w:tcPr>
+            <w:tcW w:w="1542" w:type="dxa"/>
+            <w:tcBorders>
+              <w:top w:val="single" w:sz="4" w:space="0" w:color="BFBFB8"/>
+              <w:left w:val="single" w:sz="4" w:space="0" w:color="BFBFB8"/>
+              <w:bottom w:val="single" w:sz="4" w:space="0" w:color="BFBFB8"/>
+              <w:right w:val="single" w:sz="4" w:space="0" w:color="BFBFB8"/>
+            </w:tcBorders>
+            <w:tcMar>
+              <w:top w:w="60" w:type="dxa"/>
+              <w:left w:w="100" w:type="dxa"/>
+              <w:bottom w:w="60" w:type="dxa"/>
+              <w:right w:w="100" w:type="dxa"/>
+            </w:tcMar>
+          </w:tcPr>
+          <w:p>
+            <w:pPr>
+              <w:spacing w:line="252" w:lineRule="auto"/>
+            </w:pPr>
+            <w:r>
+              <w:rPr>
+                <w:sz w:val="22"/>
+                <w:szCs w:val="22"/>
+              </w:rPr>
+              <w:t>FR-04</w:t>
+            </w:r>
+          </w:p>
+        </w:tc>
+      </w:tr>
+      <w:tr>
+        <w:trPr>
+          <w:cantSplit/>
+        </w:trPr>
+        <w:tc>
+          <w:tcPr>
+            <w:tcW w:w="924" w:type="dxa"/>
+            <w:tcBorders>
+              <w:top w:val="single" w:sz="4" w:space="0" w:color="BFBFB8"/>
+              <w:left w:val="single" w:sz="4" w:space="0" w:color="BFBFB8"/>
+              <w:bottom w:val="single" w:sz="4" w:space="0" w:color="BFBFB8"/>
+              <w:right w:val="single" w:sz="4" w:space="0" w:color="BFBFB8"/>
+            </w:tcBorders>
+            <w:tcMar>
+              <w:top w:w="60" w:type="dxa"/>
+              <w:left w:w="100" w:type="dxa"/>
+              <w:bottom w:w="60" w:type="dxa"/>
+              <w:right w:w="100" w:type="dxa"/>
+            </w:tcMar>
+          </w:tcPr>
+          <w:p>
+            <w:pPr>
+              <w:spacing w:line="252" w:lineRule="auto"/>
+            </w:pPr>
+            <w:r>
+              <w:rPr>
+                <w:sz w:val="22"/>
+                <w:szCs w:val="22"/>
+              </w:rPr>
+              <w:t>GET (т)</w:t>
+            </w:r>
+          </w:p>
+        </w:tc>
+        <w:tc>
+          <w:tcPr>
+            <w:tcW w:w="3350" w:type="dxa"/>
+            <w:tcBorders>
+              <w:top w:val="single" w:sz="4" w:space="0" w:color="BFBFB8"/>
+              <w:left w:val="single" w:sz="4" w:space="0" w:color="BFBFB8"/>
+              <w:bottom w:val="single" w:sz="4" w:space="0" w:color="BFBFB8"/>
+              <w:right w:val="single" w:sz="4" w:space="0" w:color="BFBFB8"/>
+            </w:tcBorders>
+            <w:tcMar>
+              <w:top w:w="60" w:type="dxa"/>
+              <w:left w:w="100" w:type="dxa"/>
+              <w:bottom w:w="60" w:type="dxa"/>
+              <w:right w:w="100" w:type="dxa"/>
+            </w:tcMar>
+          </w:tcPr>
+          <w:p>
+            <w:pPr>
+              <w:spacing w:line="252" w:lineRule="auto"/>
+            </w:pPr>
+            <w:r>
+              <w:rPr>
+                <w:rFonts w:ascii="Consolas" w:eastAsia="Consolas" w:hAnsi="Consolas" w:cs="Consolas"/>
+                <w:sz w:val="22"/>
+                <w:szCs w:val="22"/>
+              </w:rPr>
+              <w:t>/api/meetings/{id}/weather</w:t>
+            </w:r>
+          </w:p>
+        </w:tc>
+        <w:tc>
+          <w:tcPr>
+            <w:tcW w:w="3539" w:type="dxa"/>
+            <w:tcBorders>
+              <w:top w:val="single" w:sz="4" w:space="0" w:color="BFBFB8"/>
+              <w:left w:val="single" w:sz="4" w:space="0" w:color="BFBFB8"/>
+              <w:bottom w:val="single" w:sz="4" w:space="0" w:color="BFBFB8"/>
+              <w:right w:val="single" w:sz="4" w:space="0" w:color="BFBFB8"/>
+            </w:tcBorders>
+            <w:tcMar>
+              <w:top w:w="60" w:type="dxa"/>
+              <w:left w:w="100" w:type="dxa"/>
+              <w:bottom w:w="60" w:type="dxa"/>
+              <w:right w:w="100" w:type="dxa"/>
+            </w:tcMar>
+          </w:tcPr>
+          <w:p>
+            <w:pPr>
+              <w:spacing w:line="252" w:lineRule="auto"/>
+            </w:pPr>
+            <w:r>
+              <w:rPr>
+                <w:sz w:val="22"/>
+                <w:szCs w:val="22"/>
+              </w:rPr>
+              <w:t>Прогноз погоды к встрече*</w:t>
+            </w:r>
+          </w:p>
+        </w:tc>
+        <w:tc>
+          <w:tcPr>
+            <w:tcW w:w="1542" w:type="dxa"/>
+            <w:tcBorders>
+              <w:top w:val="single" w:sz="4" w:space="0" w:color="BFBFB8"/>
+              <w:left w:val="single" w:sz="4" w:space="0" w:color="BFBFB8"/>
+              <w:bottom w:val="single" w:sz="4" w:space="0" w:color="BFBFB8"/>
+              <w:right w:val="single" w:sz="4" w:space="0" w:color="BFBFB8"/>
+            </w:tcBorders>
+            <w:tcMar>
+              <w:top w:w="60" w:type="dxa"/>
+              <w:left w:w="100" w:type="dxa"/>
+              <w:bottom w:w="60" w:type="dxa"/>
+              <w:right w:w="100" w:type="dxa"/>
+            </w:tcMar>
+          </w:tcPr>
+          <w:p>
+            <w:pPr>
+              <w:spacing w:line="252" w:lineRule="auto"/>
+            </w:pPr>
+            <w:r>
+              <w:rPr>
+                <w:sz w:val="22"/>
+                <w:szCs w:val="22"/>
+              </w:rPr>
+              <w:t>FR-20, FR-21</w:t>
+            </w:r>
+          </w:p>
+        </w:tc>
+      </w:tr>
+      <w:tr>
+        <w:trPr>
+          <w:cantSplit/>
+        </w:trPr>
+        <w:tc>
+          <w:tcPr>
+            <w:tcW w:w="924" w:type="dxa"/>
+            <w:tcBorders>
+              <w:top w:val="single" w:sz="4" w:space="0" w:color="BFBFB8"/>
+              <w:left w:val="single" w:sz="4" w:space="0" w:color="BFBFB8"/>
+              <w:bottom w:val="single" w:sz="4" w:space="0" w:color="BFBFB8"/>
+              <w:right w:val="single" w:sz="4" w:space="0" w:color="BFBFB8"/>
+            </w:tcBorders>
+            <w:tcMar>
+              <w:top w:w="60" w:type="dxa"/>
+              <w:left w:w="100" w:type="dxa"/>
+              <w:bottom w:w="60" w:type="dxa"/>
+              <w:right w:w="100" w:type="dxa"/>
+            </w:tcMar>
+          </w:tcPr>
+          <w:p>
+            <w:pPr>
+              <w:spacing w:line="252" w:lineRule="auto"/>
+            </w:pPr>
+            <w:r>
+              <w:rPr>
+                <w:sz w:val="22"/>
+                <w:szCs w:val="22"/>
+              </w:rPr>
+              <w:t>GET (т)</w:t>
+            </w:r>
+          </w:p>
+        </w:tc>
+        <w:tc>
+          <w:tcPr>
+            <w:tcW w:w="3350" w:type="dxa"/>
+            <w:tcBorders>
+              <w:top w:val="single" w:sz="4" w:space="0" w:color="BFBFB8"/>
+              <w:left w:val="single" w:sz="4" w:space="0" w:color="BFBFB8"/>
+              <w:bottom w:val="single" w:sz="4" w:space="0" w:color="BFBFB8"/>
+              <w:right w:val="single" w:sz="4" w:space="0" w:color="BFBFB8"/>
+            </w:tcBorders>
+            <w:tcMar>
+              <w:top w:w="60" w:type="dxa"/>
+              <w:left w:w="100" w:type="dxa"/>
+              <w:bottom w:w="60" w:type="dxa"/>
+              <w:right w:w="100" w:type="dxa"/>
+            </w:tcMar>
+          </w:tcPr>
+          <w:p>
+            <w:pPr>
+              <w:spacing w:line="252" w:lineRule="auto"/>
+            </w:pPr>
+            <w:r>
+              <w:rPr>
+                <w:rFonts w:ascii="Consolas" w:eastAsia="Consolas" w:hAnsi="Consolas" w:cs="Consolas"/>
+                <w:sz w:val="22"/>
+                <w:szCs w:val="22"/>
+              </w:rPr>
+              <w:t>/api/users/me/stats</w:t>
+            </w:r>
+          </w:p>
+        </w:tc>
+        <w:tc>
+          <w:tcPr>
+            <w:tcW w:w="3539" w:type="dxa"/>
+            <w:tcBorders>
+              <w:top w:val="single" w:sz="4" w:space="0" w:color="BFBFB8"/>
+              <w:left w:val="single" w:sz="4" w:space="0" w:color="BFBFB8"/>
+              <w:bottom w:val="single" w:sz="4" w:space="0" w:color="BFBFB8"/>
+              <w:right w:val="single" w:sz="4" w:space="0" w:color="BFBFB8"/>
+            </w:tcBorders>
+            <w:tcMar>
+              <w:top w:w="60" w:type="dxa"/>
+              <w:left w:w="100" w:type="dxa"/>
+              <w:bottom w:w="60" w:type="dxa"/>
+              <w:right w:w="100" w:type="dxa"/>
+            </w:tcMar>
+          </w:tcPr>
+          <w:p>
+            <w:pPr>
+              <w:spacing w:line="252" w:lineRule="auto"/>
+            </w:pPr>
+            <w:r>
+              <w:rPr>
+                <w:sz w:val="22"/>
+                <w:szCs w:val="22"/>
+              </w:rPr>
+              <w:t>Статистика пунктуальности*</w:t>
+            </w:r>
+          </w:p>
+        </w:tc>
+        <w:tc>
+          <w:tcPr>
+            <w:tcW w:w="1542" w:type="dxa"/>
+            <w:tcBorders>
+              <w:top w:val="single" w:sz="4" w:space="0" w:color="BFBFB8"/>
+              <w:left w:val="single" w:sz="4" w:space="0" w:color="BFBFB8"/>
+              <w:bottom w:val="single" w:sz="4" w:space="0" w:color="BFBFB8"/>
+              <w:right w:val="single" w:sz="4" w:space="0" w:color="BFBFB8"/>
+            </w:tcBorders>
+            <w:tcMar>
+              <w:top w:w="60" w:type="dxa"/>
+              <w:left w:w="100" w:type="dxa"/>
+              <w:bottom w:w="60" w:type="dxa"/>
+              <w:right w:w="100" w:type="dxa"/>
+            </w:tcMar>
+          </w:tcPr>
+          <w:p>
+            <w:pPr>
+              <w:spacing w:line="252" w:lineRule="auto"/>
+            </w:pPr>
+            <w:r>
+              <w:rPr>
+                <w:sz w:val="22"/>
+                <w:szCs w:val="22"/>
+              </w:rPr>
+              <w:t>FR-22</w:t>
+            </w:r>
+          </w:p>
+        </w:tc>
+      </w:tr>
+    </w:tbl>
+    <w:p>
+      <w:pPr>
+        <w:spacing w:after="60"/>
+      </w:pPr>
+    </w:p>
+    <w:p>
+      <w:pPr>
+        <w:spacing w:after="60"/>
+      </w:pPr>
+    </w:p>
+    <w:p>
+      <w:pPr>
+        <w:pStyle w:val="1"/>
+        <w:pageBreakBefore/>
+      </w:pPr>
+      <w:bookmarkStart w:id="66" w:name="_Toc240803135"/>
+      <w:bookmarkStart w:id="67" w:name="_Toc242992545"/>
+      <w:r>
+        <w:lastRenderedPageBreak/>
+        <w:t>6. UML-диаграммы</w:t>
+      </w:r>
+      <w:bookmarkEnd w:id="66"/>
+      <w:bookmarkEnd w:id="67"/>
     </w:p>
     <w:p>
       <w:pPr>
@@ -13928,7 +19441,7 @@
                     </pic:cNvPicPr>
                   </pic:nvPicPr>
                   <pic:blipFill>
-                    <a:blip r:embed="rId7"/>
+                    <a:blip r:embed="rId8"/>
                     <a:srcRect/>
                     <a:stretch>
                       <a:fillRect/>
@@ -13954,9 +19467,34 @@
       <w:pPr>
         <w:spacing w:after="240"/>
         <w:jc w:val="center"/>
+      </w:pPr>
+      <w:r>
+        <w:rPr>
+          <w:sz w:val="24"/>
+          <w:szCs w:val="24"/>
+        </w:rPr>
+        <w:t xml:space="preserve">Рисунок 1 </w:t>
+      </w:r>
+      <w:r>
+        <w:rPr>
+          <w:sz w:val="24"/>
+          <w:szCs w:val="24"/>
+        </w:rPr>
+        <w:t>-</w:t>
+      </w:r>
+      <w:r>
+        <w:rPr>
+          <w:sz w:val="24"/>
+          <w:szCs w:val="24"/>
+        </w:rPr>
+        <w:t xml:space="preserve"> Диаграмма вариантов использования</w:t>
+      </w:r>
+    </w:p>
+    <w:p>
+      <w:pPr>
         <w:sectPr>
-          <w:footerReference w:type="default" r:id="rId8"/>
-          <w:footerReference w:type="first" r:id="rId9"/>
+          <w:footerReference w:type="default" r:id="rId9"/>
+          <w:footerReference w:type="first" r:id="rId10"/>
           <w:pgSz w:w="11906" w:h="16838"/>
           <w:pgMar w:top="1134" w:right="850" w:bottom="1134" w:left="1701" w:header="708" w:footer="708" w:gutter="0"/>
           <w:cols w:space="720"/>
@@ -13964,12 +19502,69 @@
           <w:docGrid w:linePitch="360"/>
         </w:sectPr>
       </w:pPr>
+    </w:p>
+    <w:p>
+      <w:pPr>
+        <w:keepNext/>
+        <w:spacing w:before="120" w:after="60"/>
+        <w:jc w:val="center"/>
+      </w:pPr>
+      <w:r>
+        <w:rPr>
+          <w:noProof/>
+        </w:rPr>
+        <w:lastRenderedPageBreak/>
+        <w:drawing>
+          <wp:inline distT="0" distB="0" distL="0" distR="0" wp14:anchorId="387CDD06" wp14:editId="29380041">
+            <wp:extent cx="7058025" cy="5334000"/>
+            <wp:effectExtent l="0" t="0" r="0" b="0"/>
+            <wp:docPr id="1434304598" name="02-class-domain" descr="Диаграмма классов: доменная модель" title="Диаграмма классов: доменная модель"/>
+            <wp:cNvGraphicFramePr>
+              <a:graphicFrameLocks xmlns:a="http://schemas.openxmlformats.org/drawingml/2006/main" noChangeAspect="1"/>
+            </wp:cNvGraphicFramePr>
+            <a:graphic xmlns:a="http://schemas.openxmlformats.org/drawingml/2006/main">
+              <a:graphicData uri="http://schemas.openxmlformats.org/drawingml/2006/picture">
+                <pic:pic xmlns:pic="http://schemas.openxmlformats.org/drawingml/2006/picture">
+                  <pic:nvPicPr>
+                    <pic:cNvPr id="0" name=""/>
+                    <pic:cNvPicPr>
+                      <a:picLocks noChangeAspect="1" noChangeArrowheads="1"/>
+                    </pic:cNvPicPr>
+                  </pic:nvPicPr>
+                  <pic:blipFill>
+                    <a:blip r:embed="rId11"/>
+                    <a:srcRect/>
+                    <a:stretch>
+                      <a:fillRect/>
+                    </a:stretch>
+                  </pic:blipFill>
+                  <pic:spPr bwMode="auto">
+                    <a:xfrm>
+                      <a:off x="0" y="0"/>
+                      <a:ext cx="7058025" cy="5334000"/>
+                    </a:xfrm>
+                    <a:prstGeom prst="rect">
+                      <a:avLst/>
+                    </a:prstGeom>
+                  </pic:spPr>
+                </pic:pic>
+              </a:graphicData>
+            </a:graphic>
+          </wp:inline>
+        </w:drawing>
+      </w:r>
+    </w:p>
+    <w:p>
+      <w:pPr>
+        <w:spacing w:after="240"/>
+        <w:jc w:val="center"/>
+      </w:pPr>
       <w:r>
         <w:rPr>
           <w:sz w:val="24"/>
           <w:szCs w:val="24"/>
         </w:rPr>
-        <w:t xml:space="preserve">Рисунок 1 </w:t>
+        <w:t xml:space="preserve">Рисунок 2 </w:t>
       </w:r>
       <w:r>
         <w:rPr>
@@ -13983,7 +19578,95 @@
           <w:sz w:val="24"/>
           <w:szCs w:val="24"/>
         </w:rPr>
-        <w:t xml:space="preserve"> Диаграмма вариантов использования</w:t>
+        <w:t xml:space="preserve"> Диаграмма классов: доменная модель</w:t>
+      </w:r>
+    </w:p>
+    <w:p>
+      <w:r>
+        <w:br w:type="page"/>
+      </w:r>
+    </w:p>
+    <w:p>
+      <w:pPr>
+        <w:keepNext/>
+        <w:spacing w:before="120" w:after="60"/>
+        <w:jc w:val="center"/>
+      </w:pPr>
+      <w:r>
+        <w:rPr>
+          <w:noProof/>
+        </w:rPr>
+        <w:lastRenderedPageBreak/>
+        <w:drawing>
+          <wp:inline distT="0" distB="0" distL="0" distR="0" wp14:anchorId="646E859E" wp14:editId="7F08ED97">
+            <wp:extent cx="9144000" cy="4476750"/>
+            <wp:effectExtent l="0" t="0" r="0" b="0"/>
+            <wp:docPr id="1942497403" name="03-class-services" descr="Диаграмма классов: сервисный слой и адаптеры" title="Диаграмма классов: сервисный слой и адаптеры"/>
+            <wp:cNvGraphicFramePr>
+              <a:graphicFrameLocks xmlns:a="http://schemas.openxmlformats.org/drawingml/2006/main" noChangeAspect="1"/>
+            </wp:cNvGraphicFramePr>
+            <a:graphic xmlns:a="http://schemas.openxmlformats.org/drawingml/2006/main">
+              <a:graphicData uri="http://schemas.openxmlformats.org/drawingml/2006/picture">
+                <pic:pic xmlns:pic="http://schemas.openxmlformats.org/drawingml/2006/picture">
+                  <pic:nvPicPr>
+                    <pic:cNvPr id="0" name=""/>
+                    <pic:cNvPicPr>
+                      <a:picLocks noChangeAspect="1" noChangeArrowheads="1"/>
+                    </pic:cNvPicPr>
+                  </pic:nvPicPr>
+                  <pic:blipFill>
+                    <a:blip r:embed="rId12"/>
+                    <a:srcRect/>
+                    <a:stretch>
+                      <a:fillRect/>
+                    </a:stretch>
+                  </pic:blipFill>
+                  <pic:spPr bwMode="auto">
+                    <a:xfrm>
+                      <a:off x="0" y="0"/>
+                      <a:ext cx="9144000" cy="4476750"/>
+                    </a:xfrm>
+                    <a:prstGeom prst="rect">
+                      <a:avLst/>
+                    </a:prstGeom>
+                  </pic:spPr>
+                </pic:pic>
+              </a:graphicData>
+            </a:graphic>
+          </wp:inline>
+        </w:drawing>
+      </w:r>
+    </w:p>
+    <w:p>
+      <w:pPr>
+        <w:spacing w:after="240"/>
+        <w:jc w:val="center"/>
+      </w:pPr>
+      <w:r>
+        <w:rPr>
+          <w:sz w:val="24"/>
+          <w:szCs w:val="24"/>
+        </w:rPr>
+        <w:t xml:space="preserve">Рисунок 3 </w:t>
+      </w:r>
+      <w:r>
+        <w:rPr>
+          <w:sz w:val="24"/>
+          <w:szCs w:val="24"/>
+        </w:rPr>
+        <w:t>-</w:t>
+      </w:r>
+      <w:r>
+        <w:rPr>
+          <w:sz w:val="24"/>
+          <w:szCs w:val="24"/>
+        </w:rPr>
+        <w:t xml:space="preserve"> Диаграмма классов: сервисный слой и адаптеры</w:t>
+      </w:r>
+    </w:p>
+    <w:p>
+      <w:r>
+        <w:br w:type="page"/>
       </w:r>
     </w:p>
     <w:p>
@@ -14015,7 +19698,7 @@
                     </pic:cNvPicPr>
                   </pic:nvPicPr>
                   <pic:blipFill>
-                    <a:blip r:embed="rId10"/>
+                    <a:blip r:embed="rId13"/>
                     <a:srcRect/>
                     <a:stretch>
                       <a:fillRect/>
@@ -14047,21 +19730,7 @@
           <w:sz w:val="24"/>
           <w:szCs w:val="24"/>
         </w:rPr>
-        <w:t xml:space="preserve">Рисунок </w:t>
-      </w:r>
-      <w:r>
-        <w:rPr>
-          <w:sz w:val="24"/>
-          <w:szCs w:val="24"/>
-        </w:rPr>
-        <w:t>2</w:t>
-      </w:r>
-      <w:r>
-        <w:rPr>
-          <w:sz w:val="24"/>
-          <w:szCs w:val="24"/>
-        </w:rPr>
-        <w:t xml:space="preserve"> </w:t>
+        <w:t xml:space="preserve">Рисунок 4 </w:t>
       </w:r>
       <w:r>
         <w:rPr>
@@ -14112,7 +19781,7 @@
                     </pic:cNvPicPr>
                   </pic:nvPicPr>
                   <pic:blipFill>
-                    <a:blip r:embed="rId11"/>
+                    <a:blip r:embed="rId14"/>
                     <a:srcRect/>
                     <a:stretch>
                       <a:fillRect/>
@@ -14144,21 +19813,7 @@
           <w:sz w:val="24"/>
           <w:szCs w:val="24"/>
         </w:rPr>
-        <w:t xml:space="preserve">Рисунок </w:t>
-      </w:r>
-      <w:r>
-        <w:rPr>
-          <w:sz w:val="24"/>
-          <w:szCs w:val="24"/>
-        </w:rPr>
-        <w:t>3</w:t>
-      </w:r>
-      <w:r>
-        <w:rPr>
-          <w:sz w:val="24"/>
-          <w:szCs w:val="24"/>
-        </w:rPr>
-        <w:t xml:space="preserve"> </w:t>
+        <w:t xml:space="preserve">Рисунок 5 </w:t>
       </w:r>
       <w:r>
         <w:rPr>
@@ -14177,6 +19832,362 @@
     </w:p>
     <w:p>
       <w:pPr>
+        <w:sectPr>
+          <w:footerReference w:type="default" r:id="rId15"/>
+          <w:pgSz w:w="16838" w:h="11906" w:orient="landscape"/>
+          <w:pgMar w:top="1134" w:right="1134" w:bottom="1134" w:left="1134" w:header="708" w:footer="708" w:gutter="0"/>
+          <w:cols w:space="720"/>
+          <w:docGrid w:linePitch="360"/>
+        </w:sectPr>
+      </w:pPr>
+    </w:p>
+    <w:p>
+      <w:pPr>
+        <w:keepNext/>
+        <w:spacing w:before="120" w:after="60"/>
+        <w:jc w:val="center"/>
+      </w:pPr>
+      <w:r>
+        <w:rPr>
+          <w:noProof/>
+        </w:rPr>
+        <w:lastRenderedPageBreak/>
+        <w:drawing>
+          <wp:inline distT="0" distB="0" distL="0" distR="0" wp14:anchorId="0AF3BE18" wp14:editId="43D05976">
+            <wp:extent cx="3838575" cy="8382000"/>
+            <wp:effectExtent l="0" t="0" r="0" b="0"/>
+            <wp:docPr id="1303301162" name="06-activity-departure" descr="Диаграмма активности: расчёт времени выхода" title="Диаграмма активности: расчёт времени выхода"/>
+            <wp:cNvGraphicFramePr>
+              <a:graphicFrameLocks xmlns:a="http://schemas.openxmlformats.org/drawingml/2006/main" noChangeAspect="1"/>
+            </wp:cNvGraphicFramePr>
+            <a:graphic xmlns:a="http://schemas.openxmlformats.org/drawingml/2006/main">
+              <a:graphicData uri="http://schemas.openxmlformats.org/drawingml/2006/picture">
+                <pic:pic xmlns:pic="http://schemas.openxmlformats.org/drawingml/2006/picture">
+                  <pic:nvPicPr>
+                    <pic:cNvPr id="0" name=""/>
+                    <pic:cNvPicPr>
+                      <a:picLocks noChangeAspect="1" noChangeArrowheads="1"/>
+                    </pic:cNvPicPr>
+                  </pic:nvPicPr>
+                  <pic:blipFill>
+                    <a:blip r:embed="rId16"/>
+                    <a:srcRect/>
+                    <a:stretch>
+                      <a:fillRect/>
+                    </a:stretch>
+                  </pic:blipFill>
+                  <pic:spPr bwMode="auto">
+                    <a:xfrm>
+                      <a:off x="0" y="0"/>
+                      <a:ext cx="3838575" cy="8382000"/>
+                    </a:xfrm>
+                    <a:prstGeom prst="rect">
+                      <a:avLst/>
+                    </a:prstGeom>
+                  </pic:spPr>
+                </pic:pic>
+              </a:graphicData>
+            </a:graphic>
+          </wp:inline>
+        </w:drawing>
+      </w:r>
+    </w:p>
+    <w:p>
+      <w:pPr>
+        <w:spacing w:after="240"/>
+        <w:jc w:val="center"/>
+      </w:pPr>
+      <w:r>
+        <w:rPr>
+          <w:sz w:val="24"/>
+          <w:szCs w:val="24"/>
+        </w:rPr>
+        <w:t xml:space="preserve">Рисунок 6 </w:t>
+      </w:r>
+      <w:r>
+        <w:rPr>
+          <w:sz w:val="24"/>
+          <w:szCs w:val="24"/>
+        </w:rPr>
+        <w:t>-</w:t>
+      </w:r>
+      <w:r>
+        <w:rPr>
+          <w:sz w:val="24"/>
+          <w:szCs w:val="24"/>
+        </w:rPr>
+        <w:t xml:space="preserve"> Диаграмма активности: расчёт времени выхода</w:t>
+      </w:r>
+    </w:p>
+    <w:p>
+      <w:r>
+        <w:br w:type="page"/>
+      </w:r>
+    </w:p>
+    <w:p>
+      <w:pPr>
+        <w:keepNext/>
+        <w:spacing w:before="120" w:after="60"/>
+        <w:jc w:val="center"/>
+      </w:pPr>
+      <w:r>
+        <w:rPr>
+          <w:noProof/>
+        </w:rPr>
+        <w:lastRenderedPageBreak/>
+        <w:drawing>
+          <wp:inline distT="0" distB="0" distL="0" distR="0" wp14:anchorId="2B04ED4B" wp14:editId="77101F86">
+            <wp:extent cx="5905500" cy="6172200"/>
+            <wp:effectExtent l="0" t="0" r="0" b="0"/>
+            <wp:docPr id="1406526774" name="07-activity-eta" descr="Диаграмма активности: пересчёт ETA" title="Диаграмма активности: пересчёт ETA"/>
+            <wp:cNvGraphicFramePr>
+              <a:graphicFrameLocks xmlns:a="http://schemas.openxmlformats.org/drawingml/2006/main" noChangeAspect="1"/>
+            </wp:cNvGraphicFramePr>
+            <a:graphic xmlns:a="http://schemas.openxmlformats.org/drawingml/2006/main">
+              <a:graphicData uri="http://schemas.openxmlformats.org/drawingml/2006/picture">
+                <pic:pic xmlns:pic="http://schemas.openxmlformats.org/drawingml/2006/picture">
+                  <pic:nvPicPr>
+                    <pic:cNvPr id="0" name=""/>
+                    <pic:cNvPicPr>
+                      <a:picLocks noChangeAspect="1" noChangeArrowheads="1"/>
+                    </pic:cNvPicPr>
+                  </pic:nvPicPr>
+                  <pic:blipFill>
+                    <a:blip r:embed="rId17"/>
+                    <a:srcRect/>
+                    <a:stretch>
+                      <a:fillRect/>
+                    </a:stretch>
+                  </pic:blipFill>
+                  <pic:spPr bwMode="auto">
+                    <a:xfrm>
+                      <a:off x="0" y="0"/>
+                      <a:ext cx="5905500" cy="6172200"/>
+                    </a:xfrm>
+                    <a:prstGeom prst="rect">
+                      <a:avLst/>
+                    </a:prstGeom>
+                  </pic:spPr>
+                </pic:pic>
+              </a:graphicData>
+            </a:graphic>
+          </wp:inline>
+        </w:drawing>
+      </w:r>
+    </w:p>
+    <w:p>
+      <w:pPr>
+        <w:spacing w:after="240"/>
+        <w:jc w:val="center"/>
+      </w:pPr>
+      <w:r>
+        <w:rPr>
+          <w:sz w:val="24"/>
+          <w:szCs w:val="24"/>
+        </w:rPr>
+        <w:t xml:space="preserve">Рисунок 7 </w:t>
+      </w:r>
+      <w:r>
+        <w:rPr>
+          <w:sz w:val="24"/>
+          <w:szCs w:val="24"/>
+        </w:rPr>
+        <w:t>-</w:t>
+      </w:r>
+      <w:r>
+        <w:rPr>
+          <w:sz w:val="24"/>
+          <w:szCs w:val="24"/>
+        </w:rPr>
+        <w:t xml:space="preserve"> Диаграмма активности: пересчёт ETA</w:t>
+      </w:r>
+    </w:p>
+    <w:p>
+      <w:r>
+        <w:br w:type="page"/>
+      </w:r>
+    </w:p>
+    <w:p>
+      <w:pPr>
+        <w:keepNext/>
+        <w:spacing w:before="120" w:after="60"/>
+        <w:jc w:val="center"/>
+      </w:pPr>
+      <w:r>
+        <w:rPr>
+          <w:noProof/>
+        </w:rPr>
+        <w:lastRenderedPageBreak/>
+        <w:drawing>
+          <wp:inline distT="0" distB="0" distL="0" distR="0" wp14:anchorId="40964A3F" wp14:editId="60AB2262">
+            <wp:extent cx="5905500" cy="6734175"/>
+            <wp:effectExtent l="0" t="0" r="0" b="0"/>
+            <wp:docPr id="1274490903" name="08-state-participant" descr="Диаграмма состояний: участник встречи" title="Диаграмма состояний: участник встречи"/>
+            <wp:cNvGraphicFramePr>
+              <a:graphicFrameLocks xmlns:a="http://schemas.openxmlformats.org/drawingml/2006/main" noChangeAspect="1"/>
+            </wp:cNvGraphicFramePr>
+            <a:graphic xmlns:a="http://schemas.openxmlformats.org/drawingml/2006/main">
+              <a:graphicData uri="http://schemas.openxmlformats.org/drawingml/2006/picture">
+                <pic:pic xmlns:pic="http://schemas.openxmlformats.org/drawingml/2006/picture">
+                  <pic:nvPicPr>
+                    <pic:cNvPr id="0" name=""/>
+                    <pic:cNvPicPr>
+                      <a:picLocks noChangeAspect="1" noChangeArrowheads="1"/>
+                    </pic:cNvPicPr>
+                  </pic:nvPicPr>
+                  <pic:blipFill>
+                    <a:blip r:embed="rId18"/>
+                    <a:srcRect/>
+                    <a:stretch>
+                      <a:fillRect/>
+                    </a:stretch>
+                  </pic:blipFill>
+                  <pic:spPr bwMode="auto">
+                    <a:xfrm>
+                      <a:off x="0" y="0"/>
+                      <a:ext cx="5905500" cy="6734175"/>
+                    </a:xfrm>
+                    <a:prstGeom prst="rect">
+                      <a:avLst/>
+                    </a:prstGeom>
+                  </pic:spPr>
+                </pic:pic>
+              </a:graphicData>
+            </a:graphic>
+          </wp:inline>
+        </w:drawing>
+      </w:r>
+    </w:p>
+    <w:p>
+      <w:pPr>
+        <w:spacing w:after="240"/>
+        <w:jc w:val="center"/>
+      </w:pPr>
+      <w:r>
+        <w:rPr>
+          <w:sz w:val="24"/>
+          <w:szCs w:val="24"/>
+        </w:rPr>
+        <w:t xml:space="preserve">Рисунок 8 </w:t>
+      </w:r>
+      <w:r>
+        <w:rPr>
+          <w:sz w:val="24"/>
+          <w:szCs w:val="24"/>
+        </w:rPr>
+        <w:t>-</w:t>
+      </w:r>
+      <w:r>
+        <w:rPr>
+          <w:sz w:val="24"/>
+          <w:szCs w:val="24"/>
+        </w:rPr>
+        <w:t xml:space="preserve"> Диаграмма состояний: участник встречи</w:t>
+      </w:r>
+    </w:p>
+    <w:p>
+      <w:r>
+        <w:br w:type="page"/>
+      </w:r>
+    </w:p>
+    <w:p>
+      <w:pPr>
+        <w:keepNext/>
+        <w:spacing w:before="120" w:after="60"/>
+        <w:jc w:val="center"/>
+      </w:pPr>
+      <w:r>
+        <w:rPr>
+          <w:noProof/>
+        </w:rPr>
+        <w:lastRenderedPageBreak/>
+        <w:drawing>
+          <wp:inline distT="0" distB="0" distL="0" distR="0" wp14:anchorId="2052FF17" wp14:editId="2B10E801">
+            <wp:extent cx="5905500" cy="4162425"/>
+            <wp:effectExtent l="0" t="0" r="0" b="0"/>
+            <wp:docPr id="504034593" name="09-state-meeting" descr="Диаграмма состояний: встреча" title="Диаграмма состояний: встреча"/>
+            <wp:cNvGraphicFramePr>
+              <a:graphicFrameLocks xmlns:a="http://schemas.openxmlformats.org/drawingml/2006/main" noChangeAspect="1"/>
+            </wp:cNvGraphicFramePr>
+            <a:graphic xmlns:a="http://schemas.openxmlformats.org/drawingml/2006/main">
+              <a:graphicData uri="http://schemas.openxmlformats.org/drawingml/2006/picture">
+                <pic:pic xmlns:pic="http://schemas.openxmlformats.org/drawingml/2006/picture">
+                  <pic:nvPicPr>
+                    <pic:cNvPr id="0" name=""/>
+                    <pic:cNvPicPr>
+                      <a:picLocks noChangeAspect="1" noChangeArrowheads="1"/>
+                    </pic:cNvPicPr>
+                  </pic:nvPicPr>
+                  <pic:blipFill>
+                    <a:blip r:embed="rId19"/>
+                    <a:srcRect/>
+                    <a:stretch>
+                      <a:fillRect/>
+                    </a:stretch>
+                  </pic:blipFill>
+                  <pic:spPr bwMode="auto">
+                    <a:xfrm>
+                      <a:off x="0" y="0"/>
+                      <a:ext cx="5905500" cy="4162425"/>
+                    </a:xfrm>
+                    <a:prstGeom prst="rect">
+                      <a:avLst/>
+                    </a:prstGeom>
+                  </pic:spPr>
+                </pic:pic>
+              </a:graphicData>
+            </a:graphic>
+          </wp:inline>
+        </w:drawing>
+      </w:r>
+    </w:p>
+    <w:p>
+      <w:pPr>
+        <w:spacing w:after="240"/>
+        <w:jc w:val="center"/>
+        <w:rPr>
+          <w:lang w:val="ru-RU"/>
+        </w:rPr>
+        <w:sectPr>
+          <w:footerReference w:type="default" r:id="rId20"/>
+          <w:pgSz w:w="11906" w:h="16838"/>
+          <w:pgMar w:top="1134" w:right="850" w:bottom="1134" w:left="1701" w:header="708" w:footer="708" w:gutter="0"/>
+          <w:cols w:space="720"/>
+          <w:docGrid w:linePitch="360"/>
+        </w:sectPr>
+      </w:pPr>
+      <w:r>
+        <w:rPr>
+          <w:sz w:val="24"/>
+          <w:szCs w:val="24"/>
+        </w:rPr>
+        <w:t xml:space="preserve">Рисунок 9 </w:t>
+      </w:r>
+      <w:r>
+        <w:rPr>
+          <w:sz w:val="24"/>
+          <w:szCs w:val="24"/>
+        </w:rPr>
+        <w:t>-</w:t>
+      </w:r>
+      <w:r>
+        <w:rPr>
+          <w:sz w:val="24"/>
+          <w:szCs w:val="24"/>
+        </w:rPr>
+        <w:t xml:space="preserve"> Диаграмма состояний: встреч</w:t>
+      </w:r>
+      <w:r>
+        <w:rPr>
+          <w:sz w:val="24"/>
+          <w:szCs w:val="24"/>
+          <w:lang w:val="ru-RU"/>
+        </w:rPr>
+        <w:t>а</w:t>
+      </w:r>
+    </w:p>
+    <w:p>
+      <w:pPr>
         <w:keepNext/>
         <w:spacing w:before="120" w:after="60"/>
         <w:rPr>
@@ -14185,7 +20196,7 @@
       </w:pPr>
     </w:p>
     <w:sectPr>
-      <w:footerReference w:type="default" r:id="rId12"/>
+      <w:footerReference w:type="default" r:id="rId21"/>
       <w:pgSz w:w="16838" w:h="11906" w:orient="landscape"/>
       <w:pgMar w:top="1134" w:right="1134" w:bottom="1134" w:left="1134" w:header="708" w:footer="708" w:gutter="0"/>
       <w:cols w:space="720"/>
@@ -14267,6 +20278,114 @@
 </file>
 
 <file path=word/footer3.xml><?xml version="1.0" encoding="utf-8"?>
+<w:ftr xmlns:wpc="http://schemas.microsoft.com/office/word/2010/wordprocessingCanvas" xmlns:cx="http://schemas.microsoft.com/office/drawing/2014/chartex" xmlns:cx1="http://schemas.microsoft.com/office/drawing/2015/9/8/chartex" xmlns:cx2="http://schemas.microsoft.com/office/drawing/2015/10/21/chartex" xmlns:cx3="http://schemas.microsoft.com/office/drawing/2016/5/9/chartex" xmlns:cx4="http://schemas.microsoft.com/office/drawing/2016/5/10/chartex" xmlns:cx5="http://schemas.microsoft.com/office/drawing/2016/5/11/chartex" xmlns:cx6="http://schemas.microsoft.com/office/drawing/2016/5/12/chartex" xmlns:cx7="http://schemas.microsoft.com/office/drawing/2016/5/13/chartex" xmlns:cx8="http://schemas.microsoft.com/office/drawing/2016/5/14/chartex" xmlns:mc="http://schemas.openxmlformats.org/markup-compatibility/2006" xmlns:aink="http://schemas.microsoft.com/office/drawing/2016/ink" xmlns:am3d="http://schemas.microsoft.com/office/drawing/2017/model3d" xmlns:o="urn:schemas-microsoft-com:office:office" xmlns:oel="http://schemas.microsoft.com/office/2019/extlst" xmlns:r="http://schemas.openxmlformats.org/officeDocument/2006/relationships" xmlns:m="http://schemas.openxmlformats.org/officeDocument/2006/math" xmlns:v="urn:schemas-microsoft-com:vml" xmlns:wp14="http://schemas.microsoft.com/office/word/2010/wordprocessingDrawing" xmlns:wp="http://schemas.openxmlformats.org/drawingml/2006/wordprocessingDrawing" xmlns:w10="urn:schemas-microsoft-com:office:word" xmlns:w="http://schemas.openxmlformats.org/wordprocessingml/2006/main" xmlns:w14="http://schemas.microsoft.com/office/word/2010/wordml" xmlns:w15="http://schemas.microsoft.com/office/word/2012/wordml" xmlns:w16cex="http://schemas.microsoft.com/office/word/2018/wordml/cex" xmlns:w16cid="http://schemas.microsoft.com/office/word/2016/wordml/cid" xmlns:w16="http://schemas.microsoft.com/office/word/2018/wordml" xmlns:w16du="http://schemas.microsoft.com/office/word/2023/wordml/word16du" xmlns:w16sdtdh="http://schemas.microsoft.com/office/word/2020/wordml/sdtdatahash" xmlns:w16sdtfl="http://schemas.microsoft.com/office/word/2024/wordml/sdtformatlock" xmlns:w16se="http://schemas.microsoft.com/office/word/2015/wordml/symex" xmlns:wpg="http://schemas.microsoft.com/office/word/2010/wordprocessingGroup" xmlns:wpi="http://schemas.microsoft.com/office/word/2010/wordprocessingInk" xmlns:wne="http://schemas.microsoft.com/office/word/2006/wordml" xmlns:wps="http://schemas.microsoft.com/office/word/2010/wordprocessingShape" mc:Ignorable="w14 w15 w16se w16cid w16 w16cex w16sdtdh w16sdtfl w16du wp14">
+  <w:p>
+    <w:pPr>
+      <w:jc w:val="center"/>
+    </w:pPr>
+    <w:r>
+      <w:rPr>
+        <w:sz w:val="24"/>
+        <w:szCs w:val="24"/>
+      </w:rPr>
+      <w:fldChar w:fldCharType="begin"/>
+    </w:r>
+    <w:r>
+      <w:rPr>
+        <w:sz w:val="24"/>
+        <w:szCs w:val="24"/>
+      </w:rPr>
+      <w:instrText>PAGE</w:instrText>
+    </w:r>
+    <w:r>
+      <w:rPr>
+        <w:sz w:val="24"/>
+        <w:szCs w:val="24"/>
+      </w:rPr>
+      <w:fldChar w:fldCharType="separate"/>
+    </w:r>
+    <w:r>
+      <w:rPr>
+        <w:noProof/>
+        <w:sz w:val="24"/>
+        <w:szCs w:val="24"/>
+      </w:rPr>
+      <w:t>3</w:t>
+    </w:r>
+    <w:r>
+      <w:rPr>
+        <w:noProof/>
+        <w:sz w:val="24"/>
+        <w:szCs w:val="24"/>
+      </w:rPr>
+      <w:t>3</w:t>
+    </w:r>
+    <w:r>
+      <w:rPr>
+        <w:sz w:val="24"/>
+        <w:szCs w:val="24"/>
+      </w:rPr>
+      <w:fldChar w:fldCharType="end"/>
+    </w:r>
+  </w:p>
+</w:ftr>
+</file>
+
+<file path=word/footer4.xml><?xml version="1.0" encoding="utf-8"?>
+<w:ftr xmlns:wpc="http://schemas.microsoft.com/office/word/2010/wordprocessingCanvas" xmlns:cx="http://schemas.microsoft.com/office/drawing/2014/chartex" xmlns:cx1="http://schemas.microsoft.com/office/drawing/2015/9/8/chartex" xmlns:cx2="http://schemas.microsoft.com/office/drawing/2015/10/21/chartex" xmlns:cx3="http://schemas.microsoft.com/office/drawing/2016/5/9/chartex" xmlns:cx4="http://schemas.microsoft.com/office/drawing/2016/5/10/chartex" xmlns:cx5="http://schemas.microsoft.com/office/drawing/2016/5/11/chartex" xmlns:cx6="http://schemas.microsoft.com/office/drawing/2016/5/12/chartex" xmlns:cx7="http://schemas.microsoft.com/office/drawing/2016/5/13/chartex" xmlns:cx8="http://schemas.microsoft.com/office/drawing/2016/5/14/chartex" xmlns:mc="http://schemas.openxmlformats.org/markup-compatibility/2006" xmlns:aink="http://schemas.microsoft.com/office/drawing/2016/ink" xmlns:am3d="http://schemas.microsoft.com/office/drawing/2017/model3d" xmlns:o="urn:schemas-microsoft-com:office:office" xmlns:oel="http://schemas.microsoft.com/office/2019/extlst" xmlns:r="http://schemas.openxmlformats.org/officeDocument/2006/relationships" xmlns:m="http://schemas.openxmlformats.org/officeDocument/2006/math" xmlns:v="urn:schemas-microsoft-com:vml" xmlns:wp14="http://schemas.microsoft.com/office/word/2010/wordprocessingDrawing" xmlns:wp="http://schemas.openxmlformats.org/drawingml/2006/wordprocessingDrawing" xmlns:w10="urn:schemas-microsoft-com:office:word" xmlns:w="http://schemas.openxmlformats.org/wordprocessingml/2006/main" xmlns:w14="http://schemas.microsoft.com/office/word/2010/wordml" xmlns:w15="http://schemas.microsoft.com/office/word/2012/wordml" xmlns:w16cex="http://schemas.microsoft.com/office/word/2018/wordml/cex" xmlns:w16cid="http://schemas.microsoft.com/office/word/2016/wordml/cid" xmlns:w16="http://schemas.microsoft.com/office/word/2018/wordml" xmlns:w16du="http://schemas.microsoft.com/office/word/2023/wordml/word16du" xmlns:w16sdtdh="http://schemas.microsoft.com/office/word/2020/wordml/sdtdatahash" xmlns:w16sdtfl="http://schemas.microsoft.com/office/word/2024/wordml/sdtformatlock" xmlns:w16se="http://schemas.microsoft.com/office/word/2015/wordml/symex" xmlns:wpg="http://schemas.microsoft.com/office/word/2010/wordprocessingGroup" xmlns:wpi="http://schemas.microsoft.com/office/word/2010/wordprocessingInk" xmlns:wne="http://schemas.microsoft.com/office/word/2006/wordml" xmlns:wps="http://schemas.microsoft.com/office/word/2010/wordprocessingShape" mc:Ignorable="w14 w15 w16se w16cid w16 w16cex w16sdtdh w16sdtfl w16du wp14">
+  <w:p>
+    <w:pPr>
+      <w:jc w:val="center"/>
+    </w:pPr>
+    <w:r>
+      <w:rPr>
+        <w:sz w:val="24"/>
+        <w:szCs w:val="24"/>
+      </w:rPr>
+      <w:fldChar w:fldCharType="begin"/>
+    </w:r>
+    <w:r>
+      <w:rPr>
+        <w:sz w:val="24"/>
+        <w:szCs w:val="24"/>
+      </w:rPr>
+      <w:instrText>PAGE</w:instrText>
+    </w:r>
+    <w:r>
+      <w:rPr>
+        <w:sz w:val="24"/>
+        <w:szCs w:val="24"/>
+      </w:rPr>
+      <w:fldChar w:fldCharType="separate"/>
+    </w:r>
+    <w:r>
+      <w:rPr>
+        <w:noProof/>
+        <w:sz w:val="24"/>
+        <w:szCs w:val="24"/>
+      </w:rPr>
+      <w:t>3</w:t>
+    </w:r>
+    <w:r>
+      <w:rPr>
+        <w:noProof/>
+        <w:sz w:val="24"/>
+        <w:szCs w:val="24"/>
+      </w:rPr>
+      <w:t>7</w:t>
+    </w:r>
+    <w:r>
+      <w:rPr>
+        <w:sz w:val="24"/>
+        <w:szCs w:val="24"/>
+      </w:rPr>
+      <w:fldChar w:fldCharType="end"/>
+    </w:r>
+  </w:p>
+</w:ftr>
+</file>
+
+<file path=word/footer5.xml><?xml version="1.0" encoding="utf-8"?>
 <w:ftr xmlns:wpc="http://schemas.microsoft.com/office/word/2010/wordprocessingCanvas" xmlns:cx="http://schemas.microsoft.com/office/drawing/2014/chartex" xmlns:cx1="http://schemas.microsoft.com/office/drawing/2015/9/8/chartex" xmlns:cx2="http://schemas.microsoft.com/office/drawing/2015/10/21/chartex" xmlns:cx3="http://schemas.microsoft.com/office/drawing/2016/5/9/chartex" xmlns:cx4="http://schemas.microsoft.com/office/drawing/2016/5/10/chartex" xmlns:cx5="http://schemas.microsoft.com/office/drawing/2016/5/11/chartex" xmlns:cx6="http://schemas.microsoft.com/office/drawing/2016/5/12/chartex" xmlns:cx7="http://schemas.microsoft.com/office/drawing/2016/5/13/chartex" xmlns:cx8="http://schemas.microsoft.com/office/drawing/2016/5/14/chartex" xmlns:mc="http://schemas.openxmlformats.org/markup-compatibility/2006" xmlns:aink="http://schemas.microsoft.com/office/drawing/2016/ink" xmlns:am3d="http://schemas.microsoft.com/office/drawing/2017/model3d" xmlns:o="urn:schemas-microsoft-com:office:office" xmlns:oel="http://schemas.microsoft.com/office/2019/extlst" xmlns:r="http://schemas.openxmlformats.org/officeDocument/2006/relationships" xmlns:m="http://schemas.openxmlformats.org/officeDocument/2006/math" xmlns:v="urn:schemas-microsoft-com:vml" xmlns:wp14="http://schemas.microsoft.com/office/word/2010/wordprocessingDrawing" xmlns:wp="http://schemas.openxmlformats.org/drawingml/2006/wordprocessingDrawing" xmlns:w10="urn:schemas-microsoft-com:office:word" xmlns:w="http://schemas.openxmlformats.org/wordprocessingml/2006/main" xmlns:w14="http://schemas.microsoft.com/office/word/2010/wordml" xmlns:w15="http://schemas.microsoft.com/office/word/2012/wordml" xmlns:w16cex="http://schemas.microsoft.com/office/word/2018/wordml/cex" xmlns:w16cid="http://schemas.microsoft.com/office/word/2016/wordml/cid" xmlns:w16="http://schemas.microsoft.com/office/word/2018/wordml" xmlns:w16du="http://schemas.microsoft.com/office/word/2023/wordml/word16du" xmlns:w16sdtdh="http://schemas.microsoft.com/office/word/2020/wordml/sdtdatahash" xmlns:w16sdtfl="http://schemas.microsoft.com/office/word/2024/wordml/sdtformatlock" xmlns:w16se="http://schemas.microsoft.com/office/word/2015/wordml/symex" xmlns:wpg="http://schemas.microsoft.com/office/word/2010/wordprocessingGroup" xmlns:wpi="http://schemas.microsoft.com/office/word/2010/wordprocessingInk" xmlns:wne="http://schemas.microsoft.com/office/word/2006/wordml" xmlns:wps="http://schemas.microsoft.com/office/word/2010/wordprocessingShape" mc:Ignorable="w14 w15 w16se w16cid w16 w16cex w16sdtdh w16sdtfl w16du wp14">
   <w:p>
     <w:pPr>
@@ -15413,8 +21532,17 @@
     <w:unhideWhenUsed/>
     <w:rsid w:val="005C479C"/>
     <w:pPr>
-      <w:spacing w:after="100"/>
+      <w:spacing w:before="120"/>
     </w:pPr>
+    <w:rPr>
+      <w:rFonts w:asciiTheme="minorHAnsi" w:hAnsiTheme="minorHAnsi"/>
+      <w:b/>
+      <w:bCs/>
+      <w:i/>
+      <w:iCs/>
+      <w:sz w:val="24"/>
+      <w:szCs w:val="24"/>
+    </w:rPr>
   </w:style>
   <w:style w:type="paragraph" w:styleId="20">
     <w:name w:val="toc 2"/>
@@ -15425,9 +21553,16 @@
     <w:unhideWhenUsed/>
     <w:rsid w:val="005C479C"/>
     <w:pPr>
-      <w:spacing w:after="100"/>
+      <w:spacing w:before="120"/>
       <w:ind w:left="280"/>
     </w:pPr>
+    <w:rPr>
+      <w:rFonts w:asciiTheme="minorHAnsi" w:hAnsiTheme="minorHAnsi"/>
+      <w:b/>
+      <w:bCs/>
+      <w:sz w:val="22"/>
+      <w:szCs w:val="22"/>
+    </w:rPr>
   </w:style>
   <w:style w:type="paragraph" w:styleId="30">
     <w:name w:val="toc 3"/>
@@ -15438,9 +21573,142 @@
     <w:unhideWhenUsed/>
     <w:rsid w:val="005C479C"/>
     <w:pPr>
-      <w:spacing w:after="100"/>
       <w:ind w:left="560"/>
     </w:pPr>
+    <w:rPr>
+      <w:rFonts w:asciiTheme="minorHAnsi" w:hAnsiTheme="minorHAnsi"/>
+      <w:sz w:val="20"/>
+      <w:szCs w:val="20"/>
+    </w:rPr>
+  </w:style>
+  <w:style w:type="paragraph" w:styleId="ac">
+    <w:name w:val="TOC Heading"/>
+    <w:basedOn w:val="1"/>
+    <w:next w:val="a"/>
+    <w:uiPriority w:val="39"/>
+    <w:unhideWhenUsed/>
+    <w:qFormat/>
+    <w:rsid w:val="00FB4767"/>
+    <w:pPr>
+      <w:keepNext/>
+      <w:keepLines/>
+      <w:spacing w:before="480" w:after="0" w:line="276" w:lineRule="auto"/>
+      <w:outlineLvl w:val="9"/>
+    </w:pPr>
+    <w:rPr>
+      <w:rFonts w:asciiTheme="majorHAnsi" w:eastAsiaTheme="majorEastAsia" w:hAnsiTheme="majorHAnsi" w:cstheme="majorBidi"/>
+      <w:color w:val="0F4761" w:themeColor="accent1" w:themeShade="BF"/>
+      <w:sz w:val="28"/>
+      <w:szCs w:val="28"/>
+    </w:rPr>
+  </w:style>
+  <w:style w:type="paragraph" w:styleId="40">
+    <w:name w:val="toc 4"/>
+    <w:basedOn w:val="a"/>
+    <w:next w:val="a"/>
+    <w:autoRedefine/>
+    <w:uiPriority w:val="39"/>
+    <w:semiHidden/>
+    <w:unhideWhenUsed/>
+    <w:rsid w:val="00FB4767"/>
+    <w:pPr>
+      <w:ind w:left="840"/>
+    </w:pPr>
+    <w:rPr>
+      <w:rFonts w:asciiTheme="minorHAnsi" w:hAnsiTheme="minorHAnsi"/>
+      <w:sz w:val="20"/>
+      <w:szCs w:val="20"/>
+    </w:rPr>
+  </w:style>
+  <w:style w:type="paragraph" w:styleId="50">
+    <w:name w:val="toc 5"/>
+    <w:basedOn w:val="a"/>
+    <w:next w:val="a"/>
+    <w:autoRedefine/>
+    <w:uiPriority w:val="39"/>
+    <w:semiHidden/>
+    <w:unhideWhenUsed/>
+    <w:rsid w:val="00FB4767"/>
+    <w:pPr>
+      <w:ind w:left="1120"/>
+    </w:pPr>
+    <w:rPr>
+      <w:rFonts w:asciiTheme="minorHAnsi" w:hAnsiTheme="minorHAnsi"/>
+      <w:sz w:val="20"/>
+      <w:szCs w:val="20"/>
+    </w:rPr>
+  </w:style>
+  <w:style w:type="paragraph" w:styleId="60">
+    <w:name w:val="toc 6"/>
+    <w:basedOn w:val="a"/>
+    <w:next w:val="a"/>
+    <w:autoRedefine/>
+    <w:uiPriority w:val="39"/>
+    <w:semiHidden/>
+    <w:unhideWhenUsed/>
+    <w:rsid w:val="00FB4767"/>
+    <w:pPr>
+      <w:ind w:left="1400"/>
+    </w:pPr>
+    <w:rPr>
+      <w:rFonts w:asciiTheme="minorHAnsi" w:hAnsiTheme="minorHAnsi"/>
+      <w:sz w:val="20"/>
+      <w:szCs w:val="20"/>
+    </w:rPr>
+  </w:style>
+  <w:style w:type="paragraph" w:styleId="7">
+    <w:name w:val="toc 7"/>
+    <w:basedOn w:val="a"/>
+    <w:next w:val="a"/>
+    <w:autoRedefine/>
+    <w:uiPriority w:val="39"/>
+    <w:semiHidden/>
+    <w:unhideWhenUsed/>
+    <w:rsid w:val="00FB4767"/>
+    <w:pPr>
+      <w:ind w:left="1680"/>
+    </w:pPr>
+    <w:rPr>
+      <w:rFonts w:asciiTheme="minorHAnsi" w:hAnsiTheme="minorHAnsi"/>
+      <w:sz w:val="20"/>
+      <w:szCs w:val="20"/>
+    </w:rPr>
+  </w:style>
+  <w:style w:type="paragraph" w:styleId="8">
+    <w:name w:val="toc 8"/>
+    <w:basedOn w:val="a"/>
+    <w:next w:val="a"/>
+    <w:autoRedefine/>
+    <w:uiPriority w:val="39"/>
+    <w:semiHidden/>
+    <w:unhideWhenUsed/>
+    <w:rsid w:val="00FB4767"/>
+    <w:pPr>
+      <w:ind w:left="1960"/>
+    </w:pPr>
+    <w:rPr>
+      <w:rFonts w:asciiTheme="minorHAnsi" w:hAnsiTheme="minorHAnsi"/>
+      <w:sz w:val="20"/>
+      <w:szCs w:val="20"/>
+    </w:rPr>
+  </w:style>
+  <w:style w:type="paragraph" w:styleId="9">
+    <w:name w:val="toc 9"/>
+    <w:basedOn w:val="a"/>
+    <w:next w:val="a"/>
+    <w:autoRedefine/>
+    <w:uiPriority w:val="39"/>
+    <w:semiHidden/>
+    <w:unhideWhenUsed/>
+    <w:rsid w:val="00FB4767"/>
+    <w:pPr>
+      <w:ind w:left="2240"/>
+    </w:pPr>
+    <w:rPr>
+      <w:rFonts w:asciiTheme="minorHAnsi" w:hAnsiTheme="minorHAnsi"/>
+      <w:sz w:val="20"/>
+      <w:szCs w:val="20"/>
+    </w:rPr>
   </w:style>
 </w:styles>
 </file>
@@ -15758,4 +22026,16 @@
     </a:ext>
   </a:extLst>
 </a:theme>
+</file>
+
+<file path=customXml/item1.xml><?xml version="1.0" encoding="utf-8"?>
+<b:Sources xmlns:b="http://schemas.openxmlformats.org/officeDocument/2006/bibliography" xmlns="http://schemas.openxmlformats.org/officeDocument/2006/bibliography" SelectedStyle="/APASixthEditionOfficeOnline.xsl" StyleName="APA" Version="6"/>
+</file>
+
+<file path=customXml/itemProps1.xml><?xml version="1.0" encoding="utf-8"?>
+<ds:datastoreItem xmlns:ds="http://schemas.openxmlformats.org/officeDocument/2006/customXml" ds:itemID="{2F0924C4-402D-5047-A8E7-7319F2B2AF6F}">
+  <ds:schemaRefs>
+    <ds:schemaRef ds:uri="http://schemas.openxmlformats.org/officeDocument/2006/bibliography"/>
+  </ds:schemaRefs>
+</ds:datastoreItem>
 </file>